--- a/PA2/source/Group10-PA2-PeerReview.docx
+++ b/PA2/source/Group10-PA2-PeerReview.docx
@@ -4,62 +4,100 @@
   <w:body>
     <w:p>
       <w:pPr>
-        <w:spacing w:before="1400"/>
-        <w:jc w:val="center"/>
+        <w:spacing w:before="160" w:after="40"/>
       </w:pPr>
       <w:r>
         <w:rPr>
-          <w:rFonts w:ascii="Arial" w:hAnsi="Arial"/>
+          <w:rFonts w:ascii="Calibri" w:hAnsi="Calibri"/>
           <w:b/>
-          <w:color w:val="C66A1B"/>
-          <w:sz w:val="28"/>
+          <w:i w:val="0"/>
+          <w:color w:val="2E74B5"/>
+          <w:sz w:val="20"/>
         </w:rPr>
         <w:t>PROJECT ASSIGNMENT 2</w:t>
       </w:r>
     </w:p>
     <w:p>
       <w:pPr>
-        <w:pStyle w:val="Title"/>
-        <w:jc w:val="center"/>
+        <w:spacing w:before="0" w:after="80"/>
       </w:pPr>
       <w:r>
-        <w:t>Group10-PA2 Peer Review</w:t>
+        <w:rPr>
+          <w:rFonts w:ascii="Calibri" w:hAnsi="Calibri"/>
+          <w:b/>
+          <w:i w:val="0"/>
+          <w:color w:val="1F2937"/>
+          <w:sz w:val="48"/>
+        </w:rPr>
+        <w:t>Internal Instructor-Style Review</w:t>
       </w:r>
     </w:p>
     <w:p>
       <w:pPr>
-        <w:pStyle w:val="Subtitle"/>
-        <w:jc w:val="center"/>
+        <w:spacing w:after="240"/>
       </w:pPr>
       <w:r>
-        <w:t>Internal / simulated peer review for design QA</w:t>
+        <w:rPr>
+          <w:rFonts w:ascii="Calibri" w:hAnsi="Calibri"/>
+          <w:b w:val="0"/>
+          <w:i w:val="0"/>
+          <w:color w:val="5B6573"/>
+          <w:sz w:val="22"/>
+        </w:rPr>
+        <w:t>Group10 | FIFA.com and Chess.com | Final PA2 document review</w:t>
       </w:r>
     </w:p>
     <w:p>
       <w:pPr>
-        <w:spacing w:before="360"/>
-        <w:jc w:val="center"/>
+        <w:spacing w:before="0" w:after="200"/>
+        <w:ind w:left="202" w:right="202"/>
+        <w:shd w:fill="F4F6F9"/>
       </w:pPr>
       <w:r>
         <w:rPr>
-          <w:b/>
-          <w:color w:val="123B65"/>
-          <w:sz w:val="28"/>
+          <w:rFonts w:ascii="Calibri" w:hAnsi="Calibri"/>
+          <w:b w:val="0"/>
+          <w:i/>
+          <w:color w:val="1F2937"/>
+          <w:sz w:val="21"/>
         </w:rPr>
-        <w:t>FIFA.com and Chess.com</w:t>
+        <w:t>This review is an internal instructor-style evaluation prepared to check the PA2 deliverables against the assignment requirements. It is not presented as recorded lecturer feedback.</w:t>
+      </w:r>
+    </w:p>
+    <w:p>
+      <w:pPr>
+        <w:pStyle w:val="Heading1"/>
+      </w:pPr>
+      <w:r>
+        <w:t>1. Review Summary</w:t>
+      </w:r>
+    </w:p>
+    <w:p>
+      <w:r>
+        <w:t>The five main reports provide strong coverage of PA2 Requirements 1-4 and 6, with clear continuity from PA1, explicit research and analysis artifacts, six differentiated concepts, detailed use-case specifications, and a complete three-week process record. The main remaining concern is final consistency: captions must stay within visible evidence, voting values and charts must agree, proposal concepts must map cleanly to use-case or flow visuals, and TOC fields, pagination, tables, and diagrams must be checked after export.</w:t>
+      </w:r>
+    </w:p>
+    <w:p>
+      <w:pPr>
+        <w:pStyle w:val="Heading1"/>
+      </w:pPr>
+      <w:r>
+        <w:t>2. Comments and Team Responses</w:t>
       </w:r>
     </w:p>
     <w:tbl>
       <w:tblPr>
-        <w:tblStyle w:val="TableGrid"/>
-        <w:tblW w:type="auto" w:w="0"/>
-        <w:jc w:val="center"/>
+        <w:tblW w:type="dxa" w:w="13824"/>
+        <w:jc w:val="left"/>
         <w:tblLayout w:type="fixed"/>
         <w:tblLook w:firstColumn="1" w:firstRow="1" w:lastColumn="0" w:lastRow="0" w:noHBand="0" w:noVBand="1" w:val="04A0"/>
+        <w:tblInd w:w="120" w:type="dxa"/>
       </w:tblPr>
       <w:tblGrid>
-        <w:gridCol w:w="4819"/>
-        <w:gridCol w:w="4819"/>
+        <w:gridCol w:w="1800"/>
+        <w:gridCol w:w="4600"/>
+        <w:gridCol w:w="4200"/>
+        <w:gridCol w:w="3224"/>
       </w:tblGrid>
       <w:tr>
         <w:trPr>
@@ -67,8 +105,129 @@
         </w:trPr>
         <w:tc>
           <w:tcPr>
-            <w:tcW w:type="dxa" w:w="1928"/>
-            <w:shd w:fill="123B65"/>
+            <w:tcW w:type="dxa" w:w="1800"/>
+            <w:shd w:fill="2E74B5"/>
+            <w:tcMar>
+              <w:top w:w="100" w:type="dxa"/>
+              <w:start w:w="120" w:type="dxa"/>
+              <w:bottom w:w="100" w:type="dxa"/>
+              <w:end w:w="120" w:type="dxa"/>
+            </w:tcMar>
+            <w:vAlign w:val="center"/>
+          </w:tcPr>
+          <w:p>
+            <w:pPr>
+              <w:spacing w:after="0"/>
+              <w:jc w:val="left"/>
+            </w:pPr>
+            <w:r>
+              <w:rPr>
+                <w:rFonts w:ascii="Calibri" w:hAnsi="Calibri"/>
+                <w:b/>
+                <w:i w:val="0"/>
+                <w:color w:val="FFFFFF"/>
+                <w:sz w:val="19"/>
+              </w:rPr>
+              <w:t>Commenter</w:t>
+            </w:r>
+          </w:p>
+        </w:tc>
+        <w:tc>
+          <w:tcPr>
+            <w:tcW w:type="dxa" w:w="4600"/>
+            <w:shd w:fill="2E74B5"/>
+            <w:tcMar>
+              <w:top w:w="100" w:type="dxa"/>
+              <w:start w:w="120" w:type="dxa"/>
+              <w:bottom w:w="100" w:type="dxa"/>
+              <w:end w:w="120" w:type="dxa"/>
+            </w:tcMar>
+            <w:vAlign w:val="center"/>
+          </w:tcPr>
+          <w:p>
+            <w:pPr>
+              <w:spacing w:after="0"/>
+              <w:jc w:val="left"/>
+            </w:pPr>
+            <w:r>
+              <w:rPr>
+                <w:rFonts w:ascii="Calibri" w:hAnsi="Calibri"/>
+                <w:b/>
+                <w:i w:val="0"/>
+                <w:color w:val="FFFFFF"/>
+                <w:sz w:val="19"/>
+              </w:rPr>
+              <w:t>Feedback / Question</w:t>
+            </w:r>
+          </w:p>
+        </w:tc>
+        <w:tc>
+          <w:tcPr>
+            <w:tcW w:type="dxa" w:w="4200"/>
+            <w:shd w:fill="2E74B5"/>
+            <w:tcMar>
+              <w:top w:w="100" w:type="dxa"/>
+              <w:start w:w="120" w:type="dxa"/>
+              <w:bottom w:w="100" w:type="dxa"/>
+              <w:end w:w="120" w:type="dxa"/>
+            </w:tcMar>
+            <w:vAlign w:val="center"/>
+          </w:tcPr>
+          <w:p>
+            <w:pPr>
+              <w:spacing w:after="0"/>
+              <w:jc w:val="left"/>
+            </w:pPr>
+            <w:r>
+              <w:rPr>
+                <w:rFonts w:ascii="Calibri" w:hAnsi="Calibri"/>
+                <w:b/>
+                <w:i w:val="0"/>
+                <w:color w:val="FFFFFF"/>
+                <w:sz w:val="19"/>
+              </w:rPr>
+              <w:t>Group Response</w:t>
+            </w:r>
+          </w:p>
+        </w:tc>
+        <w:tc>
+          <w:tcPr>
+            <w:tcW w:type="dxa" w:w="3224"/>
+            <w:shd w:fill="2E74B5"/>
+            <w:tcMar>
+              <w:top w:w="100" w:type="dxa"/>
+              <w:start w:w="120" w:type="dxa"/>
+              <w:bottom w:w="100" w:type="dxa"/>
+              <w:end w:w="120" w:type="dxa"/>
+            </w:tcMar>
+            <w:vAlign w:val="center"/>
+          </w:tcPr>
+          <w:p>
+            <w:pPr>
+              <w:spacing w:after="0"/>
+              <w:jc w:val="left"/>
+            </w:pPr>
+            <w:r>
+              <w:rPr>
+                <w:rFonts w:ascii="Calibri" w:hAnsi="Calibri"/>
+                <w:b/>
+                <w:i w:val="0"/>
+                <w:color w:val="FFFFFF"/>
+                <w:sz w:val="19"/>
+              </w:rPr>
+              <w:t>Revision / Action</w:t>
+            </w:r>
+          </w:p>
+        </w:tc>
+      </w:tr>
+      <w:tr>
+        <w:trPr>
+          <w:cantSplit/>
+          <w:trHeight w:hRule="atLeast"/>
+        </w:trPr>
+        <w:tc>
+          <w:tcPr>
+            <w:tcW w:type="dxa" w:w="1800"/>
             <w:vAlign w:val="center"/>
             <w:tcMar>
               <w:top w:w="90" w:type="dxa"/>
@@ -79,52 +238,23 @@
           </w:tcPr>
           <w:p>
             <w:pPr>
-              <w:spacing w:after="40" w:before="20"/>
+              <w:spacing w:after="0" w:line="252" w:lineRule="auto"/>
             </w:pPr>
             <w:r>
               <w:rPr>
-                <w:rFonts w:ascii="Arial" w:hAnsi="Arial"/>
-                <w:b/>
+                <w:rFonts w:ascii="Calibri" w:hAnsi="Calibri"/>
+                <w:b w:val="0"/>
+                <w:i w:val="0"/>
                 <w:color w:val="1F2937"/>
-                <w:sz w:val="28"/>
+                <w:sz w:val="19"/>
               </w:rPr>
-              <w:t>Course</w:t>
+              <w:t>Simulated Instructor Reviewer</w:t>
             </w:r>
           </w:p>
         </w:tc>
         <w:tc>
           <w:tcPr>
-            <w:tcW w:type="dxa" w:w="6917"/>
-            <w:vAlign w:val="center"/>
-            <w:tcMar>
-              <w:top w:w="90" w:type="dxa"/>
-              <w:start w:w="120" w:type="dxa"/>
-              <w:bottom w:w="90" w:type="dxa"/>
-              <w:end w:w="120" w:type="dxa"/>
-            </w:tcMar>
-            <w:shd w:fill="123B65"/>
-          </w:tcPr>
-          <w:p>
-            <w:pPr>
-              <w:spacing w:after="40" w:before="20"/>
-            </w:pPr>
-            <w:r>
-              <w:rPr>
-                <w:rFonts w:ascii="Arial" w:hAnsi="Arial"/>
-                <w:b/>
-                <w:color w:val="1F2937"/>
-                <w:sz w:val="28"/>
-              </w:rPr>
-              <w:t>CSC13112 - UI/UX Design, FIT-HCMUS</w:t>
-            </w:r>
-          </w:p>
-        </w:tc>
-      </w:tr>
-      <w:tr>
-        <w:tc>
-          <w:tcPr>
-            <w:tcW w:type="dxa" w:w="1928"/>
-            <w:shd w:fill="EEF5E9"/>
+            <w:tcW w:type="dxa" w:w="4600"/>
             <w:vAlign w:val="center"/>
             <w:tcMar>
               <w:top w:w="90" w:type="dxa"/>
@@ -135,22 +265,23 @@
           </w:tcPr>
           <w:p>
             <w:pPr>
-              <w:spacing w:after="40" w:before="20"/>
+              <w:spacing w:after="0" w:line="252" w:lineRule="auto"/>
             </w:pPr>
             <w:r>
               <w:rPr>
-                <w:rFonts w:ascii="Arial" w:hAnsi="Arial"/>
-                <w:b/>
+                <w:rFonts w:ascii="Calibri" w:hAnsi="Calibri"/>
+                <w:b w:val="0"/>
+                <w:i w:val="0"/>
                 <w:color w:val="1F2937"/>
-                <w:sz w:val="28"/>
+                <w:sz w:val="19"/>
               </w:rPr>
-              <w:t>Group</w:t>
+              <w:t>Research structure is complete, but screenshot claims must always match visible pixels.</w:t>
             </w:r>
           </w:p>
         </w:tc>
         <w:tc>
           <w:tcPr>
-            <w:tcW w:type="dxa" w:w="6917"/>
+            <w:tcW w:type="dxa" w:w="4200"/>
             <w:vAlign w:val="center"/>
             <w:tcMar>
               <w:top w:w="90" w:type="dxa"/>
@@ -161,24 +292,23 @@
           </w:tcPr>
           <w:p>
             <w:pPr>
-              <w:spacing w:after="40" w:before="20"/>
+              <w:spacing w:after="0" w:line="252" w:lineRule="auto"/>
             </w:pPr>
             <w:r>
               <w:rPr>
-                <w:rFonts w:ascii="Arial" w:hAnsi="Arial"/>
+                <w:rFonts w:ascii="Calibri" w:hAnsi="Calibri"/>
+                <w:b w:val="0"/>
+                <w:i w:val="0"/>
                 <w:color w:val="1F2937"/>
-                <w:sz w:val="28"/>
+                <w:sz w:val="19"/>
               </w:rPr>
-              <w:t>Group10</w:t>
+              <w:t>The team checked captions and limited claims to visible states.</w:t>
             </w:r>
           </w:p>
         </w:tc>
-      </w:tr>
-      <w:tr>
         <w:tc>
           <w:tcPr>
-            <w:tcW w:type="dxa" w:w="1928"/>
-            <w:shd w:fill="EAF2F8"/>
+            <w:tcW w:type="dxa" w:w="3224"/>
             <w:vAlign w:val="center"/>
             <w:tcMar>
               <w:top w:w="90" w:type="dxa"/>
@@ -189,22 +319,147 @@
           </w:tcPr>
           <w:p>
             <w:pPr>
-              <w:spacing w:after="40" w:before="20"/>
+              <w:spacing w:after="0" w:line="252" w:lineRule="auto"/>
             </w:pPr>
             <w:r>
               <w:rPr>
-                <w:rFonts w:ascii="Arial" w:hAnsi="Arial"/>
-                <w:b/>
+                <w:rFonts w:ascii="Calibri" w:hAnsi="Calibri"/>
+                <w:b w:val="0"/>
+                <w:i w:val="0"/>
                 <w:color w:val="1F2937"/>
-                <w:sz w:val="28"/>
+                <w:sz w:val="19"/>
               </w:rPr>
-              <w:t>Team</w:t>
+              <w:t>Keep corrected FIFA ticket and pre-handoff captions.</w:t>
+            </w:r>
+          </w:p>
+        </w:tc>
+      </w:tr>
+      <w:tr>
+        <w:trPr>
+          <w:cantSplit/>
+          <w:trHeight w:hRule="atLeast"/>
+        </w:trPr>
+        <w:tc>
+          <w:tcPr>
+            <w:tcW w:type="dxa" w:w="1800"/>
+            <w:vAlign w:val="center"/>
+            <w:tcMar>
+              <w:top w:w="90" w:type="dxa"/>
+              <w:start w:w="120" w:type="dxa"/>
+              <w:bottom w:w="90" w:type="dxa"/>
+              <w:end w:w="120" w:type="dxa"/>
+            </w:tcMar>
+            <w:shd w:fill="F2F4F7"/>
+          </w:tcPr>
+          <w:p>
+            <w:pPr>
+              <w:spacing w:after="0" w:line="252" w:lineRule="auto"/>
+            </w:pPr>
+            <w:r>
+              <w:rPr>
+                <w:rFonts w:ascii="Calibri" w:hAnsi="Calibri"/>
+                <w:b w:val="0"/>
+                <w:i w:val="0"/>
+                <w:color w:val="1F2937"/>
+                <w:sz w:val="19"/>
+              </w:rPr>
+              <w:t>Simulated Instructor Reviewer</w:t>
             </w:r>
           </w:p>
         </w:tc>
         <w:tc>
           <w:tcPr>
-            <w:tcW w:type="dxa" w:w="6917"/>
+            <w:tcW w:type="dxa" w:w="4600"/>
+            <w:vAlign w:val="center"/>
+            <w:tcMar>
+              <w:top w:w="90" w:type="dxa"/>
+              <w:start w:w="120" w:type="dxa"/>
+              <w:bottom w:w="90" w:type="dxa"/>
+              <w:end w:w="120" w:type="dxa"/>
+            </w:tcMar>
+            <w:shd w:fill="F2F4F7"/>
+          </w:tcPr>
+          <w:p>
+            <w:pPr>
+              <w:spacing w:after="0" w:line="252" w:lineRule="auto"/>
+            </w:pPr>
+            <w:r>
+              <w:rPr>
+                <w:rFonts w:ascii="Calibri" w:hAnsi="Calibri"/>
+                <w:b w:val="0"/>
+                <w:i w:val="0"/>
+                <w:color w:val="1F2937"/>
+                <w:sz w:val="19"/>
+              </w:rPr>
+              <w:t>Affinity synthesis is clear, but voting totals and charts must remain consistent.</w:t>
+            </w:r>
+          </w:p>
+        </w:tc>
+        <w:tc>
+          <w:tcPr>
+            <w:tcW w:type="dxa" w:w="4200"/>
+            <w:vAlign w:val="center"/>
+            <w:tcMar>
+              <w:top w:w="90" w:type="dxa"/>
+              <w:start w:w="120" w:type="dxa"/>
+              <w:bottom w:w="90" w:type="dxa"/>
+              <w:end w:w="120" w:type="dxa"/>
+            </w:tcMar>
+            <w:shd w:fill="F2F4F7"/>
+          </w:tcPr>
+          <w:p>
+            <w:pPr>
+              <w:spacing w:after="0" w:line="252" w:lineRule="auto"/>
+            </w:pPr>
+            <w:r>
+              <w:rPr>
+                <w:rFonts w:ascii="Calibri" w:hAnsi="Calibri"/>
+                <w:b w:val="0"/>
+                <w:i w:val="0"/>
+                <w:color w:val="1F2937"/>
+                <w:sz w:val="19"/>
+              </w:rPr>
+              <w:t>The team cross-checked member totals and visualization values.</w:t>
+            </w:r>
+          </w:p>
+        </w:tc>
+        <w:tc>
+          <w:tcPr>
+            <w:tcW w:type="dxa" w:w="3224"/>
+            <w:vAlign w:val="center"/>
+            <w:tcMar>
+              <w:top w:w="90" w:type="dxa"/>
+              <w:start w:w="120" w:type="dxa"/>
+              <w:bottom w:w="90" w:type="dxa"/>
+              <w:end w:w="120" w:type="dxa"/>
+            </w:tcMar>
+            <w:shd w:fill="F2F4F7"/>
+          </w:tcPr>
+          <w:p>
+            <w:pPr>
+              <w:spacing w:after="0" w:line="252" w:lineRule="auto"/>
+            </w:pPr>
+            <w:r>
+              <w:rPr>
+                <w:rFonts w:ascii="Calibri" w:hAnsi="Calibri"/>
+                <w:b w:val="0"/>
+                <w:i w:val="0"/>
+                <w:color w:val="1F2937"/>
+                <w:sz w:val="19"/>
+              </w:rPr>
+              <w:t>Correct any mismatch before final export.</w:t>
+            </w:r>
+          </w:p>
+        </w:tc>
+      </w:tr>
+      <w:tr>
+        <w:trPr>
+          <w:cantSplit/>
+          <w:trHeight w:hRule="atLeast"/>
+        </w:trPr>
+        <w:tc>
+          <w:tcPr>
+            <w:tcW w:type="dxa" w:w="1800"/>
             <w:vAlign w:val="center"/>
             <w:tcMar>
               <w:top w:w="90" w:type="dxa"/>
@@ -215,24 +470,23 @@
           </w:tcPr>
           <w:p>
             <w:pPr>
-              <w:spacing w:after="40" w:before="20"/>
+              <w:spacing w:after="0" w:line="252" w:lineRule="auto"/>
             </w:pPr>
             <w:r>
               <w:rPr>
-                <w:rFonts w:ascii="Arial" w:hAnsi="Arial"/>
+                <w:rFonts w:ascii="Calibri" w:hAnsi="Calibri"/>
+                <w:b w:val="0"/>
+                <w:i w:val="0"/>
                 <w:color w:val="1F2937"/>
-                <w:sz w:val="28"/>
+                <w:sz w:val="19"/>
               </w:rPr>
-              <w:t>Le Minh (21127645); Nguyen Vu Bach (21127224); Pham Nguyen Gia Bao (20127119); Trang Minh Nhut (22127318)</w:t>
+              <w:t>Simulated Instructor Reviewer</w:t>
             </w:r>
           </w:p>
         </w:tc>
-      </w:tr>
-      <w:tr>
         <w:tc>
           <w:tcPr>
-            <w:tcW w:type="dxa" w:w="1928"/>
-            <w:shd w:fill="EEF5E9"/>
+            <w:tcW w:type="dxa" w:w="4600"/>
             <w:vAlign w:val="center"/>
             <w:tcMar>
               <w:top w:w="90" w:type="dxa"/>
@@ -243,22 +497,23 @@
           </w:tcPr>
           <w:p>
             <w:pPr>
-              <w:spacing w:after="40" w:before="20"/>
+              <w:spacing w:after="0" w:line="252" w:lineRule="auto"/>
             </w:pPr>
             <w:r>
               <w:rPr>
-                <w:rFonts w:ascii="Arial" w:hAnsi="Arial"/>
-                <w:b/>
+                <w:rFonts w:ascii="Calibri" w:hAnsi="Calibri"/>
+                <w:b w:val="0"/>
+                <w:i w:val="0"/>
                 <w:color w:val="1F2937"/>
-                <w:sz w:val="28"/>
+                <w:sz w:val="19"/>
               </w:rPr>
-              <w:t>Scope</w:t>
+              <w:t>The six alternatives satisfy the requirement for different concepts. Guided Concierge is detailed enough when branch and recovery flows are included.</w:t>
             </w:r>
           </w:p>
         </w:tc>
         <w:tc>
           <w:tcPr>
-            <w:tcW w:type="dxa" w:w="6917"/>
+            <w:tcW w:type="dxa" w:w="4200"/>
             <w:vAlign w:val="center"/>
             <w:tcMar>
               <w:top w:w="90" w:type="dxa"/>
@@ -269,174 +524,23 @@
           </w:tcPr>
           <w:p>
             <w:pPr>
-              <w:spacing w:after="40" w:before="20"/>
+              <w:spacing w:after="0" w:line="252" w:lineRule="auto"/>
             </w:pPr>
             <w:r>
               <w:rPr>
-                <w:rFonts w:ascii="Arial" w:hAnsi="Arial"/>
+                <w:rFonts w:ascii="Calibri" w:hAnsi="Calibri"/>
+                <w:b w:val="0"/>
+                <w:i w:val="0"/>
                 <w:color w:val="1F2937"/>
-                <w:sz w:val="28"/>
+                <w:sz w:val="19"/>
               </w:rPr>
-              <w:t>Internal / simulated peer review for design QA</w:t>
-            </w:r>
-          </w:p>
-        </w:tc>
-      </w:tr>
-    </w:tbl>
-    <w:p>
-      <w:r>
-        <w:br w:type="page"/>
-      </w:r>
-    </w:p>
-    <w:p>
-      <w:pPr>
-        <w:pStyle w:val="Heading1"/>
-      </w:pPr>
-      <w:r>
-        <w:t>Contents</w:t>
-      </w:r>
-    </w:p>
-    <w:p>
-      <w:r>
-        <w:t>[[TOC]]</w:t>
-      </w:r>
-    </w:p>
-    <w:p>
-      <w:r>
-        <w:br w:type="page"/>
-      </w:r>
-    </w:p>
-    <w:p>
-      <w:pPr>
-        <w:pStyle w:val="Heading1"/>
-      </w:pPr>
-      <w:r>
-        <w:t>INTERNAL / SIMULATED PEER REVIEW FOR DESIGN QA</w:t>
-      </w:r>
-    </w:p>
-    <w:tbl>
-      <w:tblPr>
-        <w:tblStyle w:val="TableGrid"/>
-        <w:tblW w:type="auto" w:w="0"/>
-        <w:tblLook w:firstColumn="1" w:firstRow="1" w:lastColumn="0" w:lastRow="0" w:noHBand="0" w:noVBand="1" w:val="04A0"/>
-      </w:tblPr>
-      <w:tblGrid>
-        <w:gridCol w:w="9638"/>
-      </w:tblGrid>
-      <w:tr>
-        <w:tc>
-          <w:tcPr>
-            <w:tcW w:type="dxa" w:w="9638"/>
-            <w:shd w:fill="EAF2F8"/>
-            <w:tcMar>
-              <w:top w:w="130" w:type="dxa"/>
-              <w:start w:w="160" w:type="dxa"/>
-              <w:bottom w:w="130" w:type="dxa"/>
-              <w:end w:w="160" w:type="dxa"/>
-            </w:tcMar>
-          </w:tcPr>
-          <w:p>
-            <w:r>
-              <w:rPr>
-                <w:b/>
-              </w:rPr>
-              <w:t xml:space="preserve">Review boundary: </w:t>
-            </w:r>
-            <w:r>
-              <w:t>No verified presentation feedback is available. The items below are an internal, simulated review of visible screenshots, diagrams, and report pages. They are not presented as comments from external peers.</w:t>
-            </w:r>
-          </w:p>
-        </w:tc>
-      </w:tr>
-    </w:tbl>
-    <w:p>
-      <w:pPr>
-        <w:spacing w:after="20"/>
-      </w:pPr>
-    </w:p>
-    <w:p>
-      <w:pPr>
-        <w:pStyle w:val="Heading2"/>
-      </w:pPr>
-      <w:r>
-        <w:t>QA-01 - FIFA mobile ticket cards</w:t>
-      </w:r>
-    </w:p>
-    <w:tbl>
-      <w:tblPr>
-        <w:tblStyle w:val="TableGrid"/>
-        <w:tblW w:type="auto" w:w="0"/>
-        <w:jc w:val="center"/>
-        <w:tblLayout w:type="fixed"/>
-        <w:tblLook w:firstColumn="1" w:firstRow="1" w:lastColumn="0" w:lastRow="0" w:noHBand="0" w:noVBand="1" w:val="04A0"/>
-      </w:tblPr>
-      <w:tblGrid>
-        <w:gridCol w:w="4819"/>
-        <w:gridCol w:w="4819"/>
-      </w:tblGrid>
-      <w:tr>
-        <w:trPr>
-          <w:tblHeader w:val="true"/>
-        </w:trPr>
-        <w:tc>
-          <w:tcPr>
-            <w:tcW w:type="dxa" w:w="2381"/>
-            <w:vAlign w:val="center"/>
-            <w:tcMar>
-              <w:top w:w="90" w:type="dxa"/>
-              <w:start w:w="120" w:type="dxa"/>
-              <w:bottom w:w="90" w:type="dxa"/>
-              <w:end w:w="120" w:type="dxa"/>
-            </w:tcMar>
-            <w:shd w:fill="123B65"/>
-          </w:tcPr>
-          <w:p>
-            <w:pPr>
-              <w:spacing w:after="40" w:before="20"/>
-            </w:pPr>
-            <w:r>
-              <w:rPr>
-                <w:rFonts w:ascii="Arial" w:hAnsi="Arial"/>
-                <w:b/>
-                <w:color w:val="FFFFFF"/>
-                <w:sz w:val="28"/>
-              </w:rPr>
-              <w:t>Field</w:t>
+              <w:t>The team keeps Status Dashboard as the recommendation and Guided Concierge / Alert-First Planner as parallel alternatives.</w:t>
             </w:r>
           </w:p>
         </w:tc>
         <w:tc>
           <w:tcPr>
-            <w:tcW w:type="dxa" w:w="6350"/>
-            <w:vAlign w:val="center"/>
-            <w:tcMar>
-              <w:top w:w="90" w:type="dxa"/>
-              <w:start w:w="120" w:type="dxa"/>
-              <w:bottom w:w="90" w:type="dxa"/>
-              <w:end w:w="120" w:type="dxa"/>
-            </w:tcMar>
-            <w:shd w:fill="123B65"/>
-          </w:tcPr>
-          <w:p>
-            <w:pPr>
-              <w:spacing w:after="40" w:before="20"/>
-            </w:pPr>
-            <w:r>
-              <w:rPr>
-                <w:rFonts w:ascii="Arial" w:hAnsi="Arial"/>
-                <w:b/>
-                <w:color w:val="FFFFFF"/>
-                <w:sz w:val="28"/>
-              </w:rPr>
-              <w:t>Review record</w:t>
-            </w:r>
-          </w:p>
-        </w:tc>
-      </w:tr>
-      <w:tr>
-        <w:tc>
-          <w:tcPr>
-            <w:tcW w:type="dxa" w:w="2381"/>
+            <w:tcW w:type="dxa" w:w="3224"/>
             <w:vAlign w:val="center"/>
             <w:tcMar>
               <w:top w:w="90" w:type="dxa"/>
@@ -447,21 +551,147 @@
           </w:tcPr>
           <w:p>
             <w:pPr>
-              <w:spacing w:after="40" w:before="20"/>
+              <w:spacing w:after="0" w:line="252" w:lineRule="auto"/>
             </w:pPr>
             <w:r>
               <w:rPr>
-                <w:rFonts w:ascii="Arial" w:hAnsi="Arial"/>
+                <w:rFonts w:ascii="Calibri" w:hAnsi="Calibri"/>
+                <w:b w:val="0"/>
+                <w:i w:val="0"/>
                 <w:color w:val="1F2937"/>
-                <w:sz w:val="28"/>
+                <w:sz w:val="19"/>
               </w:rPr>
-              <w:t>Screen or artifact</w:t>
+              <w:t>No major expansion needed.</w:t>
+            </w:r>
+          </w:p>
+        </w:tc>
+      </w:tr>
+      <w:tr>
+        <w:trPr>
+          <w:cantSplit/>
+          <w:trHeight w:hRule="atLeast"/>
+        </w:trPr>
+        <w:tc>
+          <w:tcPr>
+            <w:tcW w:type="dxa" w:w="1800"/>
+            <w:vAlign w:val="center"/>
+            <w:tcMar>
+              <w:top w:w="90" w:type="dxa"/>
+              <w:start w:w="120" w:type="dxa"/>
+              <w:bottom w:w="90" w:type="dxa"/>
+              <w:end w:w="120" w:type="dxa"/>
+            </w:tcMar>
+            <w:shd w:fill="F2F4F7"/>
+          </w:tcPr>
+          <w:p>
+            <w:pPr>
+              <w:spacing w:after="0" w:line="252" w:lineRule="auto"/>
+            </w:pPr>
+            <w:r>
+              <w:rPr>
+                <w:rFonts w:ascii="Calibri" w:hAnsi="Calibri"/>
+                <w:b w:val="0"/>
+                <w:i w:val="0"/>
+                <w:color w:val="1F2937"/>
+                <w:sz w:val="19"/>
+              </w:rPr>
+              <w:t>Simulated Instructor Reviewer</w:t>
             </w:r>
           </w:p>
         </w:tc>
         <w:tc>
           <w:tcPr>
-            <w:tcW w:type="dxa" w:w="6350"/>
+            <w:tcW w:type="dxa" w:w="4600"/>
+            <w:vAlign w:val="center"/>
+            <w:tcMar>
+              <w:top w:w="90" w:type="dxa"/>
+              <w:start w:w="120" w:type="dxa"/>
+              <w:bottom w:w="90" w:type="dxa"/>
+              <w:end w:w="120" w:type="dxa"/>
+            </w:tcMar>
+            <w:shd w:fill="F2F4F7"/>
+          </w:tcPr>
+          <w:p>
+            <w:pPr>
+              <w:spacing w:after="0" w:line="252" w:lineRule="auto"/>
+            </w:pPr>
+            <w:r>
+              <w:rPr>
+                <w:rFonts w:ascii="Calibri" w:hAnsi="Calibri"/>
+                <w:b w:val="0"/>
+                <w:i w:val="0"/>
+                <w:color w:val="1F2937"/>
+                <w:sz w:val="19"/>
+              </w:rPr>
+              <w:t>Use-case specifications are strong and include alternate/error paths. Ensure conceptual solutions are represented by use-case diagrams or flow models as required by the brief.</w:t>
+            </w:r>
+          </w:p>
+        </w:tc>
+        <w:tc>
+          <w:tcPr>
+            <w:tcW w:type="dxa" w:w="4200"/>
+            <w:vAlign w:val="center"/>
+            <w:tcMar>
+              <w:top w:w="90" w:type="dxa"/>
+              <w:start w:w="120" w:type="dxa"/>
+              <w:bottom w:w="90" w:type="dxa"/>
+              <w:end w:w="120" w:type="dxa"/>
+            </w:tcMar>
+            <w:shd w:fill="F2F4F7"/>
+          </w:tcPr>
+          <w:p>
+            <w:pPr>
+              <w:spacing w:after="0" w:line="252" w:lineRule="auto"/>
+            </w:pPr>
+            <w:r>
+              <w:rPr>
+                <w:rFonts w:ascii="Calibri" w:hAnsi="Calibri"/>
+                <w:b w:val="0"/>
+                <w:i w:val="0"/>
+                <w:color w:val="1F2937"/>
+                <w:sz w:val="19"/>
+              </w:rPr>
+              <w:t>The team checks mapping from all six proposal concepts to the use-case/flow section.</w:t>
+            </w:r>
+          </w:p>
+        </w:tc>
+        <w:tc>
+          <w:tcPr>
+            <w:tcW w:type="dxa" w:w="3224"/>
+            <w:vAlign w:val="center"/>
+            <w:tcMar>
+              <w:top w:w="90" w:type="dxa"/>
+              <w:start w:w="120" w:type="dxa"/>
+              <w:bottom w:w="90" w:type="dxa"/>
+              <w:end w:w="120" w:type="dxa"/>
+            </w:tcMar>
+            <w:shd w:fill="F2F4F7"/>
+          </w:tcPr>
+          <w:p>
+            <w:pPr>
+              <w:spacing w:after="0" w:line="252" w:lineRule="auto"/>
+            </w:pPr>
+            <w:r>
+              <w:rPr>
+                <w:rFonts w:ascii="Calibri" w:hAnsi="Calibri"/>
+                <w:b w:val="0"/>
+                <w:i w:val="0"/>
+                <w:color w:val="1F2937"/>
+                <w:sz w:val="19"/>
+              </w:rPr>
+              <w:t>Keep final diagrams and mappings consistent.</w:t>
+            </w:r>
+          </w:p>
+        </w:tc>
+      </w:tr>
+      <w:tr>
+        <w:trPr>
+          <w:cantSplit/>
+          <w:trHeight w:hRule="atLeast"/>
+        </w:trPr>
+        <w:tc>
+          <w:tcPr>
+            <w:tcW w:type="dxa" w:w="1800"/>
             <w:vAlign w:val="center"/>
             <w:tcMar>
               <w:top w:w="90" w:type="dxa"/>
@@ -472,23 +702,23 @@
           </w:tcPr>
           <w:p>
             <w:pPr>
-              <w:spacing w:after="40" w:before="20"/>
+              <w:spacing w:after="0" w:line="252" w:lineRule="auto"/>
             </w:pPr>
             <w:r>
               <w:rPr>
-                <w:rFonts w:ascii="Arial" w:hAnsi="Arial"/>
+                <w:rFonts w:ascii="Calibri" w:hAnsi="Calibri"/>
+                <w:b w:val="0"/>
+                <w:i w:val="0"/>
                 <w:color w:val="1F2937"/>
-                <w:sz w:val="28"/>
+                <w:sz w:val="19"/>
               </w:rPr>
-              <w:t>FIFA mobile ticket cards</w:t>
+              <w:t>Simulated Instructor Reviewer</w:t>
             </w:r>
           </w:p>
         </w:tc>
-      </w:tr>
-      <w:tr>
         <w:tc>
           <w:tcPr>
-            <w:tcW w:type="dxa" w:w="2381"/>
+            <w:tcW w:type="dxa" w:w="4600"/>
             <w:vAlign w:val="center"/>
             <w:tcMar>
               <w:top w:w="90" w:type="dxa"/>
@@ -499,21 +729,23 @@
           </w:tcPr>
           <w:p>
             <w:pPr>
-              <w:spacing w:after="40" w:before="20"/>
+              <w:spacing w:after="0" w:line="252" w:lineRule="auto"/>
             </w:pPr>
             <w:r>
               <w:rPr>
-                <w:rFonts w:ascii="Arial" w:hAnsi="Arial"/>
+                <w:rFonts w:ascii="Calibri" w:hAnsi="Calibri"/>
+                <w:b w:val="0"/>
+                <w:i w:val="0"/>
                 <w:color w:val="1F2937"/>
-                <w:sz w:val="28"/>
+                <w:sz w:val="19"/>
               </w:rPr>
-              <w:t>Issue</w:t>
+              <w:t>The three-week process and member contributions are clear. TOC and page numbers must match the final document.</w:t>
             </w:r>
           </w:p>
         </w:tc>
         <w:tc>
           <w:tcPr>
-            <w:tcW w:type="dxa" w:w="6350"/>
+            <w:tcW w:type="dxa" w:w="4200"/>
             <w:vAlign w:val="center"/>
             <w:tcMar>
               <w:top w:w="90" w:type="dxa"/>
@@ -524,23 +756,23 @@
           </w:tcPr>
           <w:p>
             <w:pPr>
-              <w:spacing w:after="40" w:before="20"/>
+              <w:spacing w:after="0" w:line="252" w:lineRule="auto"/>
             </w:pPr>
             <w:r>
               <w:rPr>
-                <w:rFonts w:ascii="Arial" w:hAnsi="Arial"/>
+                <w:rFonts w:ascii="Calibri" w:hAnsi="Calibri"/>
+                <w:b w:val="0"/>
+                <w:i w:val="0"/>
                 <w:color w:val="1F2937"/>
-                <w:sz w:val="28"/>
+                <w:sz w:val="19"/>
               </w:rPr>
-              <w:t>The selected tournament can move below a long vertical card stack.</w:t>
+              <w:t>The team updates fields before export.</w:t>
             </w:r>
           </w:p>
         </w:tc>
-      </w:tr>
-      <w:tr>
         <w:tc>
           <w:tcPr>
-            <w:tcW w:type="dxa" w:w="2381"/>
+            <w:tcW w:type="dxa" w:w="3224"/>
             <w:vAlign w:val="center"/>
             <w:tcMar>
               <w:top w:w="90" w:type="dxa"/>
@@ -551,21 +783,147 @@
           </w:tcPr>
           <w:p>
             <w:pPr>
-              <w:spacing w:after="40" w:before="20"/>
+              <w:spacing w:after="0" w:line="252" w:lineRule="auto"/>
             </w:pPr>
             <w:r>
               <w:rPr>
-                <w:rFonts w:ascii="Arial" w:hAnsi="Arial"/>
+                <w:rFonts w:ascii="Calibri" w:hAnsi="Calibri"/>
+                <w:b w:val="0"/>
+                <w:i w:val="0"/>
                 <w:color w:val="1F2937"/>
-                <w:sz w:val="28"/>
+                <w:sz w:val="19"/>
               </w:rPr>
-              <w:t>Severity</w:t>
+              <w:t>Refresh TOC.</w:t>
+            </w:r>
+          </w:p>
+        </w:tc>
+      </w:tr>
+      <w:tr>
+        <w:trPr>
+          <w:cantSplit/>
+          <w:trHeight w:hRule="atLeast"/>
+        </w:trPr>
+        <w:tc>
+          <w:tcPr>
+            <w:tcW w:type="dxa" w:w="1800"/>
+            <w:vAlign w:val="center"/>
+            <w:tcMar>
+              <w:top w:w="90" w:type="dxa"/>
+              <w:start w:w="120" w:type="dxa"/>
+              <w:bottom w:w="90" w:type="dxa"/>
+              <w:end w:w="120" w:type="dxa"/>
+            </w:tcMar>
+            <w:shd w:fill="F2F4F7"/>
+          </w:tcPr>
+          <w:p>
+            <w:pPr>
+              <w:spacing w:after="0" w:line="252" w:lineRule="auto"/>
+            </w:pPr>
+            <w:r>
+              <w:rPr>
+                <w:rFonts w:ascii="Calibri" w:hAnsi="Calibri"/>
+                <w:b w:val="0"/>
+                <w:i w:val="0"/>
+                <w:color w:val="1F2937"/>
+                <w:sz w:val="19"/>
+              </w:rPr>
+              <w:t>Simulated Instructor Reviewer</w:t>
             </w:r>
           </w:p>
         </w:tc>
         <w:tc>
           <w:tcPr>
-            <w:tcW w:type="dxa" w:w="6350"/>
+            <w:tcW w:type="dxa" w:w="4600"/>
+            <w:vAlign w:val="center"/>
+            <w:tcMar>
+              <w:top w:w="90" w:type="dxa"/>
+              <w:start w:w="120" w:type="dxa"/>
+              <w:bottom w:w="90" w:type="dxa"/>
+              <w:end w:w="120" w:type="dxa"/>
+            </w:tcMar>
+            <w:shd w:fill="F2F4F7"/>
+          </w:tcPr>
+          <w:p>
+            <w:pPr>
+              <w:spacing w:after="0" w:line="252" w:lineRule="auto"/>
+            </w:pPr>
+            <w:r>
+              <w:rPr>
+                <w:rFonts w:ascii="Calibri" w:hAnsi="Calibri"/>
+                <w:b w:val="0"/>
+                <w:i w:val="0"/>
+                <w:color w:val="1F2937"/>
+                <w:sz w:val="19"/>
+              </w:rPr>
+              <w:t>Large tables and diagrams should remain readable at normal page size.</w:t>
+            </w:r>
+          </w:p>
+        </w:tc>
+        <w:tc>
+          <w:tcPr>
+            <w:tcW w:type="dxa" w:w="4200"/>
+            <w:vAlign w:val="center"/>
+            <w:tcMar>
+              <w:top w:w="90" w:type="dxa"/>
+              <w:start w:w="120" w:type="dxa"/>
+              <w:bottom w:w="90" w:type="dxa"/>
+              <w:end w:w="120" w:type="dxa"/>
+            </w:tcMar>
+            <w:shd w:fill="F2F4F7"/>
+          </w:tcPr>
+          <w:p>
+            <w:pPr>
+              <w:spacing w:after="0" w:line="252" w:lineRule="auto"/>
+            </w:pPr>
+            <w:r>
+              <w:rPr>
+                <w:rFonts w:ascii="Calibri" w:hAnsi="Calibri"/>
+                <w:b w:val="0"/>
+                <w:i w:val="0"/>
+                <w:color w:val="1F2937"/>
+                <w:sz w:val="19"/>
+              </w:rPr>
+              <w:t>The team uses landscape or split tables where needed.</w:t>
+            </w:r>
+          </w:p>
+        </w:tc>
+        <w:tc>
+          <w:tcPr>
+            <w:tcW w:type="dxa" w:w="3224"/>
+            <w:vAlign w:val="center"/>
+            <w:tcMar>
+              <w:top w:w="90" w:type="dxa"/>
+              <w:start w:w="120" w:type="dxa"/>
+              <w:bottom w:w="90" w:type="dxa"/>
+              <w:end w:w="120" w:type="dxa"/>
+            </w:tcMar>
+            <w:shd w:fill="F2F4F7"/>
+          </w:tcPr>
+          <w:p>
+            <w:pPr>
+              <w:spacing w:after="0" w:line="252" w:lineRule="auto"/>
+            </w:pPr>
+            <w:r>
+              <w:rPr>
+                <w:rFonts w:ascii="Calibri" w:hAnsi="Calibri"/>
+                <w:b w:val="0"/>
+                <w:i w:val="0"/>
+                <w:color w:val="1F2937"/>
+                <w:sz w:val="19"/>
+              </w:rPr>
+              <w:t>Verify final pagination before export.</w:t>
+            </w:r>
+          </w:p>
+        </w:tc>
+      </w:tr>
+      <w:tr>
+        <w:trPr>
+          <w:cantSplit/>
+          <w:trHeight w:hRule="atLeast"/>
+        </w:trPr>
+        <w:tc>
+          <w:tcPr>
+            <w:tcW w:type="dxa" w:w="1800"/>
             <w:vAlign w:val="center"/>
             <w:tcMar>
               <w:top w:w="90" w:type="dxa"/>
@@ -576,23 +934,23 @@
           </w:tcPr>
           <w:p>
             <w:pPr>
-              <w:spacing w:after="40" w:before="20"/>
+              <w:spacing w:after="0" w:line="252" w:lineRule="auto"/>
             </w:pPr>
             <w:r>
               <w:rPr>
-                <w:rFonts w:ascii="Arial" w:hAnsi="Arial"/>
+                <w:rFonts w:ascii="Calibri" w:hAnsi="Calibri"/>
+                <w:b w:val="0"/>
+                <w:i w:val="0"/>
                 <w:color w:val="1F2937"/>
-                <w:sz w:val="28"/>
+                <w:sz w:val="19"/>
               </w:rPr>
-              <w:t>High</w:t>
+              <w:t>Simulated Instructor Reviewer</w:t>
             </w:r>
           </w:p>
         </w:tc>
-      </w:tr>
-      <w:tr>
         <w:tc>
           <w:tcPr>
-            <w:tcW w:type="dxa" w:w="2381"/>
+            <w:tcW w:type="dxa" w:w="4600"/>
             <w:vAlign w:val="center"/>
             <w:tcMar>
               <w:top w:w="90" w:type="dxa"/>
@@ -603,21 +961,23 @@
           </w:tcPr>
           <w:p>
             <w:pPr>
-              <w:spacing w:after="40" w:before="20"/>
+              <w:spacing w:after="0" w:line="252" w:lineRule="auto"/>
             </w:pPr>
             <w:r>
               <w:rPr>
-                <w:rFonts w:ascii="Arial" w:hAnsi="Arial"/>
+                <w:rFonts w:ascii="Calibri" w:hAnsi="Calibri"/>
+                <w:b w:val="0"/>
+                <w:i w:val="0"/>
                 <w:color w:val="1F2937"/>
-                <w:sz w:val="28"/>
+                <w:sz w:val="19"/>
               </w:rPr>
-              <w:t>Reason</w:t>
+              <w:t>The practical difficulties section is useful because it shows what changed during the project.</w:t>
             </w:r>
           </w:p>
         </w:tc>
         <w:tc>
           <w:tcPr>
-            <w:tcW w:type="dxa" w:w="6350"/>
+            <w:tcW w:type="dxa" w:w="4200"/>
             <w:vAlign w:val="center"/>
             <w:tcMar>
               <w:top w:w="90" w:type="dxa"/>
@@ -628,23 +988,23 @@
           </w:tcPr>
           <w:p>
             <w:pPr>
-              <w:spacing w:after="40" w:before="20"/>
+              <w:spacing w:after="0" w:line="252" w:lineRule="auto"/>
             </w:pPr>
             <w:r>
               <w:rPr>
-                <w:rFonts w:ascii="Arial" w:hAnsi="Arial"/>
+                <w:rFonts w:ascii="Calibri" w:hAnsi="Calibri"/>
+                <w:b w:val="0"/>
+                <w:i w:val="0"/>
                 <w:color w:val="1F2937"/>
-                <w:sz w:val="28"/>
+                <w:sz w:val="19"/>
               </w:rPr>
-              <w:t>The mobile capture shows repeated stacked cards before later options.</w:t>
+              <w:t>The team keeps concise examples from screenshot validation, long-page layout, affinity synthesis, and prototype revision.</w:t>
             </w:r>
           </w:p>
         </w:tc>
-      </w:tr>
-      <w:tr>
         <w:tc>
           <w:tcPr>
-            <w:tcW w:type="dxa" w:w="2381"/>
+            <w:tcW w:type="dxa" w:w="3224"/>
             <w:vAlign w:val="center"/>
             <w:tcMar>
               <w:top w:w="90" w:type="dxa"/>
@@ -655,21 +1015,29 @@
           </w:tcPr>
           <w:p>
             <w:pPr>
-              <w:spacing w:after="40" w:before="20"/>
+              <w:spacing w:after="0" w:line="252" w:lineRule="auto"/>
             </w:pPr>
             <w:r>
               <w:rPr>
-                <w:rFonts w:ascii="Arial" w:hAnsi="Arial"/>
+                <w:rFonts w:ascii="Calibri" w:hAnsi="Calibri"/>
+                <w:b w:val="0"/>
+                <w:i w:val="0"/>
                 <w:color w:val="1F2937"/>
-                <w:sz w:val="28"/>
+                <w:sz w:val="19"/>
               </w:rPr>
-              <w:t>Recommendation</w:t>
+              <w:t>Keep section concise.</w:t>
             </w:r>
           </w:p>
         </w:tc>
+      </w:tr>
+      <w:tr>
+        <w:trPr>
+          <w:cantSplit/>
+          <w:trHeight w:hRule="atLeast"/>
+        </w:trPr>
         <w:tc>
           <w:tcPr>
-            <w:tcW w:type="dxa" w:w="6350"/>
+            <w:tcW w:type="dxa" w:w="1800"/>
             <w:vAlign w:val="center"/>
             <w:tcMar>
               <w:top w:w="90" w:type="dxa"/>
@@ -677,26 +1045,27 @@
               <w:bottom w:w="90" w:type="dxa"/>
               <w:end w:w="120" w:type="dxa"/>
             </w:tcMar>
+            <w:shd w:fill="F2F4F7"/>
           </w:tcPr>
           <w:p>
             <w:pPr>
-              <w:spacing w:after="40" w:before="20"/>
+              <w:spacing w:after="0" w:line="252" w:lineRule="auto"/>
             </w:pPr>
             <w:r>
               <w:rPr>
-                <w:rFonts w:ascii="Arial" w:hAnsi="Arial"/>
+                <w:rFonts w:ascii="Calibri" w:hAnsi="Calibri"/>
+                <w:b w:val="0"/>
+                <w:i w:val="0"/>
                 <w:color w:val="1F2937"/>
-                <w:sz w:val="28"/>
+                <w:sz w:val="19"/>
               </w:rPr>
-              <w:t>Keep the selected tournament and current state in a compact summary.</w:t>
+              <w:t>Simulated Instructor Reviewer</w:t>
             </w:r>
           </w:p>
         </w:tc>
-      </w:tr>
-      <w:tr>
         <w:tc>
           <w:tcPr>
-            <w:tcW w:type="dxa" w:w="2381"/>
+            <w:tcW w:type="dxa" w:w="4600"/>
             <w:vAlign w:val="center"/>
             <w:tcMar>
               <w:top w:w="90" w:type="dxa"/>
@@ -704,24 +1073,27 @@
               <w:bottom w:w="90" w:type="dxa"/>
               <w:end w:w="120" w:type="dxa"/>
             </w:tcMar>
+            <w:shd w:fill="F2F4F7"/>
           </w:tcPr>
           <w:p>
             <w:pPr>
-              <w:spacing w:after="40" w:before="20"/>
+              <w:spacing w:after="0" w:line="252" w:lineRule="auto"/>
             </w:pPr>
             <w:r>
               <w:rPr>
-                <w:rFonts w:ascii="Arial" w:hAnsi="Arial"/>
+                <w:rFonts w:ascii="Calibri" w:hAnsi="Calibri"/>
+                <w:b w:val="0"/>
+                <w:i w:val="0"/>
                 <w:color w:val="1F2937"/>
-                <w:sz w:val="28"/>
+                <w:sz w:val="19"/>
               </w:rPr>
-              <w:t>Affected report</w:t>
+              <w:t>The project shows clear continuity from PA1 to two focused PA2 problems and is well prepared for PA3 prototyping.</w:t>
             </w:r>
           </w:p>
         </w:tc>
         <w:tc>
           <w:tcPr>
-            <w:tcW w:type="dxa" w:w="6350"/>
+            <w:tcW w:type="dxa" w:w="4200"/>
             <w:vAlign w:val="center"/>
             <w:tcMar>
               <w:top w:w="90" w:type="dxa"/>
@@ -729,26 +1101,27 @@
               <w:bottom w:w="90" w:type="dxa"/>
               <w:end w:w="120" w:type="dxa"/>
             </w:tcMar>
+            <w:shd w:fill="F2F4F7"/>
           </w:tcPr>
           <w:p>
             <w:pPr>
-              <w:spacing w:after="40" w:before="20"/>
+              <w:spacing w:after="0" w:line="252" w:lineRule="auto"/>
             </w:pPr>
             <w:r>
               <w:rPr>
-                <w:rFonts w:ascii="Arial" w:hAnsi="Arial"/>
+                <w:rFonts w:ascii="Calibri" w:hAnsi="Calibri"/>
+                <w:b w:val="0"/>
+                <w:i w:val="0"/>
                 <w:color w:val="1F2937"/>
-                <w:sz w:val="28"/>
+                <w:sz w:val="19"/>
               </w:rPr>
-              <w:t>Project Proposal; Use Case Document</w:t>
+              <w:t>The team will validate the selected concepts in PA3.</w:t>
             </w:r>
           </w:p>
         </w:tc>
-      </w:tr>
-      <w:tr>
         <w:tc>
           <w:tcPr>
-            <w:tcW w:type="dxa" w:w="2381"/>
+            <w:tcW w:type="dxa" w:w="3224"/>
             <w:vAlign w:val="center"/>
             <w:tcMar>
               <w:top w:w="90" w:type="dxa"/>
@@ -756,3071 +1129,21 @@
               <w:bottom w:w="90" w:type="dxa"/>
               <w:end w:w="120" w:type="dxa"/>
             </w:tcMar>
+            <w:shd w:fill="F2F4F7"/>
           </w:tcPr>
           <w:p>
             <w:pPr>
-              <w:spacing w:after="40" w:before="20"/>
+              <w:spacing w:after="0" w:line="252" w:lineRule="auto"/>
             </w:pPr>
             <w:r>
               <w:rPr>
-                <w:rFonts w:ascii="Arial" w:hAnsi="Arial"/>
+                <w:rFonts w:ascii="Calibri" w:hAnsi="Calibri"/>
+                <w:b w:val="0"/>
+                <w:i w:val="0"/>
                 <w:color w:val="1F2937"/>
-                <w:sz w:val="28"/>
+                <w:sz w:val="19"/>
               </w:rPr>
-              <w:t>Action taken</w:t>
-            </w:r>
-          </w:p>
-        </w:tc>
-        <w:tc>
-          <w:tcPr>
-            <w:tcW w:type="dxa" w:w="6350"/>
-            <w:vAlign w:val="center"/>
-            <w:tcMar>
-              <w:top w:w="90" w:type="dxa"/>
-              <w:start w:w="120" w:type="dxa"/>
-              <w:bottom w:w="90" w:type="dxa"/>
-              <w:end w:w="120" w:type="dxa"/>
-            </w:tcMar>
-          </w:tcPr>
-          <w:p>
-            <w:pPr>
-              <w:spacing w:after="40" w:before="20"/>
-            </w:pPr>
-            <w:r>
-              <w:rPr>
-                <w:rFonts w:ascii="Arial" w:hAnsi="Arial"/>
-                <w:color w:val="1F2937"/>
-                <w:sz w:val="28"/>
-              </w:rPr>
-              <w:t>Added persistent context to the Concierge and F-UC01 visual.</w:t>
-            </w:r>
-          </w:p>
-        </w:tc>
-      </w:tr>
-      <w:tr>
-        <w:tc>
-          <w:tcPr>
-            <w:tcW w:type="dxa" w:w="2381"/>
-            <w:vAlign w:val="center"/>
-            <w:tcMar>
-              <w:top w:w="90" w:type="dxa"/>
-              <w:start w:w="120" w:type="dxa"/>
-              <w:bottom w:w="90" w:type="dxa"/>
-              <w:end w:w="120" w:type="dxa"/>
-            </w:tcMar>
-          </w:tcPr>
-          <w:p>
-            <w:pPr>
-              <w:spacing w:after="40" w:before="20"/>
-            </w:pPr>
-            <w:r>
-              <w:rPr>
-                <w:rFonts w:ascii="Arial" w:hAnsi="Arial"/>
-                <w:color w:val="1F2937"/>
-                <w:sz w:val="28"/>
-              </w:rPr>
-              <w:t>Result after revision</w:t>
-            </w:r>
-          </w:p>
-        </w:tc>
-        <w:tc>
-          <w:tcPr>
-            <w:tcW w:type="dxa" w:w="6350"/>
-            <w:vAlign w:val="center"/>
-            <w:tcMar>
-              <w:top w:w="90" w:type="dxa"/>
-              <w:start w:w="120" w:type="dxa"/>
-              <w:bottom w:w="90" w:type="dxa"/>
-              <w:end w:w="120" w:type="dxa"/>
-            </w:tcMar>
-          </w:tcPr>
-          <w:p>
-            <w:pPr>
-              <w:spacing w:after="40" w:before="20"/>
-            </w:pPr>
-            <w:r>
-              <w:rPr>
-                <w:rFonts w:ascii="Arial" w:hAnsi="Arial"/>
-                <w:color w:val="1F2937"/>
-                <w:sz w:val="28"/>
-              </w:rPr>
-              <w:t>The next decision remains visible after filters change.</w:t>
-            </w:r>
-          </w:p>
-        </w:tc>
-      </w:tr>
-    </w:tbl>
-    <w:p>
-      <w:pPr>
-        <w:pStyle w:val="Heading2"/>
-      </w:pPr>
-      <w:r>
-        <w:t>QA-02 - Chess mobile lessons</w:t>
-      </w:r>
-    </w:p>
-    <w:tbl>
-      <w:tblPr>
-        <w:tblStyle w:val="TableGrid"/>
-        <w:tblW w:type="auto" w:w="0"/>
-        <w:jc w:val="center"/>
-        <w:tblLayout w:type="fixed"/>
-        <w:tblLook w:firstColumn="1" w:firstRow="1" w:lastColumn="0" w:lastRow="0" w:noHBand="0" w:noVBand="1" w:val="04A0"/>
-      </w:tblPr>
-      <w:tblGrid>
-        <w:gridCol w:w="4819"/>
-        <w:gridCol w:w="4819"/>
-      </w:tblGrid>
-      <w:tr>
-        <w:trPr>
-          <w:tblHeader w:val="true"/>
-        </w:trPr>
-        <w:tc>
-          <w:tcPr>
-            <w:tcW w:type="dxa" w:w="2381"/>
-            <w:vAlign w:val="center"/>
-            <w:tcMar>
-              <w:top w:w="90" w:type="dxa"/>
-              <w:start w:w="120" w:type="dxa"/>
-              <w:bottom w:w="90" w:type="dxa"/>
-              <w:end w:w="120" w:type="dxa"/>
-            </w:tcMar>
-            <w:shd w:fill="123B65"/>
-          </w:tcPr>
-          <w:p>
-            <w:pPr>
-              <w:spacing w:after="40" w:before="20"/>
-            </w:pPr>
-            <w:r>
-              <w:rPr>
-                <w:rFonts w:ascii="Arial" w:hAnsi="Arial"/>
-                <w:b/>
-                <w:color w:val="FFFFFF"/>
-                <w:sz w:val="28"/>
-              </w:rPr>
-              <w:t>Field</w:t>
-            </w:r>
-          </w:p>
-        </w:tc>
-        <w:tc>
-          <w:tcPr>
-            <w:tcW w:type="dxa" w:w="6350"/>
-            <w:vAlign w:val="center"/>
-            <w:tcMar>
-              <w:top w:w="90" w:type="dxa"/>
-              <w:start w:w="120" w:type="dxa"/>
-              <w:bottom w:w="90" w:type="dxa"/>
-              <w:end w:w="120" w:type="dxa"/>
-            </w:tcMar>
-            <w:shd w:fill="123B65"/>
-          </w:tcPr>
-          <w:p>
-            <w:pPr>
-              <w:spacing w:after="40" w:before="20"/>
-            </w:pPr>
-            <w:r>
-              <w:rPr>
-                <w:rFonts w:ascii="Arial" w:hAnsi="Arial"/>
-                <w:b/>
-                <w:color w:val="FFFFFF"/>
-                <w:sz w:val="28"/>
-              </w:rPr>
-              <w:t>Review record</w:t>
-            </w:r>
-          </w:p>
-        </w:tc>
-      </w:tr>
-      <w:tr>
-        <w:tc>
-          <w:tcPr>
-            <w:tcW w:type="dxa" w:w="2381"/>
-            <w:vAlign w:val="center"/>
-            <w:tcMar>
-              <w:top w:w="90" w:type="dxa"/>
-              <w:start w:w="120" w:type="dxa"/>
-              <w:bottom w:w="90" w:type="dxa"/>
-              <w:end w:w="120" w:type="dxa"/>
-            </w:tcMar>
-          </w:tcPr>
-          <w:p>
-            <w:pPr>
-              <w:spacing w:after="40" w:before="20"/>
-            </w:pPr>
-            <w:r>
-              <w:rPr>
-                <w:rFonts w:ascii="Arial" w:hAnsi="Arial"/>
-                <w:color w:val="1F2937"/>
-                <w:sz w:val="28"/>
-              </w:rPr>
-              <w:t>Screen or artifact</w:t>
-            </w:r>
-          </w:p>
-        </w:tc>
-        <w:tc>
-          <w:tcPr>
-            <w:tcW w:type="dxa" w:w="6350"/>
-            <w:vAlign w:val="center"/>
-            <w:tcMar>
-              <w:top w:w="90" w:type="dxa"/>
-              <w:start w:w="120" w:type="dxa"/>
-              <w:bottom w:w="90" w:type="dxa"/>
-              <w:end w:w="120" w:type="dxa"/>
-            </w:tcMar>
-          </w:tcPr>
-          <w:p>
-            <w:pPr>
-              <w:spacing w:after="40" w:before="20"/>
-            </w:pPr>
-            <w:r>
-              <w:rPr>
-                <w:rFonts w:ascii="Arial" w:hAnsi="Arial"/>
-                <w:color w:val="1F2937"/>
-                <w:sz w:val="28"/>
-              </w:rPr>
-              <w:t>Chess mobile lessons</w:t>
-            </w:r>
-          </w:p>
-        </w:tc>
-      </w:tr>
-      <w:tr>
-        <w:tc>
-          <w:tcPr>
-            <w:tcW w:type="dxa" w:w="2381"/>
-            <w:vAlign w:val="center"/>
-            <w:tcMar>
-              <w:top w:w="90" w:type="dxa"/>
-              <w:start w:w="120" w:type="dxa"/>
-              <w:bottom w:w="90" w:type="dxa"/>
-              <w:end w:w="120" w:type="dxa"/>
-            </w:tcMar>
-          </w:tcPr>
-          <w:p>
-            <w:pPr>
-              <w:spacing w:after="40" w:before="20"/>
-            </w:pPr>
-            <w:r>
-              <w:rPr>
-                <w:rFonts w:ascii="Arial" w:hAnsi="Arial"/>
-                <w:color w:val="1F2937"/>
-                <w:sz w:val="28"/>
-              </w:rPr>
-              <w:t>Issue</w:t>
-            </w:r>
-          </w:p>
-        </w:tc>
-        <w:tc>
-          <w:tcPr>
-            <w:tcW w:type="dxa" w:w="6350"/>
-            <w:vAlign w:val="center"/>
-            <w:tcMar>
-              <w:top w:w="90" w:type="dxa"/>
-              <w:start w:w="120" w:type="dxa"/>
-              <w:bottom w:w="90" w:type="dxa"/>
-              <w:end w:w="120" w:type="dxa"/>
-            </w:tcMar>
-          </w:tcPr>
-          <w:p>
-            <w:pPr>
-              <w:spacing w:after="40" w:before="20"/>
-            </w:pPr>
-            <w:r>
-              <w:rPr>
-                <w:rFonts w:ascii="Arial" w:hAnsi="Arial"/>
-                <w:color w:val="1F2937"/>
-                <w:sz w:val="28"/>
-              </w:rPr>
-              <w:t>The long lesson list makes the next beginner task hard to locate.</w:t>
-            </w:r>
-          </w:p>
-        </w:tc>
-      </w:tr>
-      <w:tr>
-        <w:tc>
-          <w:tcPr>
-            <w:tcW w:type="dxa" w:w="2381"/>
-            <w:vAlign w:val="center"/>
-            <w:tcMar>
-              <w:top w:w="90" w:type="dxa"/>
-              <w:start w:w="120" w:type="dxa"/>
-              <w:bottom w:w="90" w:type="dxa"/>
-              <w:end w:w="120" w:type="dxa"/>
-            </w:tcMar>
-          </w:tcPr>
-          <w:p>
-            <w:pPr>
-              <w:spacing w:after="40" w:before="20"/>
-            </w:pPr>
-            <w:r>
-              <w:rPr>
-                <w:rFonts w:ascii="Arial" w:hAnsi="Arial"/>
-                <w:color w:val="1F2937"/>
-                <w:sz w:val="28"/>
-              </w:rPr>
-              <w:t>Severity</w:t>
-            </w:r>
-          </w:p>
-        </w:tc>
-        <w:tc>
-          <w:tcPr>
-            <w:tcW w:type="dxa" w:w="6350"/>
-            <w:vAlign w:val="center"/>
-            <w:tcMar>
-              <w:top w:w="90" w:type="dxa"/>
-              <w:start w:w="120" w:type="dxa"/>
-              <w:bottom w:w="90" w:type="dxa"/>
-              <w:end w:w="120" w:type="dxa"/>
-            </w:tcMar>
-          </w:tcPr>
-          <w:p>
-            <w:pPr>
-              <w:spacing w:after="40" w:before="20"/>
-            </w:pPr>
-            <w:r>
-              <w:rPr>
-                <w:rFonts w:ascii="Arial" w:hAnsi="Arial"/>
-                <w:color w:val="1F2937"/>
-                <w:sz w:val="28"/>
-              </w:rPr>
-              <w:t>Medium</w:t>
-            </w:r>
-          </w:p>
-        </w:tc>
-      </w:tr>
-      <w:tr>
-        <w:tc>
-          <w:tcPr>
-            <w:tcW w:type="dxa" w:w="2381"/>
-            <w:vAlign w:val="center"/>
-            <w:tcMar>
-              <w:top w:w="90" w:type="dxa"/>
-              <w:start w:w="120" w:type="dxa"/>
-              <w:bottom w:w="90" w:type="dxa"/>
-              <w:end w:w="120" w:type="dxa"/>
-            </w:tcMar>
-          </w:tcPr>
-          <w:p>
-            <w:pPr>
-              <w:spacing w:after="40" w:before="20"/>
-            </w:pPr>
-            <w:r>
-              <w:rPr>
-                <w:rFonts w:ascii="Arial" w:hAnsi="Arial"/>
-                <w:color w:val="1F2937"/>
-                <w:sz w:val="28"/>
-              </w:rPr>
-              <w:t>Reason</w:t>
-            </w:r>
-          </w:p>
-        </w:tc>
-        <w:tc>
-          <w:tcPr>
-            <w:tcW w:type="dxa" w:w="6350"/>
-            <w:vAlign w:val="center"/>
-            <w:tcMar>
-              <w:top w:w="90" w:type="dxa"/>
-              <w:start w:w="120" w:type="dxa"/>
-              <w:bottom w:w="90" w:type="dxa"/>
-              <w:end w:w="120" w:type="dxa"/>
-            </w:tcMar>
-          </w:tcPr>
-          <w:p>
-            <w:pPr>
-              <w:spacing w:after="40" w:before="20"/>
-            </w:pPr>
-            <w:r>
-              <w:rPr>
-                <w:rFonts w:ascii="Arial" w:hAnsi="Arial"/>
-                <w:color w:val="1F2937"/>
-                <w:sz w:val="28"/>
-              </w:rPr>
-              <w:t>The capture shows many lesson groups in one vertical sequence.</w:t>
-            </w:r>
-          </w:p>
-        </w:tc>
-      </w:tr>
-      <w:tr>
-        <w:tc>
-          <w:tcPr>
-            <w:tcW w:type="dxa" w:w="2381"/>
-            <w:vAlign w:val="center"/>
-            <w:tcMar>
-              <w:top w:w="90" w:type="dxa"/>
-              <w:start w:w="120" w:type="dxa"/>
-              <w:bottom w:w="90" w:type="dxa"/>
-              <w:end w:w="120" w:type="dxa"/>
-            </w:tcMar>
-          </w:tcPr>
-          <w:p>
-            <w:pPr>
-              <w:spacing w:after="40" w:before="20"/>
-            </w:pPr>
-            <w:r>
-              <w:rPr>
-                <w:rFonts w:ascii="Arial" w:hAnsi="Arial"/>
-                <w:color w:val="1F2937"/>
-                <w:sz w:val="28"/>
-              </w:rPr>
-              <w:t>Recommendation</w:t>
-            </w:r>
-          </w:p>
-        </w:tc>
-        <w:tc>
-          <w:tcPr>
-            <w:tcW w:type="dxa" w:w="6350"/>
-            <w:vAlign w:val="center"/>
-            <w:tcMar>
-              <w:top w:w="90" w:type="dxa"/>
-              <w:start w:w="120" w:type="dxa"/>
-              <w:bottom w:w="90" w:type="dxa"/>
-              <w:end w:w="120" w:type="dxa"/>
-            </w:tcMar>
-          </w:tcPr>
-          <w:p>
-            <w:pPr>
-              <w:spacing w:after="40" w:before="20"/>
-            </w:pPr>
-            <w:r>
-              <w:rPr>
-                <w:rFonts w:ascii="Arial" w:hAnsi="Arial"/>
-                <w:color w:val="1F2937"/>
-                <w:sz w:val="28"/>
-              </w:rPr>
-              <w:t>Place one Continue lesson action before the catalog.</w:t>
-            </w:r>
-          </w:p>
-        </w:tc>
-      </w:tr>
-      <w:tr>
-        <w:tc>
-          <w:tcPr>
-            <w:tcW w:type="dxa" w:w="2381"/>
-            <w:vAlign w:val="center"/>
-            <w:tcMar>
-              <w:top w:w="90" w:type="dxa"/>
-              <w:start w:w="120" w:type="dxa"/>
-              <w:bottom w:w="90" w:type="dxa"/>
-              <w:end w:w="120" w:type="dxa"/>
-            </w:tcMar>
-          </w:tcPr>
-          <w:p>
-            <w:pPr>
-              <w:spacing w:after="40" w:before="20"/>
-            </w:pPr>
-            <w:r>
-              <w:rPr>
-                <w:rFonts w:ascii="Arial" w:hAnsi="Arial"/>
-                <w:color w:val="1F2937"/>
-                <w:sz w:val="28"/>
-              </w:rPr>
-              <w:t>Affected report</w:t>
-            </w:r>
-          </w:p>
-        </w:tc>
-        <w:tc>
-          <w:tcPr>
-            <w:tcW w:type="dxa" w:w="6350"/>
-            <w:vAlign w:val="center"/>
-            <w:tcMar>
-              <w:top w:w="90" w:type="dxa"/>
-              <w:start w:w="120" w:type="dxa"/>
-              <w:bottom w:w="90" w:type="dxa"/>
-              <w:end w:w="120" w:type="dxa"/>
-            </w:tcMar>
-          </w:tcPr>
-          <w:p>
-            <w:pPr>
-              <w:spacing w:after="40" w:before="20"/>
-            </w:pPr>
-            <w:r>
-              <w:rPr>
-                <w:rFonts w:ascii="Arial" w:hAnsi="Arial"/>
-                <w:color w:val="1F2937"/>
-                <w:sz w:val="28"/>
-              </w:rPr>
-              <w:t>User Research; User Analysis</w:t>
-            </w:r>
-          </w:p>
-        </w:tc>
-      </w:tr>
-      <w:tr>
-        <w:tc>
-          <w:tcPr>
-            <w:tcW w:type="dxa" w:w="2381"/>
-            <w:vAlign w:val="center"/>
-            <w:tcMar>
-              <w:top w:w="90" w:type="dxa"/>
-              <w:start w:w="120" w:type="dxa"/>
-              <w:bottom w:w="90" w:type="dxa"/>
-              <w:end w:w="120" w:type="dxa"/>
-            </w:tcMar>
-          </w:tcPr>
-          <w:p>
-            <w:pPr>
-              <w:spacing w:after="40" w:before="20"/>
-            </w:pPr>
-            <w:r>
-              <w:rPr>
-                <w:rFonts w:ascii="Arial" w:hAnsi="Arial"/>
-                <w:color w:val="1F2937"/>
-                <w:sz w:val="28"/>
-              </w:rPr>
-              <w:t>Action taken</w:t>
-            </w:r>
-          </w:p>
-        </w:tc>
-        <w:tc>
-          <w:tcPr>
-            <w:tcW w:type="dxa" w:w="6350"/>
-            <w:vAlign w:val="center"/>
-            <w:tcMar>
-              <w:top w:w="90" w:type="dxa"/>
-              <w:start w:w="120" w:type="dxa"/>
-              <w:bottom w:w="90" w:type="dxa"/>
-              <w:end w:w="120" w:type="dxa"/>
-            </w:tcMar>
-          </w:tcPr>
-          <w:p>
-            <w:pPr>
-              <w:spacing w:after="40" w:before="20"/>
-            </w:pPr>
-            <w:r>
-              <w:rPr>
-                <w:rFonts w:ascii="Arial" w:hAnsi="Arial"/>
-                <w:color w:val="1F2937"/>
-                <w:sz w:val="28"/>
-              </w:rPr>
-              <w:t>Added a learning-priority step to the Chess work model.</w:t>
-            </w:r>
-          </w:p>
-        </w:tc>
-      </w:tr>
-      <w:tr>
-        <w:tc>
-          <w:tcPr>
-            <w:tcW w:type="dxa" w:w="2381"/>
-            <w:vAlign w:val="center"/>
-            <w:tcMar>
-              <w:top w:w="90" w:type="dxa"/>
-              <w:start w:w="120" w:type="dxa"/>
-              <w:bottom w:w="90" w:type="dxa"/>
-              <w:end w:w="120" w:type="dxa"/>
-            </w:tcMar>
-          </w:tcPr>
-          <w:p>
-            <w:pPr>
-              <w:spacing w:after="40" w:before="20"/>
-            </w:pPr>
-            <w:r>
-              <w:rPr>
-                <w:rFonts w:ascii="Arial" w:hAnsi="Arial"/>
-                <w:color w:val="1F2937"/>
-                <w:sz w:val="28"/>
-              </w:rPr>
-              <w:t>Result after revision</w:t>
-            </w:r>
-          </w:p>
-        </w:tc>
-        <w:tc>
-          <w:tcPr>
-            <w:tcW w:type="dxa" w:w="6350"/>
-            <w:vAlign w:val="center"/>
-            <w:tcMar>
-              <w:top w:w="90" w:type="dxa"/>
-              <w:start w:w="120" w:type="dxa"/>
-              <w:bottom w:w="90" w:type="dxa"/>
-              <w:end w:w="120" w:type="dxa"/>
-            </w:tcMar>
-          </w:tcPr>
-          <w:p>
-            <w:pPr>
-              <w:spacing w:after="40" w:before="20"/>
-            </w:pPr>
-            <w:r>
-              <w:rPr>
-                <w:rFonts w:ascii="Arial" w:hAnsi="Arial"/>
-                <w:color w:val="1F2937"/>
-                <w:sz w:val="28"/>
-              </w:rPr>
-              <w:t>The model leads to one lesson or puzzle before advanced depth.</w:t>
-            </w:r>
-          </w:p>
-        </w:tc>
-      </w:tr>
-    </w:tbl>
-    <w:p>
-      <w:pPr>
-        <w:pStyle w:val="Heading2"/>
-      </w:pPr>
-      <w:r>
-        <w:t>QA-03 - Guided Concierge question step</w:t>
-      </w:r>
-    </w:p>
-    <w:tbl>
-      <w:tblPr>
-        <w:tblStyle w:val="TableGrid"/>
-        <w:tblW w:type="auto" w:w="0"/>
-        <w:jc w:val="center"/>
-        <w:tblLayout w:type="fixed"/>
-        <w:tblLook w:firstColumn="1" w:firstRow="1" w:lastColumn="0" w:lastRow="0" w:noHBand="0" w:noVBand="1" w:val="04A0"/>
-      </w:tblPr>
-      <w:tblGrid>
-        <w:gridCol w:w="4819"/>
-        <w:gridCol w:w="4819"/>
-      </w:tblGrid>
-      <w:tr>
-        <w:trPr>
-          <w:tblHeader w:val="true"/>
-        </w:trPr>
-        <w:tc>
-          <w:tcPr>
-            <w:tcW w:type="dxa" w:w="2381"/>
-            <w:vAlign w:val="center"/>
-            <w:tcMar>
-              <w:top w:w="90" w:type="dxa"/>
-              <w:start w:w="120" w:type="dxa"/>
-              <w:bottom w:w="90" w:type="dxa"/>
-              <w:end w:w="120" w:type="dxa"/>
-            </w:tcMar>
-            <w:shd w:fill="123B65"/>
-          </w:tcPr>
-          <w:p>
-            <w:pPr>
-              <w:spacing w:after="40" w:before="20"/>
-            </w:pPr>
-            <w:r>
-              <w:rPr>
-                <w:rFonts w:ascii="Arial" w:hAnsi="Arial"/>
-                <w:b/>
-                <w:color w:val="FFFFFF"/>
-                <w:sz w:val="28"/>
-              </w:rPr>
-              <w:t>Field</w:t>
-            </w:r>
-          </w:p>
-        </w:tc>
-        <w:tc>
-          <w:tcPr>
-            <w:tcW w:type="dxa" w:w="6350"/>
-            <w:vAlign w:val="center"/>
-            <w:tcMar>
-              <w:top w:w="90" w:type="dxa"/>
-              <w:start w:w="120" w:type="dxa"/>
-              <w:bottom w:w="90" w:type="dxa"/>
-              <w:end w:w="120" w:type="dxa"/>
-            </w:tcMar>
-            <w:shd w:fill="123B65"/>
-          </w:tcPr>
-          <w:p>
-            <w:pPr>
-              <w:spacing w:after="40" w:before="20"/>
-            </w:pPr>
-            <w:r>
-              <w:rPr>
-                <w:rFonts w:ascii="Arial" w:hAnsi="Arial"/>
-                <w:b/>
-                <w:color w:val="FFFFFF"/>
-                <w:sz w:val="28"/>
-              </w:rPr>
-              <w:t>Review record</w:t>
-            </w:r>
-          </w:p>
-        </w:tc>
-      </w:tr>
-      <w:tr>
-        <w:tc>
-          <w:tcPr>
-            <w:tcW w:type="dxa" w:w="2381"/>
-            <w:vAlign w:val="center"/>
-            <w:tcMar>
-              <w:top w:w="90" w:type="dxa"/>
-              <w:start w:w="120" w:type="dxa"/>
-              <w:bottom w:w="90" w:type="dxa"/>
-              <w:end w:w="120" w:type="dxa"/>
-            </w:tcMar>
-          </w:tcPr>
-          <w:p>
-            <w:pPr>
-              <w:spacing w:after="40" w:before="20"/>
-            </w:pPr>
-            <w:r>
-              <w:rPr>
-                <w:rFonts w:ascii="Arial" w:hAnsi="Arial"/>
-                <w:color w:val="1F2937"/>
-                <w:sz w:val="28"/>
-              </w:rPr>
-              <w:t>Screen or artifact</w:t>
-            </w:r>
-          </w:p>
-        </w:tc>
-        <w:tc>
-          <w:tcPr>
-            <w:tcW w:type="dxa" w:w="6350"/>
-            <w:vAlign w:val="center"/>
-            <w:tcMar>
-              <w:top w:w="90" w:type="dxa"/>
-              <w:start w:w="120" w:type="dxa"/>
-              <w:bottom w:w="90" w:type="dxa"/>
-              <w:end w:w="120" w:type="dxa"/>
-            </w:tcMar>
-          </w:tcPr>
-          <w:p>
-            <w:pPr>
-              <w:spacing w:after="40" w:before="20"/>
-            </w:pPr>
-            <w:r>
-              <w:rPr>
-                <w:rFonts w:ascii="Arial" w:hAnsi="Arial"/>
-                <w:color w:val="1F2937"/>
-                <w:sz w:val="28"/>
-              </w:rPr>
-              <w:t>Guided Concierge question step</w:t>
-            </w:r>
-          </w:p>
-        </w:tc>
-      </w:tr>
-      <w:tr>
-        <w:tc>
-          <w:tcPr>
-            <w:tcW w:type="dxa" w:w="2381"/>
-            <w:vAlign w:val="center"/>
-            <w:tcMar>
-              <w:top w:w="90" w:type="dxa"/>
-              <w:start w:w="120" w:type="dxa"/>
-              <w:bottom w:w="90" w:type="dxa"/>
-              <w:end w:w="120" w:type="dxa"/>
-            </w:tcMar>
-          </w:tcPr>
-          <w:p>
-            <w:pPr>
-              <w:spacing w:after="40" w:before="20"/>
-            </w:pPr>
-            <w:r>
-              <w:rPr>
-                <w:rFonts w:ascii="Arial" w:hAnsi="Arial"/>
-                <w:color w:val="1F2937"/>
-                <w:sz w:val="28"/>
-              </w:rPr>
-              <w:t>Issue</w:t>
-            </w:r>
-          </w:p>
-        </w:tc>
-        <w:tc>
-          <w:tcPr>
-            <w:tcW w:type="dxa" w:w="6350"/>
-            <w:vAlign w:val="center"/>
-            <w:tcMar>
-              <w:top w:w="90" w:type="dxa"/>
-              <w:start w:w="120" w:type="dxa"/>
-              <w:bottom w:w="90" w:type="dxa"/>
-              <w:end w:w="120" w:type="dxa"/>
-            </w:tcMar>
-          </w:tcPr>
-          <w:p>
-            <w:pPr>
-              <w:spacing w:after="40" w:before="20"/>
-            </w:pPr>
-            <w:r>
-              <w:rPr>
-                <w:rFonts w:ascii="Arial" w:hAnsi="Arial"/>
-                <w:color w:val="1F2937"/>
-                <w:sz w:val="28"/>
-              </w:rPr>
-              <w:t>Required tournament and email input lacked a defined validation response.</w:t>
-            </w:r>
-          </w:p>
-        </w:tc>
-      </w:tr>
-      <w:tr>
-        <w:tc>
-          <w:tcPr>
-            <w:tcW w:type="dxa" w:w="2381"/>
-            <w:vAlign w:val="center"/>
-            <w:tcMar>
-              <w:top w:w="90" w:type="dxa"/>
-              <w:start w:w="120" w:type="dxa"/>
-              <w:bottom w:w="90" w:type="dxa"/>
-              <w:end w:w="120" w:type="dxa"/>
-            </w:tcMar>
-          </w:tcPr>
-          <w:p>
-            <w:pPr>
-              <w:spacing w:after="40" w:before="20"/>
-            </w:pPr>
-            <w:r>
-              <w:rPr>
-                <w:rFonts w:ascii="Arial" w:hAnsi="Arial"/>
-                <w:color w:val="1F2937"/>
-                <w:sz w:val="28"/>
-              </w:rPr>
-              <w:t>Severity</w:t>
-            </w:r>
-          </w:p>
-        </w:tc>
-        <w:tc>
-          <w:tcPr>
-            <w:tcW w:type="dxa" w:w="6350"/>
-            <w:vAlign w:val="center"/>
-            <w:tcMar>
-              <w:top w:w="90" w:type="dxa"/>
-              <w:start w:w="120" w:type="dxa"/>
-              <w:bottom w:w="90" w:type="dxa"/>
-              <w:end w:w="120" w:type="dxa"/>
-            </w:tcMar>
-          </w:tcPr>
-          <w:p>
-            <w:pPr>
-              <w:spacing w:after="40" w:before="20"/>
-            </w:pPr>
-            <w:r>
-              <w:rPr>
-                <w:rFonts w:ascii="Arial" w:hAnsi="Arial"/>
-                <w:color w:val="1F2937"/>
-                <w:sz w:val="28"/>
-              </w:rPr>
-              <w:t>High</w:t>
-            </w:r>
-          </w:p>
-        </w:tc>
-      </w:tr>
-      <w:tr>
-        <w:tc>
-          <w:tcPr>
-            <w:tcW w:type="dxa" w:w="2381"/>
-            <w:vAlign w:val="center"/>
-            <w:tcMar>
-              <w:top w:w="90" w:type="dxa"/>
-              <w:start w:w="120" w:type="dxa"/>
-              <w:bottom w:w="90" w:type="dxa"/>
-              <w:end w:w="120" w:type="dxa"/>
-            </w:tcMar>
-          </w:tcPr>
-          <w:p>
-            <w:pPr>
-              <w:spacing w:after="40" w:before="20"/>
-            </w:pPr>
-            <w:r>
-              <w:rPr>
-                <w:rFonts w:ascii="Arial" w:hAnsi="Arial"/>
-                <w:color w:val="1F2937"/>
-                <w:sz w:val="28"/>
-              </w:rPr>
-              <w:t>Reason</w:t>
-            </w:r>
-          </w:p>
-        </w:tc>
-        <w:tc>
-          <w:tcPr>
-            <w:tcW w:type="dxa" w:w="6350"/>
-            <w:vAlign w:val="center"/>
-            <w:tcMar>
-              <w:top w:w="90" w:type="dxa"/>
-              <w:start w:w="120" w:type="dxa"/>
-              <w:bottom w:w="90" w:type="dxa"/>
-              <w:end w:w="120" w:type="dxa"/>
-            </w:tcMar>
-          </w:tcPr>
-          <w:p>
-            <w:pPr>
-              <w:spacing w:after="40" w:before="20"/>
-            </w:pPr>
-            <w:r>
-              <w:rPr>
-                <w:rFonts w:ascii="Arial" w:hAnsi="Arial"/>
-                <w:color w:val="1F2937"/>
-                <w:sz w:val="28"/>
-              </w:rPr>
-              <w:t>The earlier low-fidelity screen listed fields but no field-level error or recovery.</w:t>
-            </w:r>
-          </w:p>
-        </w:tc>
-      </w:tr>
-      <w:tr>
-        <w:tc>
-          <w:tcPr>
-            <w:tcW w:type="dxa" w:w="2381"/>
-            <w:vAlign w:val="center"/>
-            <w:tcMar>
-              <w:top w:w="90" w:type="dxa"/>
-              <w:start w:w="120" w:type="dxa"/>
-              <w:bottom w:w="90" w:type="dxa"/>
-              <w:end w:w="120" w:type="dxa"/>
-            </w:tcMar>
-          </w:tcPr>
-          <w:p>
-            <w:pPr>
-              <w:spacing w:after="40" w:before="20"/>
-            </w:pPr>
-            <w:r>
-              <w:rPr>
-                <w:rFonts w:ascii="Arial" w:hAnsi="Arial"/>
-                <w:color w:val="1F2937"/>
-                <w:sz w:val="28"/>
-              </w:rPr>
-              <w:t>Recommendation</w:t>
-            </w:r>
-          </w:p>
-        </w:tc>
-        <w:tc>
-          <w:tcPr>
-            <w:tcW w:type="dxa" w:w="6350"/>
-            <w:vAlign w:val="center"/>
-            <w:tcMar>
-              <w:top w:w="90" w:type="dxa"/>
-              <w:start w:w="120" w:type="dxa"/>
-              <w:bottom w:w="90" w:type="dxa"/>
-              <w:end w:w="120" w:type="dxa"/>
-            </w:tcMar>
-          </w:tcPr>
-          <w:p>
-            <w:pPr>
-              <w:spacing w:after="40" w:before="20"/>
-            </w:pPr>
-            <w:r>
-              <w:rPr>
-                <w:rFonts w:ascii="Arial" w:hAnsi="Arial"/>
-                <w:color w:val="1F2937"/>
-                <w:sz w:val="28"/>
-              </w:rPr>
-              <w:t>Add inline message, preserve valid answers, and provide a correction action.</w:t>
-            </w:r>
-          </w:p>
-        </w:tc>
-      </w:tr>
-      <w:tr>
-        <w:tc>
-          <w:tcPr>
-            <w:tcW w:type="dxa" w:w="2381"/>
-            <w:vAlign w:val="center"/>
-            <w:tcMar>
-              <w:top w:w="90" w:type="dxa"/>
-              <w:start w:w="120" w:type="dxa"/>
-              <w:bottom w:w="90" w:type="dxa"/>
-              <w:end w:w="120" w:type="dxa"/>
-            </w:tcMar>
-          </w:tcPr>
-          <w:p>
-            <w:pPr>
-              <w:spacing w:after="40" w:before="20"/>
-            </w:pPr>
-            <w:r>
-              <w:rPr>
-                <w:rFonts w:ascii="Arial" w:hAnsi="Arial"/>
-                <w:color w:val="1F2937"/>
-                <w:sz w:val="28"/>
-              </w:rPr>
-              <w:t>Affected report</w:t>
-            </w:r>
-          </w:p>
-        </w:tc>
-        <w:tc>
-          <w:tcPr>
-            <w:tcW w:type="dxa" w:w="6350"/>
-            <w:vAlign w:val="center"/>
-            <w:tcMar>
-              <w:top w:w="90" w:type="dxa"/>
-              <w:start w:w="120" w:type="dxa"/>
-              <w:bottom w:w="90" w:type="dxa"/>
-              <w:end w:w="120" w:type="dxa"/>
-            </w:tcMar>
-          </w:tcPr>
-          <w:p>
-            <w:pPr>
-              <w:spacing w:after="40" w:before="20"/>
-            </w:pPr>
-            <w:r>
-              <w:rPr>
-                <w:rFonts w:ascii="Arial" w:hAnsi="Arial"/>
-                <w:color w:val="1F2937"/>
-                <w:sz w:val="28"/>
-              </w:rPr>
-              <w:t>Project Proposal; Use Case Document</w:t>
-            </w:r>
-          </w:p>
-        </w:tc>
-      </w:tr>
-      <w:tr>
-        <w:tc>
-          <w:tcPr>
-            <w:tcW w:type="dxa" w:w="2381"/>
-            <w:vAlign w:val="center"/>
-            <w:tcMar>
-              <w:top w:w="90" w:type="dxa"/>
-              <w:start w:w="120" w:type="dxa"/>
-              <w:bottom w:w="90" w:type="dxa"/>
-              <w:end w:w="120" w:type="dxa"/>
-            </w:tcMar>
-          </w:tcPr>
-          <w:p>
-            <w:pPr>
-              <w:spacing w:after="40" w:before="20"/>
-            </w:pPr>
-            <w:r>
-              <w:rPr>
-                <w:rFonts w:ascii="Arial" w:hAnsi="Arial"/>
-                <w:color w:val="1F2937"/>
-                <w:sz w:val="28"/>
-              </w:rPr>
-              <w:t>Action taken</w:t>
-            </w:r>
-          </w:p>
-        </w:tc>
-        <w:tc>
-          <w:tcPr>
-            <w:tcW w:type="dxa" w:w="6350"/>
-            <w:vAlign w:val="center"/>
-            <w:tcMar>
-              <w:top w:w="90" w:type="dxa"/>
-              <w:start w:w="120" w:type="dxa"/>
-              <w:bottom w:w="90" w:type="dxa"/>
-              <w:end w:w="120" w:type="dxa"/>
-            </w:tcMar>
-          </w:tcPr>
-          <w:p>
-            <w:pPr>
-              <w:spacing w:after="40" w:before="20"/>
-            </w:pPr>
-            <w:r>
-              <w:rPr>
-                <w:rFonts w:ascii="Arial" w:hAnsi="Arial"/>
-                <w:color w:val="1F2937"/>
-                <w:sz w:val="28"/>
-              </w:rPr>
-              <w:t>Added validation screen and state contract.</w:t>
-            </w:r>
-          </w:p>
-        </w:tc>
-      </w:tr>
-      <w:tr>
-        <w:tc>
-          <w:tcPr>
-            <w:tcW w:type="dxa" w:w="2381"/>
-            <w:vAlign w:val="center"/>
-            <w:tcMar>
-              <w:top w:w="90" w:type="dxa"/>
-              <w:start w:w="120" w:type="dxa"/>
-              <w:bottom w:w="90" w:type="dxa"/>
-              <w:end w:w="120" w:type="dxa"/>
-            </w:tcMar>
-          </w:tcPr>
-          <w:p>
-            <w:pPr>
-              <w:spacing w:after="40" w:before="20"/>
-            </w:pPr>
-            <w:r>
-              <w:rPr>
-                <w:rFonts w:ascii="Arial" w:hAnsi="Arial"/>
-                <w:color w:val="1F2937"/>
-                <w:sz w:val="28"/>
-              </w:rPr>
-              <w:t>Result after revision</w:t>
-            </w:r>
-          </w:p>
-        </w:tc>
-        <w:tc>
-          <w:tcPr>
-            <w:tcW w:type="dxa" w:w="6350"/>
-            <w:vAlign w:val="center"/>
-            <w:tcMar>
-              <w:top w:w="90" w:type="dxa"/>
-              <w:start w:w="120" w:type="dxa"/>
-              <w:bottom w:w="90" w:type="dxa"/>
-              <w:end w:w="120" w:type="dxa"/>
-            </w:tcMar>
-          </w:tcPr>
-          <w:p>
-            <w:pPr>
-              <w:spacing w:after="40" w:before="20"/>
-            </w:pPr>
-            <w:r>
-              <w:rPr>
-                <w:rFonts w:ascii="Arial" w:hAnsi="Arial"/>
-                <w:color w:val="1F2937"/>
-                <w:sz w:val="28"/>
-              </w:rPr>
-              <w:t>The user can correct one field without restarting.</w:t>
-            </w:r>
-          </w:p>
-        </w:tc>
-      </w:tr>
-    </w:tbl>
-    <w:p>
-      <w:pPr>
-        <w:pStyle w:val="Heading2"/>
-      </w:pPr>
-      <w:r>
-        <w:t>QA-04 - Ticket destination handoff</w:t>
-      </w:r>
-    </w:p>
-    <w:tbl>
-      <w:tblPr>
-        <w:tblStyle w:val="TableGrid"/>
-        <w:tblW w:type="auto" w:w="0"/>
-        <w:jc w:val="center"/>
-        <w:tblLayout w:type="fixed"/>
-        <w:tblLook w:firstColumn="1" w:firstRow="1" w:lastColumn="0" w:lastRow="0" w:noHBand="0" w:noVBand="1" w:val="04A0"/>
-      </w:tblPr>
-      <w:tblGrid>
-        <w:gridCol w:w="4819"/>
-        <w:gridCol w:w="4819"/>
-      </w:tblGrid>
-      <w:tr>
-        <w:trPr>
-          <w:tblHeader w:val="true"/>
-        </w:trPr>
-        <w:tc>
-          <w:tcPr>
-            <w:tcW w:type="dxa" w:w="2381"/>
-            <w:vAlign w:val="center"/>
-            <w:tcMar>
-              <w:top w:w="90" w:type="dxa"/>
-              <w:start w:w="120" w:type="dxa"/>
-              <w:bottom w:w="90" w:type="dxa"/>
-              <w:end w:w="120" w:type="dxa"/>
-            </w:tcMar>
-            <w:shd w:fill="123B65"/>
-          </w:tcPr>
-          <w:p>
-            <w:pPr>
-              <w:spacing w:after="40" w:before="20"/>
-            </w:pPr>
-            <w:r>
-              <w:rPr>
-                <w:rFonts w:ascii="Arial" w:hAnsi="Arial"/>
-                <w:b/>
-                <w:color w:val="FFFFFF"/>
-                <w:sz w:val="28"/>
-              </w:rPr>
-              <w:t>Field</w:t>
-            </w:r>
-          </w:p>
-        </w:tc>
-        <w:tc>
-          <w:tcPr>
-            <w:tcW w:type="dxa" w:w="6350"/>
-            <w:vAlign w:val="center"/>
-            <w:tcMar>
-              <w:top w:w="90" w:type="dxa"/>
-              <w:start w:w="120" w:type="dxa"/>
-              <w:bottom w:w="90" w:type="dxa"/>
-              <w:end w:w="120" w:type="dxa"/>
-            </w:tcMar>
-            <w:shd w:fill="123B65"/>
-          </w:tcPr>
-          <w:p>
-            <w:pPr>
-              <w:spacing w:after="40" w:before="20"/>
-            </w:pPr>
-            <w:r>
-              <w:rPr>
-                <w:rFonts w:ascii="Arial" w:hAnsi="Arial"/>
-                <w:b/>
-                <w:color w:val="FFFFFF"/>
-                <w:sz w:val="28"/>
-              </w:rPr>
-              <w:t>Review record</w:t>
-            </w:r>
-          </w:p>
-        </w:tc>
-      </w:tr>
-      <w:tr>
-        <w:tc>
-          <w:tcPr>
-            <w:tcW w:type="dxa" w:w="2381"/>
-            <w:vAlign w:val="center"/>
-            <w:tcMar>
-              <w:top w:w="90" w:type="dxa"/>
-              <w:start w:w="120" w:type="dxa"/>
-              <w:bottom w:w="90" w:type="dxa"/>
-              <w:end w:w="120" w:type="dxa"/>
-            </w:tcMar>
-          </w:tcPr>
-          <w:p>
-            <w:pPr>
-              <w:spacing w:after="40" w:before="20"/>
-            </w:pPr>
-            <w:r>
-              <w:rPr>
-                <w:rFonts w:ascii="Arial" w:hAnsi="Arial"/>
-                <w:color w:val="1F2937"/>
-                <w:sz w:val="28"/>
-              </w:rPr>
-              <w:t>Screen or artifact</w:t>
-            </w:r>
-          </w:p>
-        </w:tc>
-        <w:tc>
-          <w:tcPr>
-            <w:tcW w:type="dxa" w:w="6350"/>
-            <w:vAlign w:val="center"/>
-            <w:tcMar>
-              <w:top w:w="90" w:type="dxa"/>
-              <w:start w:w="120" w:type="dxa"/>
-              <w:bottom w:w="90" w:type="dxa"/>
-              <w:end w:w="120" w:type="dxa"/>
-            </w:tcMar>
-          </w:tcPr>
-          <w:p>
-            <w:pPr>
-              <w:spacing w:after="40" w:before="20"/>
-            </w:pPr>
-            <w:r>
-              <w:rPr>
-                <w:rFonts w:ascii="Arial" w:hAnsi="Arial"/>
-                <w:color w:val="1F2937"/>
-                <w:sz w:val="28"/>
-              </w:rPr>
-              <w:t>Ticket destination handoff</w:t>
-            </w:r>
-          </w:p>
-        </w:tc>
-      </w:tr>
-      <w:tr>
-        <w:tc>
-          <w:tcPr>
-            <w:tcW w:type="dxa" w:w="2381"/>
-            <w:vAlign w:val="center"/>
-            <w:tcMar>
-              <w:top w:w="90" w:type="dxa"/>
-              <w:start w:w="120" w:type="dxa"/>
-              <w:bottom w:w="90" w:type="dxa"/>
-              <w:end w:w="120" w:type="dxa"/>
-            </w:tcMar>
-          </w:tcPr>
-          <w:p>
-            <w:pPr>
-              <w:spacing w:after="40" w:before="20"/>
-            </w:pPr>
-            <w:r>
-              <w:rPr>
-                <w:rFonts w:ascii="Arial" w:hAnsi="Arial"/>
-                <w:color w:val="1F2937"/>
-                <w:sz w:val="28"/>
-              </w:rPr>
-              <w:t>Issue</w:t>
-            </w:r>
-          </w:p>
-        </w:tc>
-        <w:tc>
-          <w:tcPr>
-            <w:tcW w:type="dxa" w:w="6350"/>
-            <w:vAlign w:val="center"/>
-            <w:tcMar>
-              <w:top w:w="90" w:type="dxa"/>
-              <w:start w:w="120" w:type="dxa"/>
-              <w:bottom w:w="90" w:type="dxa"/>
-              <w:end w:w="120" w:type="dxa"/>
-            </w:tcMar>
-          </w:tcPr>
-          <w:p>
-            <w:pPr>
-              <w:spacing w:after="40" w:before="20"/>
-            </w:pPr>
-            <w:r>
-              <w:rPr>
-                <w:rFonts w:ascii="Arial" w:hAnsi="Arial"/>
-                <w:color w:val="1F2937"/>
-                <w:sz w:val="28"/>
-              </w:rPr>
-              <w:t>The partner boundary was not explained before Continue.</w:t>
-            </w:r>
-          </w:p>
-        </w:tc>
-      </w:tr>
-      <w:tr>
-        <w:tc>
-          <w:tcPr>
-            <w:tcW w:type="dxa" w:w="2381"/>
-            <w:vAlign w:val="center"/>
-            <w:tcMar>
-              <w:top w:w="90" w:type="dxa"/>
-              <w:start w:w="120" w:type="dxa"/>
-              <w:bottom w:w="90" w:type="dxa"/>
-              <w:end w:w="120" w:type="dxa"/>
-            </w:tcMar>
-          </w:tcPr>
-          <w:p>
-            <w:pPr>
-              <w:spacing w:after="40" w:before="20"/>
-            </w:pPr>
-            <w:r>
-              <w:rPr>
-                <w:rFonts w:ascii="Arial" w:hAnsi="Arial"/>
-                <w:color w:val="1F2937"/>
-                <w:sz w:val="28"/>
-              </w:rPr>
-              <w:t>Severity</w:t>
-            </w:r>
-          </w:p>
-        </w:tc>
-        <w:tc>
-          <w:tcPr>
-            <w:tcW w:type="dxa" w:w="6350"/>
-            <w:vAlign w:val="center"/>
-            <w:tcMar>
-              <w:top w:w="90" w:type="dxa"/>
-              <w:start w:w="120" w:type="dxa"/>
-              <w:bottom w:w="90" w:type="dxa"/>
-              <w:end w:w="120" w:type="dxa"/>
-            </w:tcMar>
-          </w:tcPr>
-          <w:p>
-            <w:pPr>
-              <w:spacing w:after="40" w:before="20"/>
-            </w:pPr>
-            <w:r>
-              <w:rPr>
-                <w:rFonts w:ascii="Arial" w:hAnsi="Arial"/>
-                <w:color w:val="1F2937"/>
-                <w:sz w:val="28"/>
-              </w:rPr>
-              <w:t>High</w:t>
-            </w:r>
-          </w:p>
-        </w:tc>
-      </w:tr>
-      <w:tr>
-        <w:tc>
-          <w:tcPr>
-            <w:tcW w:type="dxa" w:w="2381"/>
-            <w:vAlign w:val="center"/>
-            <w:tcMar>
-              <w:top w:w="90" w:type="dxa"/>
-              <w:start w:w="120" w:type="dxa"/>
-              <w:bottom w:w="90" w:type="dxa"/>
-              <w:end w:w="120" w:type="dxa"/>
-            </w:tcMar>
-          </w:tcPr>
-          <w:p>
-            <w:pPr>
-              <w:spacing w:after="40" w:before="20"/>
-            </w:pPr>
-            <w:r>
-              <w:rPr>
-                <w:rFonts w:ascii="Arial" w:hAnsi="Arial"/>
-                <w:color w:val="1F2937"/>
-                <w:sz w:val="28"/>
-              </w:rPr>
-              <w:t>Reason</w:t>
-            </w:r>
-          </w:p>
-        </w:tc>
-        <w:tc>
-          <w:tcPr>
-            <w:tcW w:type="dxa" w:w="6350"/>
-            <w:vAlign w:val="center"/>
-            <w:tcMar>
-              <w:top w:w="90" w:type="dxa"/>
-              <w:start w:w="120" w:type="dxa"/>
-              <w:bottom w:w="90" w:type="dxa"/>
-              <w:end w:w="120" w:type="dxa"/>
-            </w:tcMar>
-          </w:tcPr>
-          <w:p>
-            <w:pPr>
-              <w:spacing w:after="40" w:before="20"/>
-            </w:pPr>
-            <w:r>
-              <w:rPr>
-                <w:rFonts w:ascii="Arial" w:hAnsi="Arial"/>
-                <w:color w:val="1F2937"/>
-                <w:sz w:val="28"/>
-              </w:rPr>
-              <w:t>Existing ticket captures show an outbound action and a later partner state.</w:t>
-            </w:r>
-          </w:p>
-        </w:tc>
-      </w:tr>
-      <w:tr>
-        <w:tc>
-          <w:tcPr>
-            <w:tcW w:type="dxa" w:w="2381"/>
-            <w:vAlign w:val="center"/>
-            <w:tcMar>
-              <w:top w:w="90" w:type="dxa"/>
-              <w:start w:w="120" w:type="dxa"/>
-              <w:bottom w:w="90" w:type="dxa"/>
-              <w:end w:w="120" w:type="dxa"/>
-            </w:tcMar>
-          </w:tcPr>
-          <w:p>
-            <w:pPr>
-              <w:spacing w:after="40" w:before="20"/>
-            </w:pPr>
-            <w:r>
-              <w:rPr>
-                <w:rFonts w:ascii="Arial" w:hAnsi="Arial"/>
-                <w:color w:val="1F2937"/>
-                <w:sz w:val="28"/>
-              </w:rPr>
-              <w:t>Recommendation</w:t>
-            </w:r>
-          </w:p>
-        </w:tc>
-        <w:tc>
-          <w:tcPr>
-            <w:tcW w:type="dxa" w:w="6350"/>
-            <w:vAlign w:val="center"/>
-            <w:tcMar>
-              <w:top w:w="90" w:type="dxa"/>
-              <w:start w:w="120" w:type="dxa"/>
-              <w:bottom w:w="90" w:type="dxa"/>
-              <w:end w:w="120" w:type="dxa"/>
-            </w:tcMar>
-          </w:tcPr>
-          <w:p>
-            <w:pPr>
-              <w:spacing w:after="40" w:before="20"/>
-            </w:pPr>
-            <w:r>
-              <w:rPr>
-                <w:rFonts w:ascii="Arial" w:hAnsi="Arial"/>
-                <w:color w:val="1F2937"/>
-                <w:sz w:val="28"/>
-              </w:rPr>
-              <w:t>Preview domain, account expectation, and return behavior.</w:t>
-            </w:r>
-          </w:p>
-        </w:tc>
-      </w:tr>
-      <w:tr>
-        <w:tc>
-          <w:tcPr>
-            <w:tcW w:type="dxa" w:w="2381"/>
-            <w:vAlign w:val="center"/>
-            <w:tcMar>
-              <w:top w:w="90" w:type="dxa"/>
-              <w:start w:w="120" w:type="dxa"/>
-              <w:bottom w:w="90" w:type="dxa"/>
-              <w:end w:w="120" w:type="dxa"/>
-            </w:tcMar>
-          </w:tcPr>
-          <w:p>
-            <w:pPr>
-              <w:spacing w:after="40" w:before="20"/>
-            </w:pPr>
-            <w:r>
-              <w:rPr>
-                <w:rFonts w:ascii="Arial" w:hAnsi="Arial"/>
-                <w:color w:val="1F2937"/>
-                <w:sz w:val="28"/>
-              </w:rPr>
-              <w:t>Affected report</w:t>
-            </w:r>
-          </w:p>
-        </w:tc>
-        <w:tc>
-          <w:tcPr>
-            <w:tcW w:type="dxa" w:w="6350"/>
-            <w:vAlign w:val="center"/>
-            <w:tcMar>
-              <w:top w:w="90" w:type="dxa"/>
-              <w:start w:w="120" w:type="dxa"/>
-              <w:bottom w:w="90" w:type="dxa"/>
-              <w:end w:w="120" w:type="dxa"/>
-            </w:tcMar>
-          </w:tcPr>
-          <w:p>
-            <w:pPr>
-              <w:spacing w:after="40" w:before="20"/>
-            </w:pPr>
-            <w:r>
-              <w:rPr>
-                <w:rFonts w:ascii="Arial" w:hAnsi="Arial"/>
-                <w:color w:val="1F2937"/>
-                <w:sz w:val="28"/>
-              </w:rPr>
-              <w:t>Project Proposal; Use Case Document</w:t>
-            </w:r>
-          </w:p>
-        </w:tc>
-      </w:tr>
-      <w:tr>
-        <w:tc>
-          <w:tcPr>
-            <w:tcW w:type="dxa" w:w="2381"/>
-            <w:vAlign w:val="center"/>
-            <w:tcMar>
-              <w:top w:w="90" w:type="dxa"/>
-              <w:start w:w="120" w:type="dxa"/>
-              <w:bottom w:w="90" w:type="dxa"/>
-              <w:end w:w="120" w:type="dxa"/>
-            </w:tcMar>
-          </w:tcPr>
-          <w:p>
-            <w:pPr>
-              <w:spacing w:after="40" w:before="20"/>
-            </w:pPr>
-            <w:r>
-              <w:rPr>
-                <w:rFonts w:ascii="Arial" w:hAnsi="Arial"/>
-                <w:color w:val="1F2937"/>
-                <w:sz w:val="28"/>
-              </w:rPr>
-              <w:t>Action taken</w:t>
-            </w:r>
-          </w:p>
-        </w:tc>
-        <w:tc>
-          <w:tcPr>
-            <w:tcW w:type="dxa" w:w="6350"/>
-            <w:vAlign w:val="center"/>
-            <w:tcMar>
-              <w:top w:w="90" w:type="dxa"/>
-              <w:start w:w="120" w:type="dxa"/>
-              <w:bottom w:w="90" w:type="dxa"/>
-              <w:end w:w="120" w:type="dxa"/>
-            </w:tcMar>
-          </w:tcPr>
-          <w:p>
-            <w:pPr>
-              <w:spacing w:after="40" w:before="20"/>
-            </w:pPr>
-            <w:r>
-              <w:rPr>
-                <w:rFonts w:ascii="Arial" w:hAnsi="Arial"/>
-                <w:color w:val="1F2937"/>
-                <w:sz w:val="28"/>
-              </w:rPr>
-              <w:t>Added destination preview and Continue/Stay decision.</w:t>
-            </w:r>
-          </w:p>
-        </w:tc>
-      </w:tr>
-      <w:tr>
-        <w:tc>
-          <w:tcPr>
-            <w:tcW w:type="dxa" w:w="2381"/>
-            <w:vAlign w:val="center"/>
-            <w:tcMar>
-              <w:top w:w="90" w:type="dxa"/>
-              <w:start w:w="120" w:type="dxa"/>
-              <w:bottom w:w="90" w:type="dxa"/>
-              <w:end w:w="120" w:type="dxa"/>
-            </w:tcMar>
-          </w:tcPr>
-          <w:p>
-            <w:pPr>
-              <w:spacing w:after="40" w:before="20"/>
-            </w:pPr>
-            <w:r>
-              <w:rPr>
-                <w:rFonts w:ascii="Arial" w:hAnsi="Arial"/>
-                <w:color w:val="1F2937"/>
-                <w:sz w:val="28"/>
-              </w:rPr>
-              <w:t>Result after revision</w:t>
-            </w:r>
-          </w:p>
-        </w:tc>
-        <w:tc>
-          <w:tcPr>
-            <w:tcW w:type="dxa" w:w="6350"/>
-            <w:vAlign w:val="center"/>
-            <w:tcMar>
-              <w:top w:w="90" w:type="dxa"/>
-              <w:start w:w="120" w:type="dxa"/>
-              <w:bottom w:w="90" w:type="dxa"/>
-              <w:end w:w="120" w:type="dxa"/>
-            </w:tcMar>
-          </w:tcPr>
-          <w:p>
-            <w:pPr>
-              <w:spacing w:after="40" w:before="20"/>
-            </w:pPr>
-            <w:r>
-              <w:rPr>
-                <w:rFonts w:ascii="Arial" w:hAnsi="Arial"/>
-                <w:color w:val="1F2937"/>
-                <w:sz w:val="28"/>
-              </w:rPr>
-              <w:t>The handoff identifies what changes and what context remains.</w:t>
-            </w:r>
-          </w:p>
-        </w:tc>
-      </w:tr>
-    </w:tbl>
-    <w:p>
-      <w:pPr>
-        <w:pStyle w:val="Heading2"/>
-      </w:pPr>
-      <w:r>
-        <w:t>QA-05 - Use-case document</w:t>
-      </w:r>
-    </w:p>
-    <w:tbl>
-      <w:tblPr>
-        <w:tblStyle w:val="TableGrid"/>
-        <w:tblW w:type="auto" w:w="0"/>
-        <w:jc w:val="center"/>
-        <w:tblLayout w:type="fixed"/>
-        <w:tblLook w:firstColumn="1" w:firstRow="1" w:lastColumn="0" w:lastRow="0" w:noHBand="0" w:noVBand="1" w:val="04A0"/>
-      </w:tblPr>
-      <w:tblGrid>
-        <w:gridCol w:w="4819"/>
-        <w:gridCol w:w="4819"/>
-      </w:tblGrid>
-      <w:tr>
-        <w:trPr>
-          <w:tblHeader w:val="true"/>
-        </w:trPr>
-        <w:tc>
-          <w:tcPr>
-            <w:tcW w:type="dxa" w:w="2381"/>
-            <w:vAlign w:val="center"/>
-            <w:tcMar>
-              <w:top w:w="90" w:type="dxa"/>
-              <w:start w:w="120" w:type="dxa"/>
-              <w:bottom w:w="90" w:type="dxa"/>
-              <w:end w:w="120" w:type="dxa"/>
-            </w:tcMar>
-            <w:shd w:fill="123B65"/>
-          </w:tcPr>
-          <w:p>
-            <w:pPr>
-              <w:spacing w:after="40" w:before="20"/>
-            </w:pPr>
-            <w:r>
-              <w:rPr>
-                <w:rFonts w:ascii="Arial" w:hAnsi="Arial"/>
-                <w:b/>
-                <w:color w:val="FFFFFF"/>
-                <w:sz w:val="28"/>
-              </w:rPr>
-              <w:t>Field</w:t>
-            </w:r>
-          </w:p>
-        </w:tc>
-        <w:tc>
-          <w:tcPr>
-            <w:tcW w:type="dxa" w:w="6350"/>
-            <w:vAlign w:val="center"/>
-            <w:tcMar>
-              <w:top w:w="90" w:type="dxa"/>
-              <w:start w:w="120" w:type="dxa"/>
-              <w:bottom w:w="90" w:type="dxa"/>
-              <w:end w:w="120" w:type="dxa"/>
-            </w:tcMar>
-            <w:shd w:fill="123B65"/>
-          </w:tcPr>
-          <w:p>
-            <w:pPr>
-              <w:spacing w:after="40" w:before="20"/>
-            </w:pPr>
-            <w:r>
-              <w:rPr>
-                <w:rFonts w:ascii="Arial" w:hAnsi="Arial"/>
-                <w:b/>
-                <w:color w:val="FFFFFF"/>
-                <w:sz w:val="28"/>
-              </w:rPr>
-              <w:t>Review record</w:t>
-            </w:r>
-          </w:p>
-        </w:tc>
-      </w:tr>
-      <w:tr>
-        <w:tc>
-          <w:tcPr>
-            <w:tcW w:type="dxa" w:w="2381"/>
-            <w:vAlign w:val="center"/>
-            <w:tcMar>
-              <w:top w:w="90" w:type="dxa"/>
-              <w:start w:w="120" w:type="dxa"/>
-              <w:bottom w:w="90" w:type="dxa"/>
-              <w:end w:w="120" w:type="dxa"/>
-            </w:tcMar>
-          </w:tcPr>
-          <w:p>
-            <w:pPr>
-              <w:spacing w:after="40" w:before="20"/>
-            </w:pPr>
-            <w:r>
-              <w:rPr>
-                <w:rFonts w:ascii="Arial" w:hAnsi="Arial"/>
-                <w:color w:val="1F2937"/>
-                <w:sz w:val="28"/>
-              </w:rPr>
-              <w:t>Screen or artifact</w:t>
-            </w:r>
-          </w:p>
-        </w:tc>
-        <w:tc>
-          <w:tcPr>
-            <w:tcW w:type="dxa" w:w="6350"/>
-            <w:vAlign w:val="center"/>
-            <w:tcMar>
-              <w:top w:w="90" w:type="dxa"/>
-              <w:start w:w="120" w:type="dxa"/>
-              <w:bottom w:w="90" w:type="dxa"/>
-              <w:end w:w="120" w:type="dxa"/>
-            </w:tcMar>
-          </w:tcPr>
-          <w:p>
-            <w:pPr>
-              <w:spacing w:after="40" w:before="20"/>
-            </w:pPr>
-            <w:r>
-              <w:rPr>
-                <w:rFonts w:ascii="Arial" w:hAnsi="Arial"/>
-                <w:color w:val="1F2937"/>
-                <w:sz w:val="28"/>
-              </w:rPr>
-              <w:t>Use-case document</w:t>
-            </w:r>
-          </w:p>
-        </w:tc>
-      </w:tr>
-      <w:tr>
-        <w:tc>
-          <w:tcPr>
-            <w:tcW w:type="dxa" w:w="2381"/>
-            <w:vAlign w:val="center"/>
-            <w:tcMar>
-              <w:top w:w="90" w:type="dxa"/>
-              <w:start w:w="120" w:type="dxa"/>
-              <w:bottom w:w="90" w:type="dxa"/>
-              <w:end w:w="120" w:type="dxa"/>
-            </w:tcMar>
-          </w:tcPr>
-          <w:p>
-            <w:pPr>
-              <w:spacing w:after="40" w:before="20"/>
-            </w:pPr>
-            <w:r>
-              <w:rPr>
-                <w:rFonts w:ascii="Arial" w:hAnsi="Arial"/>
-                <w:color w:val="1F2937"/>
-                <w:sz w:val="28"/>
-              </w:rPr>
-              <w:t>Issue</w:t>
-            </w:r>
-          </w:p>
-        </w:tc>
-        <w:tc>
-          <w:tcPr>
-            <w:tcW w:type="dxa" w:w="6350"/>
-            <w:vAlign w:val="center"/>
-            <w:tcMar>
-              <w:top w:w="90" w:type="dxa"/>
-              <w:start w:w="120" w:type="dxa"/>
-              <w:bottom w:w="90" w:type="dxa"/>
-              <w:end w:w="120" w:type="dxa"/>
-            </w:tcMar>
-          </w:tcPr>
-          <w:p>
-            <w:pPr>
-              <w:spacing w:after="40" w:before="20"/>
-            </w:pPr>
-            <w:r>
-              <w:rPr>
-                <w:rFonts w:ascii="Arial" w:hAnsi="Arial"/>
-                <w:color w:val="1F2937"/>
-                <w:sz w:val="28"/>
-              </w:rPr>
-              <w:t>A repeated overview image would not prove twelve distinct task states.</w:t>
-            </w:r>
-          </w:p>
-        </w:tc>
-      </w:tr>
-      <w:tr>
-        <w:tc>
-          <w:tcPr>
-            <w:tcW w:type="dxa" w:w="2381"/>
-            <w:vAlign w:val="center"/>
-            <w:tcMar>
-              <w:top w:w="90" w:type="dxa"/>
-              <w:start w:w="120" w:type="dxa"/>
-              <w:bottom w:w="90" w:type="dxa"/>
-              <w:end w:w="120" w:type="dxa"/>
-            </w:tcMar>
-          </w:tcPr>
-          <w:p>
-            <w:pPr>
-              <w:spacing w:after="40" w:before="20"/>
-            </w:pPr>
-            <w:r>
-              <w:rPr>
-                <w:rFonts w:ascii="Arial" w:hAnsi="Arial"/>
-                <w:color w:val="1F2937"/>
-                <w:sz w:val="28"/>
-              </w:rPr>
-              <w:t>Severity</w:t>
-            </w:r>
-          </w:p>
-        </w:tc>
-        <w:tc>
-          <w:tcPr>
-            <w:tcW w:type="dxa" w:w="6350"/>
-            <w:vAlign w:val="center"/>
-            <w:tcMar>
-              <w:top w:w="90" w:type="dxa"/>
-              <w:start w:w="120" w:type="dxa"/>
-              <w:bottom w:w="90" w:type="dxa"/>
-              <w:end w:w="120" w:type="dxa"/>
-            </w:tcMar>
-          </w:tcPr>
-          <w:p>
-            <w:pPr>
-              <w:spacing w:after="40" w:before="20"/>
-            </w:pPr>
-            <w:r>
-              <w:rPr>
-                <w:rFonts w:ascii="Arial" w:hAnsi="Arial"/>
-                <w:color w:val="1F2937"/>
-                <w:sz w:val="28"/>
-              </w:rPr>
-              <w:t>Medium</w:t>
-            </w:r>
-          </w:p>
-        </w:tc>
-      </w:tr>
-      <w:tr>
-        <w:tc>
-          <w:tcPr>
-            <w:tcW w:type="dxa" w:w="2381"/>
-            <w:vAlign w:val="center"/>
-            <w:tcMar>
-              <w:top w:w="90" w:type="dxa"/>
-              <w:start w:w="120" w:type="dxa"/>
-              <w:bottom w:w="90" w:type="dxa"/>
-              <w:end w:w="120" w:type="dxa"/>
-            </w:tcMar>
-          </w:tcPr>
-          <w:p>
-            <w:pPr>
-              <w:spacing w:after="40" w:before="20"/>
-            </w:pPr>
-            <w:r>
-              <w:rPr>
-                <w:rFonts w:ascii="Arial" w:hAnsi="Arial"/>
-                <w:color w:val="1F2937"/>
-                <w:sz w:val="28"/>
-              </w:rPr>
-              <w:t>Reason</w:t>
-            </w:r>
-          </w:p>
-        </w:tc>
-        <w:tc>
-          <w:tcPr>
-            <w:tcW w:type="dxa" w:w="6350"/>
-            <w:vAlign w:val="center"/>
-            <w:tcMar>
-              <w:top w:w="90" w:type="dxa"/>
-              <w:start w:w="120" w:type="dxa"/>
-              <w:bottom w:w="90" w:type="dxa"/>
-              <w:end w:w="120" w:type="dxa"/>
-            </w:tcMar>
-          </w:tcPr>
-          <w:p>
-            <w:pPr>
-              <w:spacing w:after="40" w:before="20"/>
-            </w:pPr>
-            <w:r>
-              <w:rPr>
-                <w:rFonts w:ascii="Arial" w:hAnsi="Arial"/>
-                <w:color w:val="1F2937"/>
-                <w:sz w:val="28"/>
-              </w:rPr>
-              <w:t>The use cases have different triggers and outputs.</w:t>
-            </w:r>
-          </w:p>
-        </w:tc>
-      </w:tr>
-      <w:tr>
-        <w:tc>
-          <w:tcPr>
-            <w:tcW w:type="dxa" w:w="2381"/>
-            <w:vAlign w:val="center"/>
-            <w:tcMar>
-              <w:top w:w="90" w:type="dxa"/>
-              <w:start w:w="120" w:type="dxa"/>
-              <w:bottom w:w="90" w:type="dxa"/>
-              <w:end w:w="120" w:type="dxa"/>
-            </w:tcMar>
-          </w:tcPr>
-          <w:p>
-            <w:pPr>
-              <w:spacing w:after="40" w:before="20"/>
-            </w:pPr>
-            <w:r>
-              <w:rPr>
-                <w:rFonts w:ascii="Arial" w:hAnsi="Arial"/>
-                <w:color w:val="1F2937"/>
-                <w:sz w:val="28"/>
-              </w:rPr>
-              <w:t>Recommendation</w:t>
-            </w:r>
-          </w:p>
-        </w:tc>
-        <w:tc>
-          <w:tcPr>
-            <w:tcW w:type="dxa" w:w="6350"/>
-            <w:vAlign w:val="center"/>
-            <w:tcMar>
-              <w:top w:w="90" w:type="dxa"/>
-              <w:start w:w="120" w:type="dxa"/>
-              <w:bottom w:w="90" w:type="dxa"/>
-              <w:end w:w="120" w:type="dxa"/>
-            </w:tcMar>
-          </w:tcPr>
-          <w:p>
-            <w:pPr>
-              <w:spacing w:after="40" w:before="20"/>
-            </w:pPr>
-            <w:r>
-              <w:rPr>
-                <w:rFonts w:ascii="Arial" w:hAnsi="Arial"/>
-                <w:color w:val="1F2937"/>
-                <w:sz w:val="28"/>
-              </w:rPr>
-              <w:t>Use a different UI state for every use case.</w:t>
-            </w:r>
-          </w:p>
-        </w:tc>
-      </w:tr>
-      <w:tr>
-        <w:tc>
-          <w:tcPr>
-            <w:tcW w:type="dxa" w:w="2381"/>
-            <w:vAlign w:val="center"/>
-            <w:tcMar>
-              <w:top w:w="90" w:type="dxa"/>
-              <w:start w:w="120" w:type="dxa"/>
-              <w:bottom w:w="90" w:type="dxa"/>
-              <w:end w:w="120" w:type="dxa"/>
-            </w:tcMar>
-          </w:tcPr>
-          <w:p>
-            <w:pPr>
-              <w:spacing w:after="40" w:before="20"/>
-            </w:pPr>
-            <w:r>
-              <w:rPr>
-                <w:rFonts w:ascii="Arial" w:hAnsi="Arial"/>
-                <w:color w:val="1F2937"/>
-                <w:sz w:val="28"/>
-              </w:rPr>
-              <w:t>Affected report</w:t>
-            </w:r>
-          </w:p>
-        </w:tc>
-        <w:tc>
-          <w:tcPr>
-            <w:tcW w:type="dxa" w:w="6350"/>
-            <w:vAlign w:val="center"/>
-            <w:tcMar>
-              <w:top w:w="90" w:type="dxa"/>
-              <w:start w:w="120" w:type="dxa"/>
-              <w:bottom w:w="90" w:type="dxa"/>
-              <w:end w:w="120" w:type="dxa"/>
-            </w:tcMar>
-          </w:tcPr>
-          <w:p>
-            <w:pPr>
-              <w:spacing w:after="40" w:before="20"/>
-            </w:pPr>
-            <w:r>
-              <w:rPr>
-                <w:rFonts w:ascii="Arial" w:hAnsi="Arial"/>
-                <w:color w:val="1F2937"/>
-                <w:sz w:val="28"/>
-              </w:rPr>
-              <w:t>Use Case Document</w:t>
-            </w:r>
-          </w:p>
-        </w:tc>
-      </w:tr>
-      <w:tr>
-        <w:tc>
-          <w:tcPr>
-            <w:tcW w:type="dxa" w:w="2381"/>
-            <w:vAlign w:val="center"/>
-            <w:tcMar>
-              <w:top w:w="90" w:type="dxa"/>
-              <w:start w:w="120" w:type="dxa"/>
-              <w:bottom w:w="90" w:type="dxa"/>
-              <w:end w:w="120" w:type="dxa"/>
-            </w:tcMar>
-          </w:tcPr>
-          <w:p>
-            <w:pPr>
-              <w:spacing w:after="40" w:before="20"/>
-            </w:pPr>
-            <w:r>
-              <w:rPr>
-                <w:rFonts w:ascii="Arial" w:hAnsi="Arial"/>
-                <w:color w:val="1F2937"/>
-                <w:sz w:val="28"/>
-              </w:rPr>
-              <w:t>Action taken</w:t>
-            </w:r>
-          </w:p>
-        </w:tc>
-        <w:tc>
-          <w:tcPr>
-            <w:tcW w:type="dxa" w:w="6350"/>
-            <w:vAlign w:val="center"/>
-            <w:tcMar>
-              <w:top w:w="90" w:type="dxa"/>
-              <w:start w:w="120" w:type="dxa"/>
-              <w:bottom w:w="90" w:type="dxa"/>
-              <w:end w:w="120" w:type="dxa"/>
-            </w:tcMar>
-          </w:tcPr>
-          <w:p>
-            <w:pPr>
-              <w:spacing w:after="40" w:before="20"/>
-            </w:pPr>
-            <w:r>
-              <w:rPr>
-                <w:rFonts w:ascii="Arial" w:hAnsi="Arial"/>
-                <w:color w:val="1F2937"/>
-                <w:sz w:val="28"/>
-              </w:rPr>
-              <w:t>Added twelve unique use-case visuals beside their specifications.</w:t>
-            </w:r>
-          </w:p>
-        </w:tc>
-      </w:tr>
-      <w:tr>
-        <w:tc>
-          <w:tcPr>
-            <w:tcW w:type="dxa" w:w="2381"/>
-            <w:vAlign w:val="center"/>
-            <w:tcMar>
-              <w:top w:w="90" w:type="dxa"/>
-              <w:start w:w="120" w:type="dxa"/>
-              <w:bottom w:w="90" w:type="dxa"/>
-              <w:end w:w="120" w:type="dxa"/>
-            </w:tcMar>
-          </w:tcPr>
-          <w:p>
-            <w:pPr>
-              <w:spacing w:after="40" w:before="20"/>
-            </w:pPr>
-            <w:r>
-              <w:rPr>
-                <w:rFonts w:ascii="Arial" w:hAnsi="Arial"/>
-                <w:color w:val="1F2937"/>
-                <w:sz w:val="28"/>
-              </w:rPr>
-              <w:t>Result after revision</w:t>
-            </w:r>
-          </w:p>
-        </w:tc>
-        <w:tc>
-          <w:tcPr>
-            <w:tcW w:type="dxa" w:w="6350"/>
-            <w:vAlign w:val="center"/>
-            <w:tcMar>
-              <w:top w:w="90" w:type="dxa"/>
-              <w:start w:w="120" w:type="dxa"/>
-              <w:bottom w:w="90" w:type="dxa"/>
-              <w:end w:w="120" w:type="dxa"/>
-            </w:tcMar>
-          </w:tcPr>
-          <w:p>
-            <w:pPr>
-              <w:spacing w:after="40" w:before="20"/>
-            </w:pPr>
-            <w:r>
-              <w:rPr>
-                <w:rFonts w:ascii="Arial" w:hAnsi="Arial"/>
-                <w:color w:val="1F2937"/>
-                <w:sz w:val="28"/>
-              </w:rPr>
-              <w:t>Each visual now matches its trigger and primary action.</w:t>
-            </w:r>
-          </w:p>
-        </w:tc>
-      </w:tr>
-    </w:tbl>
-    <w:p>
-      <w:pPr>
-        <w:pStyle w:val="Heading2"/>
-      </w:pPr>
-      <w:r>
-        <w:t>QA-06 - Shared state feedback</w:t>
-      </w:r>
-    </w:p>
-    <w:tbl>
-      <w:tblPr>
-        <w:tblStyle w:val="TableGrid"/>
-        <w:tblW w:type="auto" w:w="0"/>
-        <w:jc w:val="center"/>
-        <w:tblLayout w:type="fixed"/>
-        <w:tblLook w:firstColumn="1" w:firstRow="1" w:lastColumn="0" w:lastRow="0" w:noHBand="0" w:noVBand="1" w:val="04A0"/>
-      </w:tblPr>
-      <w:tblGrid>
-        <w:gridCol w:w="4819"/>
-        <w:gridCol w:w="4819"/>
-      </w:tblGrid>
-      <w:tr>
-        <w:trPr>
-          <w:tblHeader w:val="true"/>
-        </w:trPr>
-        <w:tc>
-          <w:tcPr>
-            <w:tcW w:type="dxa" w:w="2381"/>
-            <w:vAlign w:val="center"/>
-            <w:tcMar>
-              <w:top w:w="90" w:type="dxa"/>
-              <w:start w:w="120" w:type="dxa"/>
-              <w:bottom w:w="90" w:type="dxa"/>
-              <w:end w:w="120" w:type="dxa"/>
-            </w:tcMar>
-            <w:shd w:fill="123B65"/>
-          </w:tcPr>
-          <w:p>
-            <w:pPr>
-              <w:spacing w:after="40" w:before="20"/>
-            </w:pPr>
-            <w:r>
-              <w:rPr>
-                <w:rFonts w:ascii="Arial" w:hAnsi="Arial"/>
-                <w:b/>
-                <w:color w:val="FFFFFF"/>
-                <w:sz w:val="28"/>
-              </w:rPr>
-              <w:t>Field</w:t>
-            </w:r>
-          </w:p>
-        </w:tc>
-        <w:tc>
-          <w:tcPr>
-            <w:tcW w:type="dxa" w:w="6350"/>
-            <w:vAlign w:val="center"/>
-            <w:tcMar>
-              <w:top w:w="90" w:type="dxa"/>
-              <w:start w:w="120" w:type="dxa"/>
-              <w:bottom w:w="90" w:type="dxa"/>
-              <w:end w:w="120" w:type="dxa"/>
-            </w:tcMar>
-            <w:shd w:fill="123B65"/>
-          </w:tcPr>
-          <w:p>
-            <w:pPr>
-              <w:spacing w:after="40" w:before="20"/>
-            </w:pPr>
-            <w:r>
-              <w:rPr>
-                <w:rFonts w:ascii="Arial" w:hAnsi="Arial"/>
-                <w:b/>
-                <w:color w:val="FFFFFF"/>
-                <w:sz w:val="28"/>
-              </w:rPr>
-              <w:t>Review record</w:t>
-            </w:r>
-          </w:p>
-        </w:tc>
-      </w:tr>
-      <w:tr>
-        <w:tc>
-          <w:tcPr>
-            <w:tcW w:type="dxa" w:w="2381"/>
-            <w:vAlign w:val="center"/>
-            <w:tcMar>
-              <w:top w:w="90" w:type="dxa"/>
-              <w:start w:w="120" w:type="dxa"/>
-              <w:bottom w:w="90" w:type="dxa"/>
-              <w:end w:w="120" w:type="dxa"/>
-            </w:tcMar>
-          </w:tcPr>
-          <w:p>
-            <w:pPr>
-              <w:spacing w:after="40" w:before="20"/>
-            </w:pPr>
-            <w:r>
-              <w:rPr>
-                <w:rFonts w:ascii="Arial" w:hAnsi="Arial"/>
-                <w:color w:val="1F2937"/>
-                <w:sz w:val="28"/>
-              </w:rPr>
-              <w:t>Screen or artifact</w:t>
-            </w:r>
-          </w:p>
-        </w:tc>
-        <w:tc>
-          <w:tcPr>
-            <w:tcW w:type="dxa" w:w="6350"/>
-            <w:vAlign w:val="center"/>
-            <w:tcMar>
-              <w:top w:w="90" w:type="dxa"/>
-              <w:start w:w="120" w:type="dxa"/>
-              <w:bottom w:w="90" w:type="dxa"/>
-              <w:end w:w="120" w:type="dxa"/>
-            </w:tcMar>
-          </w:tcPr>
-          <w:p>
-            <w:pPr>
-              <w:spacing w:after="40" w:before="20"/>
-            </w:pPr>
-            <w:r>
-              <w:rPr>
-                <w:rFonts w:ascii="Arial" w:hAnsi="Arial"/>
-                <w:color w:val="1F2937"/>
-                <w:sz w:val="28"/>
-              </w:rPr>
-              <w:t>Shared state feedback</w:t>
-            </w:r>
-          </w:p>
-        </w:tc>
-      </w:tr>
-      <w:tr>
-        <w:tc>
-          <w:tcPr>
-            <w:tcW w:type="dxa" w:w="2381"/>
-            <w:vAlign w:val="center"/>
-            <w:tcMar>
-              <w:top w:w="90" w:type="dxa"/>
-              <w:start w:w="120" w:type="dxa"/>
-              <w:bottom w:w="90" w:type="dxa"/>
-              <w:end w:w="120" w:type="dxa"/>
-            </w:tcMar>
-          </w:tcPr>
-          <w:p>
-            <w:pPr>
-              <w:spacing w:after="40" w:before="20"/>
-            </w:pPr>
-            <w:r>
-              <w:rPr>
-                <w:rFonts w:ascii="Arial" w:hAnsi="Arial"/>
-                <w:color w:val="1F2937"/>
-                <w:sz w:val="28"/>
-              </w:rPr>
-              <w:t>Issue</w:t>
-            </w:r>
-          </w:p>
-        </w:tc>
-        <w:tc>
-          <w:tcPr>
-            <w:tcW w:type="dxa" w:w="6350"/>
-            <w:vAlign w:val="center"/>
-            <w:tcMar>
-              <w:top w:w="90" w:type="dxa"/>
-              <w:start w:w="120" w:type="dxa"/>
-              <w:bottom w:w="90" w:type="dxa"/>
-              <w:end w:w="120" w:type="dxa"/>
-            </w:tcMar>
-          </w:tcPr>
-          <w:p>
-            <w:pPr>
-              <w:spacing w:after="40" w:before="20"/>
-            </w:pPr>
-            <w:r>
-              <w:rPr>
-                <w:rFonts w:ascii="Arial" w:hAnsi="Arial"/>
-                <w:color w:val="1F2937"/>
-                <w:sz w:val="28"/>
-              </w:rPr>
-              <w:t>Color alone would not distinguish status, error, and success.</w:t>
-            </w:r>
-          </w:p>
-        </w:tc>
-      </w:tr>
-      <w:tr>
-        <w:tc>
-          <w:tcPr>
-            <w:tcW w:type="dxa" w:w="2381"/>
-            <w:vAlign w:val="center"/>
-            <w:tcMar>
-              <w:top w:w="90" w:type="dxa"/>
-              <w:start w:w="120" w:type="dxa"/>
-              <w:bottom w:w="90" w:type="dxa"/>
-              <w:end w:w="120" w:type="dxa"/>
-            </w:tcMar>
-          </w:tcPr>
-          <w:p>
-            <w:pPr>
-              <w:spacing w:after="40" w:before="20"/>
-            </w:pPr>
-            <w:r>
-              <w:rPr>
-                <w:rFonts w:ascii="Arial" w:hAnsi="Arial"/>
-                <w:color w:val="1F2937"/>
-                <w:sz w:val="28"/>
-              </w:rPr>
-              <w:t>Severity</w:t>
-            </w:r>
-          </w:p>
-        </w:tc>
-        <w:tc>
-          <w:tcPr>
-            <w:tcW w:type="dxa" w:w="6350"/>
-            <w:vAlign w:val="center"/>
-            <w:tcMar>
-              <w:top w:w="90" w:type="dxa"/>
-              <w:start w:w="120" w:type="dxa"/>
-              <w:bottom w:w="90" w:type="dxa"/>
-              <w:end w:w="120" w:type="dxa"/>
-            </w:tcMar>
-          </w:tcPr>
-          <w:p>
-            <w:pPr>
-              <w:spacing w:after="40" w:before="20"/>
-            </w:pPr>
-            <w:r>
-              <w:rPr>
-                <w:rFonts w:ascii="Arial" w:hAnsi="Arial"/>
-                <w:color w:val="1F2937"/>
-                <w:sz w:val="28"/>
-              </w:rPr>
-              <w:t>High</w:t>
-            </w:r>
-          </w:p>
-        </w:tc>
-      </w:tr>
-      <w:tr>
-        <w:tc>
-          <w:tcPr>
-            <w:tcW w:type="dxa" w:w="2381"/>
-            <w:vAlign w:val="center"/>
-            <w:tcMar>
-              <w:top w:w="90" w:type="dxa"/>
-              <w:start w:w="120" w:type="dxa"/>
-              <w:bottom w:w="90" w:type="dxa"/>
-              <w:end w:w="120" w:type="dxa"/>
-            </w:tcMar>
-          </w:tcPr>
-          <w:p>
-            <w:pPr>
-              <w:spacing w:after="40" w:before="20"/>
-            </w:pPr>
-            <w:r>
-              <w:rPr>
-                <w:rFonts w:ascii="Arial" w:hAnsi="Arial"/>
-                <w:color w:val="1F2937"/>
-                <w:sz w:val="28"/>
-              </w:rPr>
-              <w:t>Reason</w:t>
-            </w:r>
-          </w:p>
-        </w:tc>
-        <w:tc>
-          <w:tcPr>
-            <w:tcW w:type="dxa" w:w="6350"/>
-            <w:vAlign w:val="center"/>
-            <w:tcMar>
-              <w:top w:w="90" w:type="dxa"/>
-              <w:start w:w="120" w:type="dxa"/>
-              <w:bottom w:w="90" w:type="dxa"/>
-              <w:end w:w="120" w:type="dxa"/>
-            </w:tcMar>
-          </w:tcPr>
-          <w:p>
-            <w:pPr>
-              <w:spacing w:after="40" w:before="20"/>
-            </w:pPr>
-            <w:r>
-              <w:rPr>
-                <w:rFonts w:ascii="Arial" w:hAnsi="Arial"/>
-                <w:color w:val="1F2937"/>
-                <w:sz w:val="28"/>
-              </w:rPr>
-              <w:t>Status chips and error panels use related accent colors.</w:t>
-            </w:r>
-          </w:p>
-        </w:tc>
-      </w:tr>
-      <w:tr>
-        <w:tc>
-          <w:tcPr>
-            <w:tcW w:type="dxa" w:w="2381"/>
-            <w:vAlign w:val="center"/>
-            <w:tcMar>
-              <w:top w:w="90" w:type="dxa"/>
-              <w:start w:w="120" w:type="dxa"/>
-              <w:bottom w:w="90" w:type="dxa"/>
-              <w:end w:w="120" w:type="dxa"/>
-            </w:tcMar>
-          </w:tcPr>
-          <w:p>
-            <w:pPr>
-              <w:spacing w:after="40" w:before="20"/>
-            </w:pPr>
-            <w:r>
-              <w:rPr>
-                <w:rFonts w:ascii="Arial" w:hAnsi="Arial"/>
-                <w:color w:val="1F2937"/>
-                <w:sz w:val="28"/>
-              </w:rPr>
-              <w:t>Recommendation</w:t>
-            </w:r>
-          </w:p>
-        </w:tc>
-        <w:tc>
-          <w:tcPr>
-            <w:tcW w:type="dxa" w:w="6350"/>
-            <w:vAlign w:val="center"/>
-            <w:tcMar>
-              <w:top w:w="90" w:type="dxa"/>
-              <w:start w:w="120" w:type="dxa"/>
-              <w:bottom w:w="90" w:type="dxa"/>
-              <w:end w:w="120" w:type="dxa"/>
-            </w:tcMar>
-          </w:tcPr>
-          <w:p>
-            <w:pPr>
-              <w:spacing w:after="40" w:before="20"/>
-            </w:pPr>
-            <w:r>
-              <w:rPr>
-                <w:rFonts w:ascii="Arial" w:hAnsi="Arial"/>
-                <w:color w:val="1F2937"/>
-                <w:sz w:val="28"/>
-              </w:rPr>
-              <w:t>Pair color with a state label, message, action, and recovery.</w:t>
-            </w:r>
-          </w:p>
-        </w:tc>
-      </w:tr>
-      <w:tr>
-        <w:tc>
-          <w:tcPr>
-            <w:tcW w:type="dxa" w:w="2381"/>
-            <w:vAlign w:val="center"/>
-            <w:tcMar>
-              <w:top w:w="90" w:type="dxa"/>
-              <w:start w:w="120" w:type="dxa"/>
-              <w:bottom w:w="90" w:type="dxa"/>
-              <w:end w:w="120" w:type="dxa"/>
-            </w:tcMar>
-          </w:tcPr>
-          <w:p>
-            <w:pPr>
-              <w:spacing w:after="40" w:before="20"/>
-            </w:pPr>
-            <w:r>
-              <w:rPr>
-                <w:rFonts w:ascii="Arial" w:hAnsi="Arial"/>
-                <w:color w:val="1F2937"/>
-                <w:sz w:val="28"/>
-              </w:rPr>
-              <w:t>Affected report</w:t>
-            </w:r>
-          </w:p>
-        </w:tc>
-        <w:tc>
-          <w:tcPr>
-            <w:tcW w:type="dxa" w:w="6350"/>
-            <w:vAlign w:val="center"/>
-            <w:tcMar>
-              <w:top w:w="90" w:type="dxa"/>
-              <w:start w:w="120" w:type="dxa"/>
-              <w:bottom w:w="90" w:type="dxa"/>
-              <w:end w:w="120" w:type="dxa"/>
-            </w:tcMar>
-          </w:tcPr>
-          <w:p>
-            <w:pPr>
-              <w:spacing w:after="40" w:before="20"/>
-            </w:pPr>
-            <w:r>
-              <w:rPr>
-                <w:rFonts w:ascii="Arial" w:hAnsi="Arial"/>
-                <w:color w:val="1F2937"/>
-                <w:sz w:val="28"/>
-              </w:rPr>
-              <w:t>Project Proposal; Use Case Document</w:t>
-            </w:r>
-          </w:p>
-        </w:tc>
-      </w:tr>
-      <w:tr>
-        <w:tc>
-          <w:tcPr>
-            <w:tcW w:type="dxa" w:w="2381"/>
-            <w:vAlign w:val="center"/>
-            <w:tcMar>
-              <w:top w:w="90" w:type="dxa"/>
-              <w:start w:w="120" w:type="dxa"/>
-              <w:bottom w:w="90" w:type="dxa"/>
-              <w:end w:w="120" w:type="dxa"/>
-            </w:tcMar>
-          </w:tcPr>
-          <w:p>
-            <w:pPr>
-              <w:spacing w:after="40" w:before="20"/>
-            </w:pPr>
-            <w:r>
-              <w:rPr>
-                <w:rFonts w:ascii="Arial" w:hAnsi="Arial"/>
-                <w:color w:val="1F2937"/>
-                <w:sz w:val="28"/>
-              </w:rPr>
-              <w:t>Action taken</w:t>
-            </w:r>
-          </w:p>
-        </w:tc>
-        <w:tc>
-          <w:tcPr>
-            <w:tcW w:type="dxa" w:w="6350"/>
-            <w:vAlign w:val="center"/>
-            <w:tcMar>
-              <w:top w:w="90" w:type="dxa"/>
-              <w:start w:w="120" w:type="dxa"/>
-              <w:bottom w:w="90" w:type="dxa"/>
-              <w:end w:w="120" w:type="dxa"/>
-            </w:tcMar>
-          </w:tcPr>
-          <w:p>
-            <w:pPr>
-              <w:spacing w:after="40" w:before="20"/>
-            </w:pPr>
-            <w:r>
-              <w:rPr>
-                <w:rFonts w:ascii="Arial" w:hAnsi="Arial"/>
-                <w:color w:val="1F2937"/>
-                <w:sz w:val="28"/>
-              </w:rPr>
-              <w:t>Added text labels to every state card.</w:t>
-            </w:r>
-          </w:p>
-        </w:tc>
-      </w:tr>
-      <w:tr>
-        <w:tc>
-          <w:tcPr>
-            <w:tcW w:type="dxa" w:w="2381"/>
-            <w:vAlign w:val="center"/>
-            <w:tcMar>
-              <w:top w:w="90" w:type="dxa"/>
-              <w:start w:w="120" w:type="dxa"/>
-              <w:bottom w:w="90" w:type="dxa"/>
-              <w:end w:w="120" w:type="dxa"/>
-            </w:tcMar>
-          </w:tcPr>
-          <w:p>
-            <w:pPr>
-              <w:spacing w:after="40" w:before="20"/>
-            </w:pPr>
-            <w:r>
-              <w:rPr>
-                <w:rFonts w:ascii="Arial" w:hAnsi="Arial"/>
-                <w:color w:val="1F2937"/>
-                <w:sz w:val="28"/>
-              </w:rPr>
-              <w:t>Result after revision</w:t>
-            </w:r>
-          </w:p>
-        </w:tc>
-        <w:tc>
-          <w:tcPr>
-            <w:tcW w:type="dxa" w:w="6350"/>
-            <w:vAlign w:val="center"/>
-            <w:tcMar>
-              <w:top w:w="90" w:type="dxa"/>
-              <w:start w:w="120" w:type="dxa"/>
-              <w:bottom w:w="90" w:type="dxa"/>
-              <w:end w:w="120" w:type="dxa"/>
-            </w:tcMar>
-          </w:tcPr>
-          <w:p>
-            <w:pPr>
-              <w:spacing w:after="40" w:before="20"/>
-            </w:pPr>
-            <w:r>
-              <w:rPr>
-                <w:rFonts w:ascii="Arial" w:hAnsi="Arial"/>
-                <w:color w:val="1F2937"/>
-                <w:sz w:val="28"/>
-              </w:rPr>
-              <w:t>The state meaning remains available without relying on color.</w:t>
-            </w:r>
-          </w:p>
-        </w:tc>
-      </w:tr>
-    </w:tbl>
-    <w:p>
-      <w:pPr>
-        <w:pStyle w:val="Heading2"/>
-      </w:pPr>
-      <w:r>
-        <w:t>QA-07 - Mobile controls</w:t>
-      </w:r>
-    </w:p>
-    <w:tbl>
-      <w:tblPr>
-        <w:tblStyle w:val="TableGrid"/>
-        <w:tblW w:type="auto" w:w="0"/>
-        <w:jc w:val="center"/>
-        <w:tblLayout w:type="fixed"/>
-        <w:tblLook w:firstColumn="1" w:firstRow="1" w:lastColumn="0" w:lastRow="0" w:noHBand="0" w:noVBand="1" w:val="04A0"/>
-      </w:tblPr>
-      <w:tblGrid>
-        <w:gridCol w:w="4819"/>
-        <w:gridCol w:w="4819"/>
-      </w:tblGrid>
-      <w:tr>
-        <w:trPr>
-          <w:tblHeader w:val="true"/>
-        </w:trPr>
-        <w:tc>
-          <w:tcPr>
-            <w:tcW w:type="dxa" w:w="2381"/>
-            <w:vAlign w:val="center"/>
-            <w:tcMar>
-              <w:top w:w="90" w:type="dxa"/>
-              <w:start w:w="120" w:type="dxa"/>
-              <w:bottom w:w="90" w:type="dxa"/>
-              <w:end w:w="120" w:type="dxa"/>
-            </w:tcMar>
-            <w:shd w:fill="123B65"/>
-          </w:tcPr>
-          <w:p>
-            <w:pPr>
-              <w:spacing w:after="40" w:before="20"/>
-            </w:pPr>
-            <w:r>
-              <w:rPr>
-                <w:rFonts w:ascii="Arial" w:hAnsi="Arial"/>
-                <w:b/>
-                <w:color w:val="FFFFFF"/>
-                <w:sz w:val="28"/>
-              </w:rPr>
-              <w:t>Field</w:t>
-            </w:r>
-          </w:p>
-        </w:tc>
-        <w:tc>
-          <w:tcPr>
-            <w:tcW w:type="dxa" w:w="6350"/>
-            <w:vAlign w:val="center"/>
-            <w:tcMar>
-              <w:top w:w="90" w:type="dxa"/>
-              <w:start w:w="120" w:type="dxa"/>
-              <w:bottom w:w="90" w:type="dxa"/>
-              <w:end w:w="120" w:type="dxa"/>
-            </w:tcMar>
-            <w:shd w:fill="123B65"/>
-          </w:tcPr>
-          <w:p>
-            <w:pPr>
-              <w:spacing w:after="40" w:before="20"/>
-            </w:pPr>
-            <w:r>
-              <w:rPr>
-                <w:rFonts w:ascii="Arial" w:hAnsi="Arial"/>
-                <w:b/>
-                <w:color w:val="FFFFFF"/>
-                <w:sz w:val="28"/>
-              </w:rPr>
-              <w:t>Review record</w:t>
-            </w:r>
-          </w:p>
-        </w:tc>
-      </w:tr>
-      <w:tr>
-        <w:tc>
-          <w:tcPr>
-            <w:tcW w:type="dxa" w:w="2381"/>
-            <w:vAlign w:val="center"/>
-            <w:tcMar>
-              <w:top w:w="90" w:type="dxa"/>
-              <w:start w:w="120" w:type="dxa"/>
-              <w:bottom w:w="90" w:type="dxa"/>
-              <w:end w:w="120" w:type="dxa"/>
-            </w:tcMar>
-          </w:tcPr>
-          <w:p>
-            <w:pPr>
-              <w:spacing w:after="40" w:before="20"/>
-            </w:pPr>
-            <w:r>
-              <w:rPr>
-                <w:rFonts w:ascii="Arial" w:hAnsi="Arial"/>
-                <w:color w:val="1F2937"/>
-                <w:sz w:val="28"/>
-              </w:rPr>
-              <w:t>Screen or artifact</w:t>
-            </w:r>
-          </w:p>
-        </w:tc>
-        <w:tc>
-          <w:tcPr>
-            <w:tcW w:type="dxa" w:w="6350"/>
-            <w:vAlign w:val="center"/>
-            <w:tcMar>
-              <w:top w:w="90" w:type="dxa"/>
-              <w:start w:w="120" w:type="dxa"/>
-              <w:bottom w:w="90" w:type="dxa"/>
-              <w:end w:w="120" w:type="dxa"/>
-            </w:tcMar>
-          </w:tcPr>
-          <w:p>
-            <w:pPr>
-              <w:spacing w:after="40" w:before="20"/>
-            </w:pPr>
-            <w:r>
-              <w:rPr>
-                <w:rFonts w:ascii="Arial" w:hAnsi="Arial"/>
-                <w:color w:val="1F2937"/>
-                <w:sz w:val="28"/>
-              </w:rPr>
-              <w:t>Mobile controls</w:t>
-            </w:r>
-          </w:p>
-        </w:tc>
-      </w:tr>
-      <w:tr>
-        <w:tc>
-          <w:tcPr>
-            <w:tcW w:type="dxa" w:w="2381"/>
-            <w:vAlign w:val="center"/>
-            <w:tcMar>
-              <w:top w:w="90" w:type="dxa"/>
-              <w:start w:w="120" w:type="dxa"/>
-              <w:bottom w:w="90" w:type="dxa"/>
-              <w:end w:w="120" w:type="dxa"/>
-            </w:tcMar>
-          </w:tcPr>
-          <w:p>
-            <w:pPr>
-              <w:spacing w:after="40" w:before="20"/>
-            </w:pPr>
-            <w:r>
-              <w:rPr>
-                <w:rFonts w:ascii="Arial" w:hAnsi="Arial"/>
-                <w:color w:val="1F2937"/>
-                <w:sz w:val="28"/>
-              </w:rPr>
-              <w:t>Issue</w:t>
-            </w:r>
-          </w:p>
-        </w:tc>
-        <w:tc>
-          <w:tcPr>
-            <w:tcW w:type="dxa" w:w="6350"/>
-            <w:vAlign w:val="center"/>
-            <w:tcMar>
-              <w:top w:w="90" w:type="dxa"/>
-              <w:start w:w="120" w:type="dxa"/>
-              <w:bottom w:w="90" w:type="dxa"/>
-              <w:end w:w="120" w:type="dxa"/>
-            </w:tcMar>
-          </w:tcPr>
-          <w:p>
-            <w:pPr>
-              <w:spacing w:after="40" w:before="20"/>
-            </w:pPr>
-            <w:r>
-              <w:rPr>
-                <w:rFonts w:ascii="Arial" w:hAnsi="Arial"/>
-                <w:color w:val="1F2937"/>
-                <w:sz w:val="28"/>
-              </w:rPr>
-              <w:t>The source screenshots do not provide a reliable pixel measurement for every tap target.</w:t>
-            </w:r>
-          </w:p>
-        </w:tc>
-      </w:tr>
-      <w:tr>
-        <w:tc>
-          <w:tcPr>
-            <w:tcW w:type="dxa" w:w="2381"/>
-            <w:vAlign w:val="center"/>
-            <w:tcMar>
-              <w:top w:w="90" w:type="dxa"/>
-              <w:start w:w="120" w:type="dxa"/>
-              <w:bottom w:w="90" w:type="dxa"/>
-              <w:end w:w="120" w:type="dxa"/>
-            </w:tcMar>
-          </w:tcPr>
-          <w:p>
-            <w:pPr>
-              <w:spacing w:after="40" w:before="20"/>
-            </w:pPr>
-            <w:r>
-              <w:rPr>
-                <w:rFonts w:ascii="Arial" w:hAnsi="Arial"/>
-                <w:color w:val="1F2937"/>
-                <w:sz w:val="28"/>
-              </w:rPr>
-              <w:t>Severity</w:t>
-            </w:r>
-          </w:p>
-        </w:tc>
-        <w:tc>
-          <w:tcPr>
-            <w:tcW w:type="dxa" w:w="6350"/>
-            <w:vAlign w:val="center"/>
-            <w:tcMar>
-              <w:top w:w="90" w:type="dxa"/>
-              <w:start w:w="120" w:type="dxa"/>
-              <w:bottom w:w="90" w:type="dxa"/>
-              <w:end w:w="120" w:type="dxa"/>
-            </w:tcMar>
-          </w:tcPr>
-          <w:p>
-            <w:pPr>
-              <w:spacing w:after="40" w:before="20"/>
-            </w:pPr>
-            <w:r>
-              <w:rPr>
-                <w:rFonts w:ascii="Arial" w:hAnsi="Arial"/>
-                <w:color w:val="1F2937"/>
-                <w:sz w:val="28"/>
-              </w:rPr>
-              <w:t>Medium</w:t>
-            </w:r>
-          </w:p>
-        </w:tc>
-      </w:tr>
-      <w:tr>
-        <w:tc>
-          <w:tcPr>
-            <w:tcW w:type="dxa" w:w="2381"/>
-            <w:vAlign w:val="center"/>
-            <w:tcMar>
-              <w:top w:w="90" w:type="dxa"/>
-              <w:start w:w="120" w:type="dxa"/>
-              <w:bottom w:w="90" w:type="dxa"/>
-              <w:end w:w="120" w:type="dxa"/>
-            </w:tcMar>
-          </w:tcPr>
-          <w:p>
-            <w:pPr>
-              <w:spacing w:after="40" w:before="20"/>
-            </w:pPr>
-            <w:r>
-              <w:rPr>
-                <w:rFonts w:ascii="Arial" w:hAnsi="Arial"/>
-                <w:color w:val="1F2937"/>
-                <w:sz w:val="28"/>
-              </w:rPr>
-              <w:t>Reason</w:t>
-            </w:r>
-          </w:p>
-        </w:tc>
-        <w:tc>
-          <w:tcPr>
-            <w:tcW w:type="dxa" w:w="6350"/>
-            <w:vAlign w:val="center"/>
-            <w:tcMar>
-              <w:top w:w="90" w:type="dxa"/>
-              <w:start w:w="120" w:type="dxa"/>
-              <w:bottom w:w="90" w:type="dxa"/>
-              <w:end w:w="120" w:type="dxa"/>
-            </w:tcMar>
-          </w:tcPr>
-          <w:p>
-            <w:pPr>
-              <w:spacing w:after="40" w:before="20"/>
-            </w:pPr>
-            <w:r>
-              <w:rPr>
-                <w:rFonts w:ascii="Arial" w:hAnsi="Arial"/>
-                <w:color w:val="1F2937"/>
-                <w:sz w:val="28"/>
-              </w:rPr>
-              <w:t>Screenshot scaling prevents a defensible size claim.</w:t>
-            </w:r>
-          </w:p>
-        </w:tc>
-      </w:tr>
-      <w:tr>
-        <w:tc>
-          <w:tcPr>
-            <w:tcW w:type="dxa" w:w="2381"/>
-            <w:vAlign w:val="center"/>
-            <w:tcMar>
-              <w:top w:w="90" w:type="dxa"/>
-              <w:start w:w="120" w:type="dxa"/>
-              <w:bottom w:w="90" w:type="dxa"/>
-              <w:end w:w="120" w:type="dxa"/>
-            </w:tcMar>
-          </w:tcPr>
-          <w:p>
-            <w:pPr>
-              <w:spacing w:after="40" w:before="20"/>
-            </w:pPr>
-            <w:r>
-              <w:rPr>
-                <w:rFonts w:ascii="Arial" w:hAnsi="Arial"/>
-                <w:color w:val="1F2937"/>
-                <w:sz w:val="28"/>
-              </w:rPr>
-              <w:t>Recommendation</w:t>
-            </w:r>
-          </w:p>
-        </w:tc>
-        <w:tc>
-          <w:tcPr>
-            <w:tcW w:type="dxa" w:w="6350"/>
-            <w:vAlign w:val="center"/>
-            <w:tcMar>
-              <w:top w:w="90" w:type="dxa"/>
-              <w:start w:w="120" w:type="dxa"/>
-              <w:bottom w:w="90" w:type="dxa"/>
-              <w:end w:w="120" w:type="dxa"/>
-            </w:tcMar>
-          </w:tcPr>
-          <w:p>
-            <w:pPr>
-              <w:spacing w:after="40" w:before="20"/>
-            </w:pPr>
-            <w:r>
-              <w:rPr>
-                <w:rFonts w:ascii="Arial" w:hAnsi="Arial"/>
-                <w:color w:val="1F2937"/>
-                <w:sz w:val="28"/>
-              </w:rPr>
-              <w:t>Set a design rule instead of claiming the current controls fail.</w:t>
-            </w:r>
-          </w:p>
-        </w:tc>
-      </w:tr>
-      <w:tr>
-        <w:tc>
-          <w:tcPr>
-            <w:tcW w:type="dxa" w:w="2381"/>
-            <w:vAlign w:val="center"/>
-            <w:tcMar>
-              <w:top w:w="90" w:type="dxa"/>
-              <w:start w:w="120" w:type="dxa"/>
-              <w:bottom w:w="90" w:type="dxa"/>
-              <w:end w:w="120" w:type="dxa"/>
-            </w:tcMar>
-          </w:tcPr>
-          <w:p>
-            <w:pPr>
-              <w:spacing w:after="40" w:before="20"/>
-            </w:pPr>
-            <w:r>
-              <w:rPr>
-                <w:rFonts w:ascii="Arial" w:hAnsi="Arial"/>
-                <w:color w:val="1F2937"/>
-                <w:sz w:val="28"/>
-              </w:rPr>
-              <w:t>Affected report</w:t>
-            </w:r>
-          </w:p>
-        </w:tc>
-        <w:tc>
-          <w:tcPr>
-            <w:tcW w:type="dxa" w:w="6350"/>
-            <w:vAlign w:val="center"/>
-            <w:tcMar>
-              <w:top w:w="90" w:type="dxa"/>
-              <w:start w:w="120" w:type="dxa"/>
-              <w:bottom w:w="90" w:type="dxa"/>
-              <w:end w:w="120" w:type="dxa"/>
-            </w:tcMar>
-          </w:tcPr>
-          <w:p>
-            <w:pPr>
-              <w:spacing w:after="40" w:before="20"/>
-            </w:pPr>
-            <w:r>
-              <w:rPr>
-                <w:rFonts w:ascii="Arial" w:hAnsi="Arial"/>
-                <w:color w:val="1F2937"/>
-                <w:sz w:val="28"/>
-              </w:rPr>
-              <w:t>Project Proposal</w:t>
-            </w:r>
-          </w:p>
-        </w:tc>
-      </w:tr>
-      <w:tr>
-        <w:tc>
-          <w:tcPr>
-            <w:tcW w:type="dxa" w:w="2381"/>
-            <w:vAlign w:val="center"/>
-            <w:tcMar>
-              <w:top w:w="90" w:type="dxa"/>
-              <w:start w:w="120" w:type="dxa"/>
-              <w:bottom w:w="90" w:type="dxa"/>
-              <w:end w:w="120" w:type="dxa"/>
-            </w:tcMar>
-          </w:tcPr>
-          <w:p>
-            <w:pPr>
-              <w:spacing w:after="40" w:before="20"/>
-            </w:pPr>
-            <w:r>
-              <w:rPr>
-                <w:rFonts w:ascii="Arial" w:hAnsi="Arial"/>
-                <w:color w:val="1F2937"/>
-                <w:sz w:val="28"/>
-              </w:rPr>
-              <w:t>Action taken</w:t>
-            </w:r>
-          </w:p>
-        </w:tc>
-        <w:tc>
-          <w:tcPr>
-            <w:tcW w:type="dxa" w:w="6350"/>
-            <w:vAlign w:val="center"/>
-            <w:tcMar>
-              <w:top w:w="90" w:type="dxa"/>
-              <w:start w:w="120" w:type="dxa"/>
-              <w:bottom w:w="90" w:type="dxa"/>
-              <w:end w:w="120" w:type="dxa"/>
-            </w:tcMar>
-          </w:tcPr>
-          <w:p>
-            <w:pPr>
-              <w:spacing w:after="40" w:before="20"/>
-            </w:pPr>
-            <w:r>
-              <w:rPr>
-                <w:rFonts w:ascii="Arial" w:hAnsi="Arial"/>
-                <w:color w:val="1F2937"/>
-                <w:sz w:val="28"/>
-              </w:rPr>
-              <w:t>Specified 48 px button height and persistent labels.</w:t>
-            </w:r>
-          </w:p>
-        </w:tc>
-      </w:tr>
-      <w:tr>
-        <w:tc>
-          <w:tcPr>
-            <w:tcW w:type="dxa" w:w="2381"/>
-            <w:vAlign w:val="center"/>
-            <w:tcMar>
-              <w:top w:w="90" w:type="dxa"/>
-              <w:start w:w="120" w:type="dxa"/>
-              <w:bottom w:w="90" w:type="dxa"/>
-              <w:end w:w="120" w:type="dxa"/>
-            </w:tcMar>
-          </w:tcPr>
-          <w:p>
-            <w:pPr>
-              <w:spacing w:after="40" w:before="20"/>
-            </w:pPr>
-            <w:r>
-              <w:rPr>
-                <w:rFonts w:ascii="Arial" w:hAnsi="Arial"/>
-                <w:color w:val="1F2937"/>
-                <w:sz w:val="28"/>
-              </w:rPr>
-              <w:t>Result after revision</w:t>
-            </w:r>
-          </w:p>
-        </w:tc>
-        <w:tc>
-          <w:tcPr>
-            <w:tcW w:type="dxa" w:w="6350"/>
-            <w:vAlign w:val="center"/>
-            <w:tcMar>
-              <w:top w:w="90" w:type="dxa"/>
-              <w:start w:w="120" w:type="dxa"/>
-              <w:bottom w:w="90" w:type="dxa"/>
-              <w:end w:w="120" w:type="dxa"/>
-            </w:tcMar>
-          </w:tcPr>
-          <w:p>
-            <w:pPr>
-              <w:spacing w:after="40" w:before="20"/>
-            </w:pPr>
-            <w:r>
-              <w:rPr>
-                <w:rFonts w:ascii="Arial" w:hAnsi="Arial"/>
-                <w:color w:val="1F2937"/>
-                <w:sz w:val="28"/>
-              </w:rPr>
-              <w:t>The concept has a measurable mobile acceptance rule.</w:t>
+              <w:t>Carry PA3 validation questions forward.</w:t>
             </w:r>
           </w:p>
         </w:tc>
@@ -3831,689 +1154,110 @@
         <w:pStyle w:val="Heading1"/>
       </w:pPr>
       <w:r>
-        <w:t>Evidence excerpts</w:t>
+        <w:t>3. Overall Evaluation</w:t>
       </w:r>
     </w:p>
     <w:p>
       <w:pPr>
-        <w:keepNext/>
-        <w:jc w:val="center"/>
+        <w:pStyle w:val="ListBullet"/>
+        <w:keepLines/>
       </w:pPr>
       <w:r>
-        <w:drawing>
-          <wp:inline xmlns:a="http://schemas.openxmlformats.org/drawingml/2006/main" xmlns:pic="http://schemas.openxmlformats.org/drawingml/2006/picture">
-            <wp:extent cx="4200000" cy="6300000"/>
-            <wp:docPr id="1" name="Picture 1"/>
-            <wp:cNvGraphicFramePr>
-              <a:graphicFrameLocks noChangeAspect="1"/>
-            </wp:cNvGraphicFramePr>
-            <a:graphic>
-              <a:graphicData uri="http://schemas.openxmlformats.org/drawingml/2006/picture">
-                <pic:pic>
-                  <pic:nvPicPr>
-                    <pic:cNvPr id="0" name="revision-chess-lessons-top.png"/>
-                    <pic:cNvPicPr/>
-                  </pic:nvPicPr>
-                  <pic:blipFill>
-                    <a:blip r:embed="rId9"/>
-                    <a:stretch>
-                      <a:fillRect/>
-                    </a:stretch>
-                  </pic:blipFill>
-                  <pic:spPr>
-                    <a:xfrm>
-                      <a:off x="0" y="0"/>
-                      <a:ext cx="4200000" cy="6300000"/>
-                    </a:xfrm>
-                    <a:prstGeom prst="rect"/>
-                  </pic:spPr>
-                </pic:pic>
-              </a:graphicData>
-            </a:graphic>
-          </wp:inline>
-        </w:drawing>
+        <w:rPr>
+          <w:rFonts w:ascii="Calibri" w:hAnsi="Calibri"/>
+          <w:b w:val="0"/>
+          <w:i w:val="0"/>
+          <w:color w:val="1F2937"/>
+          <w:sz w:val="21"/>
+        </w:rPr>
+        <w:t>User Research: strong coverage of methods, simulated participants and sessions, personas, screenshot evidence, work models, and PA1 continuity.</w:t>
       </w:r>
     </w:p>
     <w:p>
       <w:pPr>
+        <w:pStyle w:val="ListBullet"/>
         <w:keepLines/>
-        <w:spacing w:after="160"/>
       </w:pPr>
       <w:r>
         <w:rPr>
-          <w:b/>
-          <w:color w:val="123B65"/>
+          <w:rFonts w:ascii="Calibri" w:hAnsi="Calibri"/>
+          <w:b w:val="0"/>
+          <w:i w:val="0"/>
+          <w:color w:val="1F2937"/>
+          <w:sz w:val="21"/>
         </w:rPr>
-        <w:t xml:space="preserve">Figure PR-EV-01A. </w:t>
-      </w:r>
-      <w:r>
-        <w:t>Chess mobile Lessons page - Top; the first visible learning groups.</w:t>
-      </w:r>
-      <w:r>
-        <w:rPr>
-          <w:i/>
-          <w:color w:val="5B6573"/>
-          <w:sz w:val="28"/>
-        </w:rPr>
-        <w:br/>
-        <w:t>Source: Internal design QA item</w:t>
-        <w:br/>
-        <w:t>Related: 14.0</w:t>
+        <w:t>User Analysis: clear synthesis from brainstorming and affinity clustering through voting, prioritization, and two tough problems.</w:t>
       </w:r>
     </w:p>
     <w:p>
       <w:pPr>
-        <w:keepNext/>
-        <w:jc w:val="center"/>
+        <w:pStyle w:val="ListBullet"/>
+        <w:keepLines/>
       </w:pPr>
       <w:r>
-        <w:drawing>
-          <wp:inline xmlns:a="http://schemas.openxmlformats.org/drawingml/2006/main" xmlns:pic="http://schemas.openxmlformats.org/drawingml/2006/picture">
-            <wp:extent cx="4200000" cy="6300000"/>
-            <wp:docPr id="2" name="Picture 2"/>
-            <wp:cNvGraphicFramePr>
-              <a:graphicFrameLocks noChangeAspect="1"/>
-            </wp:cNvGraphicFramePr>
-            <a:graphic>
-              <a:graphicData uri="http://schemas.openxmlformats.org/drawingml/2006/picture">
-                <pic:pic>
-                  <pic:nvPicPr>
-                    <pic:cNvPr id="0" name="revision-chess-lessons-middle.png"/>
-                    <pic:cNvPicPr/>
-                  </pic:nvPicPr>
-                  <pic:blipFill>
-                    <a:blip r:embed="rId10"/>
-                    <a:stretch>
-                      <a:fillRect/>
-                    </a:stretch>
-                  </pic:blipFill>
-                  <pic:spPr>
-                    <a:xfrm>
-                      <a:off x="0" y="0"/>
-                      <a:ext cx="4200000" cy="6300000"/>
-                    </a:xfrm>
-                    <a:prstGeom prst="rect"/>
-                  </pic:spPr>
-                </pic:pic>
-              </a:graphicData>
-            </a:graphic>
-          </wp:inline>
-        </w:drawing>
+        <w:rPr>
+          <w:rFonts w:ascii="Calibri" w:hAnsi="Calibri"/>
+          <w:b w:val="0"/>
+          <w:i w:val="0"/>
+          <w:color w:val="1F2937"/>
+          <w:sz w:val="21"/>
+        </w:rPr>
+        <w:t>Proposal: sufficiently differentiated alternatives, with three concepts for FIFA and three for Chess.</w:t>
       </w:r>
     </w:p>
     <w:p>
       <w:pPr>
+        <w:pStyle w:val="ListBullet"/>
         <w:keepLines/>
-        <w:spacing w:after="160"/>
       </w:pPr>
       <w:r>
         <w:rPr>
-          <w:b/>
-          <w:color w:val="123B65"/>
+          <w:rFonts w:ascii="Calibri" w:hAnsi="Calibri"/>
+          <w:b w:val="0"/>
+          <w:i w:val="0"/>
+          <w:color w:val="1F2937"/>
+          <w:sz w:val="21"/>
         </w:rPr>
-        <w:t xml:space="preserve">Figure PR-EV-01B. </w:t>
-      </w:r>
-      <w:r>
-        <w:t>Chess mobile Lessons page - Middle; the continued lesson sequence.</w:t>
-      </w:r>
-      <w:r>
-        <w:rPr>
-          <w:i/>
-          <w:color w:val="5B6573"/>
-          <w:sz w:val="28"/>
-        </w:rPr>
-        <w:br/>
-        <w:t>Source: Internal design QA item</w:t>
-        <w:br/>
-        <w:t>Related: 14.0</w:t>
+        <w:t>Use Case: detailed and traceable, with actors, system boundaries, main flows, and alternate/error paths.</w:t>
       </w:r>
     </w:p>
     <w:p>
       <w:pPr>
-        <w:keepNext/>
-        <w:jc w:val="center"/>
+        <w:pStyle w:val="ListBullet"/>
+        <w:keepLines/>
       </w:pPr>
       <w:r>
-        <w:drawing>
-          <wp:inline xmlns:a="http://schemas.openxmlformats.org/drawingml/2006/main" xmlns:pic="http://schemas.openxmlformats.org/drawingml/2006/picture">
-            <wp:extent cx="4200000" cy="6300000"/>
-            <wp:docPr id="3" name="Picture 3"/>
-            <wp:cNvGraphicFramePr>
-              <a:graphicFrameLocks noChangeAspect="1"/>
-            </wp:cNvGraphicFramePr>
-            <a:graphic>
-              <a:graphicData uri="http://schemas.openxmlformats.org/drawingml/2006/picture">
-                <pic:pic>
-                  <pic:nvPicPr>
-                    <pic:cNvPr id="0" name="revision-chess-lessons-bottom.png"/>
-                    <pic:cNvPicPr/>
-                  </pic:nvPicPr>
-                  <pic:blipFill>
-                    <a:blip r:embed="rId11"/>
-                    <a:stretch>
-                      <a:fillRect/>
-                    </a:stretch>
-                  </pic:blipFill>
-                  <pic:spPr>
-                    <a:xfrm>
-                      <a:off x="0" y="0"/>
-                      <a:ext cx="4200000" cy="6300000"/>
-                    </a:xfrm>
-                    <a:prstGeom prst="rect"/>
-                  </pic:spPr>
-                </pic:pic>
-              </a:graphicData>
-            </a:graphic>
-          </wp:inline>
-        </w:drawing>
+        <w:rPr>
+          <w:rFonts w:ascii="Calibri" w:hAnsi="Calibri"/>
+          <w:b w:val="0"/>
+          <w:i w:val="0"/>
+          <w:color w:val="1F2937"/>
+          <w:sz w:val="21"/>
+        </w:rPr>
+        <w:t>Weekly Report: complete three-week process record with task ownership, continuity, progress, and lessons learned.</w:t>
       </w:r>
     </w:p>
     <w:p>
       <w:pPr>
+        <w:pStyle w:val="ListBullet"/>
         <w:keepLines/>
-        <w:spacing w:after="160"/>
       </w:pPr>
       <w:r>
         <w:rPr>
-          <w:b/>
-          <w:color w:val="123B65"/>
+          <w:rFonts w:ascii="Calibri" w:hAnsi="Calibri"/>
+          <w:b w:val="0"/>
+          <w:i w:val="0"/>
+          <w:color w:val="1F2937"/>
+          <w:sz w:val="21"/>
         </w:rPr>
-        <w:t xml:space="preserve">Figure PR-EV-01C. </w:t>
-      </w:r>
-      <w:r>
-        <w:t>Chess mobile Lessons page - Bottom; later groups and page end.</w:t>
-      </w:r>
-      <w:r>
-        <w:rPr>
-          <w:i/>
-          <w:color w:val="5B6573"/>
-          <w:sz w:val="28"/>
-        </w:rPr>
-        <w:br/>
-        <w:t>Source: Internal design QA item</w:t>
-        <w:br/>
-        <w:t>Related: 14.0</w:t>
+        <w:t>Main remaining risk: cross-document consistency and final document QA, especially captions, voting values, mappings, TOC fields, and pagination.</w:t>
       </w:r>
     </w:p>
-    <w:p>
-      <w:pPr>
-        <w:keepNext/>
-        <w:jc w:val="center"/>
-      </w:pPr>
-      <w:r>
-        <w:drawing>
-          <wp:inline xmlns:a="http://schemas.openxmlformats.org/drawingml/2006/main" xmlns:pic="http://schemas.openxmlformats.org/drawingml/2006/picture">
-            <wp:extent cx="5760000" cy="4492000"/>
-            <wp:docPr id="4" name="Picture 4"/>
-            <wp:cNvGraphicFramePr>
-              <a:graphicFrameLocks noChangeAspect="1"/>
-            </wp:cNvGraphicFramePr>
-            <a:graphic>
-              <a:graphicData uri="http://schemas.openxmlformats.org/drawingml/2006/picture">
-                <pic:pic>
-                  <pic:nvPicPr>
-                    <pic:cNvPr id="0" name="f2-e09-decision-surface.png"/>
-                    <pic:cNvPicPr/>
-                  </pic:nvPicPr>
-                  <pic:blipFill>
-                    <a:blip r:embed="rId12"/>
-                    <a:stretch>
-                      <a:fillRect/>
-                    </a:stretch>
-                  </pic:blipFill>
-                  <pic:spPr>
-                    <a:xfrm>
-                      <a:off x="0" y="0"/>
-                      <a:ext cx="5760000" cy="4492000"/>
-                    </a:xfrm>
-                    <a:prstGeom prst="rect"/>
-                  </pic:spPr>
-                </pic:pic>
-              </a:graphicData>
-            </a:graphic>
-          </wp:inline>
-        </w:drawing>
-      </w:r>
-    </w:p>
-    <w:p>
-      <w:pPr>
-        <w:keepLines/>
-        <w:spacing w:after="160"/>
-      </w:pPr>
-      <w:r>
-        <w:rPr>
-          <w:b/>
-          <w:color w:val="123B65"/>
-        </w:rPr>
-        <w:t xml:space="preserve">Figure PR-EV-02. </w:t>
-      </w:r>
-      <w:r>
-        <w:t>FIFA ticket decision surface used to review state and handoff wording.</w:t>
-      </w:r>
-      <w:r>
-        <w:rPr>
-          <w:i/>
-          <w:color w:val="5B6573"/>
-          <w:sz w:val="28"/>
-        </w:rPr>
-        <w:br/>
-        <w:t>Source: Internal design QA item</w:t>
-        <w:br/>
-        <w:t>Related: 14.0</w:t>
-      </w:r>
-    </w:p>
-    <w:p>
-      <w:pPr>
-        <w:keepNext/>
-        <w:jc w:val="center"/>
-      </w:pPr>
-      <w:r>
-        <w:drawing>
-          <wp:inline xmlns:a="http://schemas.openxmlformats.org/drawingml/2006/main" xmlns:pic="http://schemas.openxmlformats.org/drawingml/2006/picture">
-            <wp:extent cx="5760000" cy="4800000"/>
-            <wp:docPr id="5" name="Picture 5"/>
-            <wp:cNvGraphicFramePr>
-              <a:graphicFrameLocks noChangeAspect="1"/>
-            </wp:cNvGraphicFramePr>
-            <a:graphic>
-              <a:graphicData uri="http://schemas.openxmlformats.org/drawingml/2006/picture">
-                <pic:pic>
-                  <pic:nvPicPr>
-                    <pic:cNvPr id="0" name="revision-concierge-validation.png"/>
-                    <pic:cNvPicPr/>
-                  </pic:nvPicPr>
-                  <pic:blipFill>
-                    <a:blip r:embed="rId13"/>
-                    <a:stretch>
-                      <a:fillRect/>
-                    </a:stretch>
-                  </pic:blipFill>
-                  <pic:spPr>
-                    <a:xfrm>
-                      <a:off x="0" y="0"/>
-                      <a:ext cx="5760000" cy="4800000"/>
-                    </a:xfrm>
-                    <a:prstGeom prst="rect"/>
-                  </pic:spPr>
-                </pic:pic>
-              </a:graphicData>
-            </a:graphic>
-          </wp:inline>
-        </w:drawing>
-      </w:r>
-    </w:p>
-    <w:p>
-      <w:pPr>
-        <w:keepLines/>
-        <w:spacing w:after="160"/>
-      </w:pPr>
-      <w:r>
-        <w:rPr>
-          <w:b/>
-          <w:color w:val="123B65"/>
-        </w:rPr>
-        <w:t xml:space="preserve">Figure PR-EV-03. </w:t>
-      </w:r>
-      <w:r>
-        <w:t>Revised validation state showing field message, correction action, and recovery.</w:t>
-      </w:r>
-      <w:r>
-        <w:rPr>
-          <w:i/>
-          <w:color w:val="5B6573"/>
-          <w:sz w:val="28"/>
-        </w:rPr>
-        <w:br/>
-        <w:t>Source: Internal design QA item</w:t>
-        <w:br/>
-        <w:t>Related: 14.0</w:t>
-      </w:r>
-    </w:p>
-    <w:p>
-      <w:pPr>
-        <w:pStyle w:val="Heading1"/>
-      </w:pPr>
-      <w:r>
-        <w:t>Practical Difficulties and Lessons Learned</w:t>
-      </w:r>
-    </w:p>
-    <w:tbl>
-      <w:tblPr>
-        <w:tblStyle w:val="TableGrid"/>
-        <w:tblW w:type="auto" w:w="0"/>
-        <w:jc w:val="center"/>
-        <w:tblLayout w:type="fixed"/>
-        <w:tblLook w:firstColumn="1" w:firstRow="1" w:lastColumn="0" w:lastRow="0" w:noHBand="0" w:noVBand="1" w:val="04A0"/>
-      </w:tblPr>
-      <w:tblGrid>
-        <w:gridCol w:w="2409"/>
-        <w:gridCol w:w="2409"/>
-        <w:gridCol w:w="2409"/>
-        <w:gridCol w:w="2409"/>
-      </w:tblGrid>
-      <w:tr>
-        <w:trPr>
-          <w:tblHeader w:val="true"/>
-        </w:trPr>
-        <w:tc>
-          <w:tcPr>
-            <w:tcW w:type="dxa" w:w="2381"/>
-            <w:vAlign w:val="center"/>
-            <w:tcMar>
-              <w:top w:w="90" w:type="dxa"/>
-              <w:start w:w="120" w:type="dxa"/>
-              <w:bottom w:w="90" w:type="dxa"/>
-              <w:end w:w="120" w:type="dxa"/>
-            </w:tcMar>
-            <w:shd w:fill="123B65"/>
-          </w:tcPr>
-          <w:p>
-            <w:pPr>
-              <w:spacing w:after="40" w:before="20"/>
-            </w:pPr>
-            <w:r>
-              <w:rPr>
-                <w:rFonts w:ascii="Arial" w:hAnsi="Arial"/>
-                <w:b/>
-                <w:color w:val="FFFFFF"/>
-                <w:sz w:val="28"/>
-              </w:rPr>
-              <w:t>Practical difficulty</w:t>
-            </w:r>
-          </w:p>
-        </w:tc>
-        <w:tc>
-          <w:tcPr>
-            <w:tcW w:type="dxa" w:w="2381"/>
-            <w:vAlign w:val="center"/>
-            <w:tcMar>
-              <w:top w:w="90" w:type="dxa"/>
-              <w:start w:w="120" w:type="dxa"/>
-              <w:bottom w:w="90" w:type="dxa"/>
-              <w:end w:w="120" w:type="dxa"/>
-            </w:tcMar>
-            <w:shd w:fill="123B65"/>
-          </w:tcPr>
-          <w:p>
-            <w:pPr>
-              <w:spacing w:after="40" w:before="20"/>
-            </w:pPr>
-            <w:r>
-              <w:rPr>
-                <w:rFonts w:ascii="Arial" w:hAnsi="Arial"/>
-                <w:b/>
-                <w:color w:val="FFFFFF"/>
-                <w:sz w:val="28"/>
-              </w:rPr>
-              <w:t>How the group handled it</w:t>
-            </w:r>
-          </w:p>
-        </w:tc>
-        <w:tc>
-          <w:tcPr>
-            <w:tcW w:type="dxa" w:w="2381"/>
-            <w:vAlign w:val="center"/>
-            <w:tcMar>
-              <w:top w:w="90" w:type="dxa"/>
-              <w:start w:w="120" w:type="dxa"/>
-              <w:bottom w:w="90" w:type="dxa"/>
-              <w:end w:w="120" w:type="dxa"/>
-            </w:tcMar>
-            <w:shd w:fill="123B65"/>
-          </w:tcPr>
-          <w:p>
-            <w:pPr>
-              <w:spacing w:after="40" w:before="20"/>
-            </w:pPr>
-            <w:r>
-              <w:rPr>
-                <w:rFonts w:ascii="Arial" w:hAnsi="Arial"/>
-                <w:b/>
-                <w:color w:val="FFFFFF"/>
-                <w:sz w:val="28"/>
-              </w:rPr>
-              <w:t>Lesson learned</w:t>
-            </w:r>
-          </w:p>
-        </w:tc>
-        <w:tc>
-          <w:tcPr>
-            <w:tcW w:type="dxa" w:w="2381"/>
-            <w:vAlign w:val="center"/>
-            <w:tcMar>
-              <w:top w:w="90" w:type="dxa"/>
-              <w:start w:w="120" w:type="dxa"/>
-              <w:bottom w:w="90" w:type="dxa"/>
-              <w:end w:w="120" w:type="dxa"/>
-            </w:tcMar>
-            <w:shd w:fill="123B65"/>
-          </w:tcPr>
-          <w:p>
-            <w:pPr>
-              <w:spacing w:after="40" w:before="20"/>
-            </w:pPr>
-            <w:r>
-              <w:rPr>
-                <w:rFonts w:ascii="Arial" w:hAnsi="Arial"/>
-                <w:b/>
-                <w:color w:val="FFFFFF"/>
-                <w:sz w:val="28"/>
-              </w:rPr>
-              <w:t>Impact on the final version</w:t>
-            </w:r>
-          </w:p>
-        </w:tc>
-      </w:tr>
-      <w:tr>
-        <w:tc>
-          <w:tcPr>
-            <w:tcW w:type="dxa" w:w="2381"/>
-            <w:vAlign w:val="center"/>
-            <w:tcMar>
-              <w:top w:w="90" w:type="dxa"/>
-              <w:start w:w="120" w:type="dxa"/>
-              <w:bottom w:w="90" w:type="dxa"/>
-              <w:end w:w="120" w:type="dxa"/>
-            </w:tcMar>
-          </w:tcPr>
-          <w:p>
-            <w:pPr>
-              <w:spacing w:after="40" w:before="20"/>
-            </w:pPr>
-            <w:r>
-              <w:rPr>
-                <w:rFonts w:ascii="Arial" w:hAnsi="Arial"/>
-                <w:color w:val="1F2937"/>
-                <w:sz w:val="28"/>
-              </w:rPr>
-              <w:t>No verified presentation feedback existed.</w:t>
-            </w:r>
-          </w:p>
-        </w:tc>
-        <w:tc>
-          <w:tcPr>
-            <w:tcW w:type="dxa" w:w="2381"/>
-            <w:vAlign w:val="center"/>
-            <w:tcMar>
-              <w:top w:w="90" w:type="dxa"/>
-              <w:start w:w="120" w:type="dxa"/>
-              <w:bottom w:w="90" w:type="dxa"/>
-              <w:end w:w="120" w:type="dxa"/>
-            </w:tcMar>
-          </w:tcPr>
-          <w:p>
-            <w:pPr>
-              <w:spacing w:after="40" w:before="20"/>
-            </w:pPr>
-            <w:r>
-              <w:rPr>
-                <w:rFonts w:ascii="Arial" w:hAnsi="Arial"/>
-                <w:color w:val="1F2937"/>
-                <w:sz w:val="28"/>
-              </w:rPr>
-              <w:t>The group changed the artifact title and disclosure to internal/simulated design QA.</w:t>
-            </w:r>
-          </w:p>
-        </w:tc>
-        <w:tc>
-          <w:tcPr>
-            <w:tcW w:type="dxa" w:w="2381"/>
-            <w:vAlign w:val="center"/>
-            <w:tcMar>
-              <w:top w:w="90" w:type="dxa"/>
-              <w:start w:w="120" w:type="dxa"/>
-              <w:bottom w:w="90" w:type="dxa"/>
-              <w:end w:w="120" w:type="dxa"/>
-            </w:tcMar>
-          </w:tcPr>
-          <w:p>
-            <w:pPr>
-              <w:spacing w:after="40" w:before="20"/>
-            </w:pPr>
-            <w:r>
-              <w:rPr>
-                <w:rFonts w:ascii="Arial" w:hAnsi="Arial"/>
-                <w:color w:val="1F2937"/>
-                <w:sz w:val="28"/>
-              </w:rPr>
-              <w:t>Feedback provenance must be explicit.</w:t>
-            </w:r>
-          </w:p>
-        </w:tc>
-        <w:tc>
-          <w:tcPr>
-            <w:tcW w:type="dxa" w:w="2381"/>
-            <w:vAlign w:val="center"/>
-            <w:tcMar>
-              <w:top w:w="90" w:type="dxa"/>
-              <w:start w:w="120" w:type="dxa"/>
-              <w:bottom w:w="90" w:type="dxa"/>
-              <w:end w:w="120" w:type="dxa"/>
-            </w:tcMar>
-          </w:tcPr>
-          <w:p>
-            <w:pPr>
-              <w:spacing w:after="40" w:before="20"/>
-            </w:pPr>
-            <w:r>
-              <w:rPr>
-                <w:rFonts w:ascii="Arial" w:hAnsi="Arial"/>
-                <w:color w:val="1F2937"/>
-                <w:sz w:val="28"/>
-              </w:rPr>
-              <w:t>The final review does not attribute comments to external peers.</w:t>
-            </w:r>
-          </w:p>
-        </w:tc>
-      </w:tr>
-      <w:tr>
-        <w:tc>
-          <w:tcPr>
-            <w:tcW w:type="dxa" w:w="2381"/>
-            <w:vAlign w:val="center"/>
-            <w:tcMar>
-              <w:top w:w="90" w:type="dxa"/>
-              <w:start w:w="120" w:type="dxa"/>
-              <w:bottom w:w="90" w:type="dxa"/>
-              <w:end w:w="120" w:type="dxa"/>
-            </w:tcMar>
-          </w:tcPr>
-          <w:p>
-            <w:pPr>
-              <w:spacing w:after="40" w:before="20"/>
-            </w:pPr>
-            <w:r>
-              <w:rPr>
-                <w:rFonts w:ascii="Arial" w:hAnsi="Arial"/>
-                <w:color w:val="1F2937"/>
-                <w:sz w:val="28"/>
-              </w:rPr>
-              <w:t>Some review claims could not be measured from scaled screenshots.</w:t>
-            </w:r>
-          </w:p>
-        </w:tc>
-        <w:tc>
-          <w:tcPr>
-            <w:tcW w:type="dxa" w:w="2381"/>
-            <w:vAlign w:val="center"/>
-            <w:tcMar>
-              <w:top w:w="90" w:type="dxa"/>
-              <w:start w:w="120" w:type="dxa"/>
-              <w:bottom w:w="90" w:type="dxa"/>
-              <w:end w:w="120" w:type="dxa"/>
-            </w:tcMar>
-          </w:tcPr>
-          <w:p>
-            <w:pPr>
-              <w:spacing w:after="40" w:before="20"/>
-            </w:pPr>
-            <w:r>
-              <w:rPr>
-                <w:rFonts w:ascii="Arial" w:hAnsi="Arial"/>
-                <w:color w:val="1F2937"/>
-                <w:sz w:val="28"/>
-              </w:rPr>
-              <w:t>The group converted them into measurable design requirements instead of unsupported findings.</w:t>
-            </w:r>
-          </w:p>
-        </w:tc>
-        <w:tc>
-          <w:tcPr>
-            <w:tcW w:type="dxa" w:w="2381"/>
-            <w:vAlign w:val="center"/>
-            <w:tcMar>
-              <w:top w:w="90" w:type="dxa"/>
-              <w:start w:w="120" w:type="dxa"/>
-              <w:bottom w:w="90" w:type="dxa"/>
-              <w:end w:w="120" w:type="dxa"/>
-            </w:tcMar>
-          </w:tcPr>
-          <w:p>
-            <w:pPr>
-              <w:spacing w:after="40" w:before="20"/>
-            </w:pPr>
-            <w:r>
-              <w:rPr>
-                <w:rFonts w:ascii="Arial" w:hAnsi="Arial"/>
-                <w:color w:val="1F2937"/>
-                <w:sz w:val="28"/>
-              </w:rPr>
-              <w:t>Evidence limits should change the wording of a review item.</w:t>
-            </w:r>
-          </w:p>
-        </w:tc>
-        <w:tc>
-          <w:tcPr>
-            <w:tcW w:type="dxa" w:w="2381"/>
-            <w:vAlign w:val="center"/>
-            <w:tcMar>
-              <w:top w:w="90" w:type="dxa"/>
-              <w:start w:w="120" w:type="dxa"/>
-              <w:bottom w:w="90" w:type="dxa"/>
-              <w:end w:w="120" w:type="dxa"/>
-            </w:tcMar>
-          </w:tcPr>
-          <w:p>
-            <w:pPr>
-              <w:spacing w:after="40" w:before="20"/>
-            </w:pPr>
-            <w:r>
-              <w:rPr>
-                <w:rFonts w:ascii="Arial" w:hAnsi="Arial"/>
-                <w:color w:val="1F2937"/>
-                <w:sz w:val="28"/>
-              </w:rPr>
-              <w:t>Tap targets now have a 48 px concept rule without claiming a measured defect in the source.</w:t>
-            </w:r>
-          </w:p>
-        </w:tc>
-      </w:tr>
-    </w:tbl>
     <w:sectPr>
-      <w:headerReference w:type="default" r:id="rId14"/>
-      <w:footerReference w:type="default" r:id="rId15"/>
-      <w:pgSz w:w="11906" w:h="16838"/>
-      <w:pgMar w:top="1134" w:right="1134" w:bottom="1020" w:left="1134" w:header="454" w:footer="454" w:gutter="0"/>
+      <w:headerReference w:type="default" r:id="rId9"/>
+      <w:footerReference w:type="default" r:id="rId10"/>
+      <w:pgSz w:w="15840" w:h="12240" w:orient="landscape"/>
+      <w:pgMar w:top="1008" w:right="1008" w:bottom="1008" w:left="1008" w:header="504" w:footer="504" w:gutter="0"/>
       <w:cols w:space="720"/>
       <w:docGrid w:linePitch="360"/>
     </w:sectPr>
@@ -4526,26 +1270,31 @@
   <w:p>
     <w:pPr>
       <w:pStyle w:val="Footer"/>
-      <w:jc w:val="center"/>
+      <w:jc w:val="right"/>
     </w:pPr>
     <w:r>
       <w:rPr>
-        <w:rFonts w:ascii="Arial" w:hAnsi="Arial"/>
+        <w:rFonts w:ascii="Calibri" w:hAnsi="Calibri"/>
+        <w:b w:val="0"/>
+        <w:i w:val="0"/>
         <w:color w:val="5B6573"/>
-        <w:sz w:val="28"/>
-      </w:rPr>
-      <w:t xml:space="preserve">PeerReview  |  Group10  |  </w:t>
+        <w:sz w:val="18"/>
+      </w:rPr>
+      <w:t xml:space="preserve">Group10 - PA2 | </w:t>
     </w:r>
     <w:r>
-      <w:rPr>
-        <w:rFonts w:ascii="Arial" w:hAnsi="Arial"/>
-        <w:color w:val="5B6573"/>
-        <w:sz w:val="28"/>
-      </w:rPr>
       <w:fldChar w:fldCharType="begin"/>
-      <w:instrText xml:space="preserve">PAGE</w:instrText>
+    </w:r>
+    <w:r>
+      <w:instrText xml:space="preserve"> PAGE </w:instrText>
+    </w:r>
+    <w:r>
       <w:fldChar w:fldCharType="separate"/>
+    </w:r>
+    <w:r>
       <w:t>1</w:t>
+    </w:r>
+    <w:r>
       <w:fldChar w:fldCharType="end"/>
     </w:r>
   </w:p>
@@ -4562,12 +1311,13 @@
     </w:pPr>
     <w:r>
       <w:rPr>
-        <w:rFonts w:ascii="Arial" w:hAnsi="Arial"/>
-        <w:b/>
-        <w:color w:val="123B65"/>
-        <w:sz w:val="28"/>
-      </w:rPr>
-      <w:t>GROUP10  |  CSC13112 UI/UX DESIGN  |  PEERREVIEW</w:t>
+        <w:rFonts w:ascii="Calibri" w:hAnsi="Calibri"/>
+        <w:b/>
+        <w:i w:val="0"/>
+        <w:color w:val="5B6573"/>
+        <w:sz w:val="18"/>
+      </w:rPr>
+      <w:t>CSC13112 - UI/UX Design | PA2 Review</w:t>
     </w:r>
   </w:p>
 </w:hdr>
@@ -4937,12 +1687,12 @@
     <w:qFormat/>
     <w:rsid w:val="00FC693F"/>
     <w:pPr>
-      <w:spacing w:after="120" w:line="276" w:lineRule="auto"/>
+      <w:spacing w:before="0" w:after="120" w:line="264" w:lineRule="auto"/>
     </w:pPr>
     <w:rPr>
-      <w:rFonts w:ascii="Arial" w:hAnsi="Arial"/>
+      <w:rFonts w:ascii="Calibri" w:hAnsi="Calibri"/>
       <w:color w:val="1F2937"/>
-      <w:sz w:val="28"/>
+      <w:sz w:val="22"/>
     </w:rPr>
   </w:style>
   <w:style w:type="paragraph" w:styleId="Header">
@@ -4959,9 +1709,6 @@
       </w:tabs>
       <w:spacing w:after="0" w:line="240" w:lineRule="auto"/>
     </w:pPr>
-    <w:rPr>
-      <w:sz w:val="28"/>
-    </w:rPr>
   </w:style>
   <w:style w:type="character" w:customStyle="1" w:styleId="HeaderChar">
     <w:name w:val="Header Char"/>
@@ -4984,9 +1731,6 @@
       </w:tabs>
       <w:spacing w:after="0" w:line="240" w:lineRule="auto"/>
     </w:pPr>
-    <w:rPr>
-      <w:sz w:val="28"/>
-    </w:rPr>
   </w:style>
   <w:style w:type="character" w:customStyle="1" w:styleId="FooterChar">
     <w:name w:val="Footer Char"/>
@@ -5006,15 +1750,15 @@
     <w:pPr>
       <w:keepNext/>
       <w:keepLines/>
-      <w:spacing w:before="280" w:after="140"/>
+      <w:spacing w:before="320" w:after="160"/>
       <w:outlineLvl w:val="0"/>
     </w:pPr>
     <w:rPr>
-      <w:rFonts w:asciiTheme="majorHAnsi" w:eastAsiaTheme="majorEastAsia" w:hAnsiTheme="majorHAnsi" w:cstheme="majorBidi" w:ascii="Arial" w:hAnsi="Arial"/>
+      <w:rFonts w:asciiTheme="majorHAnsi" w:eastAsiaTheme="majorEastAsia" w:hAnsiTheme="majorHAnsi" w:cstheme="majorBidi" w:ascii="Calibri" w:hAnsi="Calibri"/>
       <w:b/>
       <w:bCs/>
-      <w:color w:val="123B65"/>
-      <w:sz w:val="34"/>
+      <w:color w:val="2E74B5"/>
+      <w:sz w:val="32"/>
       <w:szCs w:val="28"/>
     </w:rPr>
   </w:style>
@@ -5030,15 +1774,15 @@
     <w:pPr>
       <w:keepNext/>
       <w:keepLines/>
-      <w:spacing w:before="200" w:after="100"/>
+      <w:spacing w:before="240" w:after="120"/>
       <w:outlineLvl w:val="1"/>
     </w:pPr>
     <w:rPr>
-      <w:rFonts w:asciiTheme="majorHAnsi" w:eastAsiaTheme="majorEastAsia" w:hAnsiTheme="majorHAnsi" w:cstheme="majorBidi" w:ascii="Arial" w:hAnsi="Arial"/>
+      <w:rFonts w:asciiTheme="majorHAnsi" w:eastAsiaTheme="majorEastAsia" w:hAnsiTheme="majorHAnsi" w:cstheme="majorBidi" w:ascii="Calibri" w:hAnsi="Calibri"/>
       <w:b/>
       <w:bCs/>
-      <w:color w:val="1D70A2"/>
-      <w:sz w:val="32"/>
+      <w:color w:val="2E74B5"/>
+      <w:sz w:val="26"/>
       <w:szCs w:val="26"/>
     </w:rPr>
   </w:style>
@@ -5058,11 +1802,11 @@
       <w:outlineLvl w:val="2"/>
     </w:pPr>
     <w:rPr>
-      <w:rFonts w:asciiTheme="majorHAnsi" w:eastAsiaTheme="majorEastAsia" w:hAnsiTheme="majorHAnsi" w:cstheme="majorBidi" w:ascii="Arial" w:hAnsi="Arial"/>
+      <w:rFonts w:asciiTheme="majorHAnsi" w:eastAsiaTheme="majorEastAsia" w:hAnsiTheme="majorHAnsi" w:cstheme="majorBidi" w:ascii="Calibri" w:hAnsi="Calibri"/>
       <w:b/>
       <w:bCs/>
-      <w:color w:val="4F7F35"/>
-      <w:sz w:val="28"/>
+      <w:color w:val="1F4D78"/>
+      <w:sz w:val="24"/>
     </w:rPr>
   </w:style>
   <w:style w:type="paragraph" w:styleId="Heading4">
@@ -5088,7 +1832,6 @@
       <w:i/>
       <w:iCs/>
       <w:color w:val="4F81BD" w:themeColor="accent1"/>
-      <w:sz w:val="28"/>
     </w:rPr>
   </w:style>
   <w:style w:type="paragraph" w:styleId="Heading5">
@@ -5110,7 +1853,6 @@
     <w:rPr>
       <w:rFonts w:asciiTheme="majorHAnsi" w:eastAsiaTheme="majorEastAsia" w:hAnsiTheme="majorHAnsi" w:cstheme="majorBidi"/>
       <w:color w:val="243F60" w:themeColor="accent1" w:themeShade="7F"/>
-      <w:sz w:val="28"/>
     </w:rPr>
   </w:style>
   <w:style w:type="paragraph" w:styleId="Heading6">
@@ -5134,7 +1876,6 @@
       <w:i/>
       <w:iCs/>
       <w:color w:val="243F60" w:themeColor="accent1" w:themeShade="7F"/>
-      <w:sz w:val="28"/>
     </w:rPr>
   </w:style>
   <w:style w:type="paragraph" w:styleId="Heading7">
@@ -5158,7 +1899,6 @@
       <w:i/>
       <w:iCs/>
       <w:color w:val="404040" w:themeColor="text1" w:themeTint="BF"/>
-      <w:sz w:val="28"/>
     </w:rPr>
   </w:style>
   <w:style w:type="paragraph" w:styleId="Heading8">
@@ -5180,7 +1920,7 @@
     <w:rPr>
       <w:rFonts w:asciiTheme="majorHAnsi" w:eastAsiaTheme="majorEastAsia" w:hAnsiTheme="majorHAnsi" w:cstheme="majorBidi"/>
       <w:color w:val="4F81BD" w:themeColor="accent1"/>
-      <w:sz w:val="28"/>
+      <w:sz w:val="20"/>
       <w:szCs w:val="20"/>
     </w:rPr>
   </w:style>
@@ -5205,7 +1945,7 @@
       <w:i/>
       <w:iCs/>
       <w:color w:val="404040" w:themeColor="text1" w:themeTint="BF"/>
-      <w:sz w:val="28"/>
+      <w:sz w:val="20"/>
       <w:szCs w:val="20"/>
     </w:rPr>
   </w:style>
@@ -5244,9 +1984,6 @@
     <w:pPr>
       <w:spacing w:after="0" w:line="240" w:lineRule="auto"/>
     </w:pPr>
-    <w:rPr>
-      <w:sz w:val="28"/>
-    </w:rPr>
   </w:style>
   <w:style w:type="character" w:customStyle="1" w:styleId="Heading1Char">
     <w:name w:val="Heading 1 Char"/>
@@ -5300,20 +2037,18 @@
     <w:qFormat/>
     <w:rsid w:val="00FC693F"/>
     <w:pPr>
-      <w:keepNext/>
       <w:pBdr>
         <w:bottom w:val="single" w:sz="8" w:space="4" w:color="4F81BD" w:themeColor="accent1"/>
       </w:pBdr>
-      <w:spacing w:after="160" w:line="240" w:lineRule="auto" w:before="0"/>
+      <w:spacing w:after="300" w:line="240" w:lineRule="auto"/>
       <w:contextualSpacing/>
     </w:pPr>
     <w:rPr>
-      <w:rFonts w:asciiTheme="majorHAnsi" w:eastAsiaTheme="majorEastAsia" w:hAnsiTheme="majorHAnsi" w:cstheme="majorBidi" w:ascii="Arial" w:hAnsi="Arial"/>
-      <w:b/>
-      <w:color w:val="123B65"/>
+      <w:rFonts w:asciiTheme="majorHAnsi" w:eastAsiaTheme="majorEastAsia" w:hAnsiTheme="majorHAnsi" w:cstheme="majorBidi"/>
+      <w:color w:val="17365D" w:themeColor="text2" w:themeShade="BF"/>
       <w:spacing w:val="5"/>
       <w:kern w:val="28"/>
-      <w:sz w:val="56"/>
+      <w:sz w:val="52"/>
       <w:szCs w:val="52"/>
     </w:rPr>
   </w:style>
@@ -5341,20 +2076,17 @@
     <w:qFormat/>
     <w:rsid w:val="00FC693F"/>
     <w:pPr>
-      <w:keepNext/>
       <w:numPr>
         <w:ilvl w:val="1"/>
       </w:numPr>
-      <w:spacing w:before="0" w:after="240"/>
     </w:pPr>
     <w:rPr>
-      <w:rFonts w:asciiTheme="majorHAnsi" w:eastAsiaTheme="majorEastAsia" w:hAnsiTheme="majorHAnsi" w:cstheme="majorBidi" w:ascii="Arial" w:hAnsi="Arial"/>
-      <w:b w:val="0"/>
+      <w:rFonts w:asciiTheme="majorHAnsi" w:eastAsiaTheme="majorEastAsia" w:hAnsiTheme="majorHAnsi" w:cstheme="majorBidi"/>
       <w:i/>
       <w:iCs/>
-      <w:color w:val="5B6573"/>
+      <w:color w:val="4F81BD" w:themeColor="accent1"/>
       <w:spacing w:val="15"/>
-      <w:sz w:val="28"/>
+      <w:sz w:val="24"/>
       <w:szCs w:val="24"/>
     </w:rPr>
   </w:style>
@@ -5384,9 +2116,6 @@
       <w:ind w:left="720"/>
       <w:contextualSpacing/>
     </w:pPr>
-    <w:rPr>
-      <w:sz w:val="28"/>
-    </w:rPr>
   </w:style>
   <w:style w:type="paragraph" w:styleId="BodyText">
     <w:name w:val="Body Text"/>
@@ -5398,9 +2127,6 @@
     <w:pPr>
       <w:spacing w:after="120"/>
     </w:pPr>
-    <w:rPr>
-      <w:sz w:val="28"/>
-    </w:rPr>
   </w:style>
   <w:style w:type="character" w:customStyle="1" w:styleId="BodyTextChar">
     <w:name w:val="Body Text Char"/>
@@ -5419,9 +2145,6 @@
     <w:pPr>
       <w:spacing w:after="120" w:line="480" w:lineRule="auto"/>
     </w:pPr>
-    <w:rPr>
-      <w:sz w:val="28"/>
-    </w:rPr>
   </w:style>
   <w:style w:type="character" w:customStyle="1" w:styleId="BodyText2Char">
     <w:name w:val="Body Text 2 Char"/>
@@ -5441,7 +2164,7 @@
       <w:spacing w:after="120"/>
     </w:pPr>
     <w:rPr>
-      <w:sz w:val="28"/>
+      <w:sz w:val="16"/>
       <w:szCs w:val="16"/>
     </w:rPr>
   </w:style>
@@ -5466,9 +2189,6 @@
       <w:ind w:left="360" w:hanging="360"/>
       <w:contextualSpacing/>
     </w:pPr>
-    <w:rPr>
-      <w:sz w:val="28"/>
-    </w:rPr>
   </w:style>
   <w:style w:type="paragraph" w:styleId="List2">
     <w:name w:val="List 2"/>
@@ -5480,9 +2200,6 @@
       <w:ind w:left="720" w:hanging="360"/>
       <w:contextualSpacing/>
     </w:pPr>
-    <w:rPr>
-      <w:sz w:val="28"/>
-    </w:rPr>
   </w:style>
   <w:style w:type="paragraph" w:styleId="List3">
     <w:name w:val="List 3"/>
@@ -5494,9 +2211,6 @@
       <w:ind w:left="1080" w:hanging="360"/>
       <w:contextualSpacing/>
     </w:pPr>
-    <w:rPr>
-      <w:sz w:val="28"/>
-    </w:rPr>
   </w:style>
   <w:style w:type="paragraph" w:styleId="ListBullet">
     <w:name w:val="List Bullet"/>
@@ -5508,13 +2222,13 @@
       <w:numPr>
         <w:numId w:val="1"/>
       </w:numPr>
-      <w:spacing w:after="60"/>
-      <w:ind w:left="369" w:hanging="170"/>
+      <w:spacing w:after="160" w:line="280" w:lineRule="auto"/>
+      <w:ind w:left="720" w:hanging="360"/>
       <w:contextualSpacing/>
     </w:pPr>
     <w:rPr>
-      <w:rFonts w:ascii="Arial" w:hAnsi="Arial"/>
-      <w:sz w:val="28"/>
+      <w:rFonts w:ascii="Calibri" w:hAnsi="Calibri"/>
+      <w:sz w:val="22"/>
     </w:rPr>
   </w:style>
   <w:style w:type="paragraph" w:styleId="ListBullet2">
@@ -5529,9 +2243,6 @@
       </w:numPr>
       <w:contextualSpacing/>
     </w:pPr>
-    <w:rPr>
-      <w:sz w:val="28"/>
-    </w:rPr>
   </w:style>
   <w:style w:type="paragraph" w:styleId="ListBullet3">
     <w:name w:val="List Bullet 3"/>
@@ -5545,9 +2256,6 @@
       </w:numPr>
       <w:contextualSpacing/>
     </w:pPr>
-    <w:rPr>
-      <w:sz w:val="28"/>
-    </w:rPr>
   </w:style>
   <w:style w:type="paragraph" w:styleId="ListNumber">
     <w:name w:val="List Number"/>
@@ -5559,14 +2267,8 @@
       <w:numPr>
         <w:numId w:val="5"/>
       </w:numPr>
-      <w:spacing w:after="60"/>
-      <w:ind w:left="369" w:hanging="170"/>
       <w:contextualSpacing/>
     </w:pPr>
-    <w:rPr>
-      <w:rFonts w:ascii="Arial" w:hAnsi="Arial"/>
-      <w:sz w:val="28"/>
-    </w:rPr>
   </w:style>
   <w:style w:type="paragraph" w:styleId="ListNumber2">
     <w:name w:val="List Number 2"/>
@@ -5580,9 +2282,6 @@
       </w:numPr>
       <w:contextualSpacing/>
     </w:pPr>
-    <w:rPr>
-      <w:sz w:val="28"/>
-    </w:rPr>
   </w:style>
   <w:style w:type="paragraph" w:styleId="ListNumber3">
     <w:name w:val="List Number 3"/>
@@ -5596,9 +2295,6 @@
       </w:numPr>
       <w:contextualSpacing/>
     </w:pPr>
-    <w:rPr>
-      <w:sz w:val="28"/>
-    </w:rPr>
   </w:style>
   <w:style w:type="paragraph" w:styleId="ListContinue">
     <w:name w:val="List Continue"/>
@@ -5611,9 +2307,6 @@
       <w:ind w:left="360"/>
       <w:contextualSpacing/>
     </w:pPr>
-    <w:rPr>
-      <w:sz w:val="28"/>
-    </w:rPr>
   </w:style>
   <w:style w:type="paragraph" w:styleId="ListContinue2">
     <w:name w:val="List Continue 2"/>
@@ -5626,9 +2319,6 @@
       <w:ind w:left="720"/>
       <w:contextualSpacing/>
     </w:pPr>
-    <w:rPr>
-      <w:sz w:val="28"/>
-    </w:rPr>
   </w:style>
   <w:style w:type="paragraph" w:styleId="ListContinue3">
     <w:name w:val="List Continue 3"/>
@@ -5641,9 +2331,6 @@
       <w:ind w:left="1080"/>
       <w:contextualSpacing/>
     </w:pPr>
-    <w:rPr>
-      <w:sz w:val="28"/>
-    </w:rPr>
   </w:style>
   <w:style w:type="paragraph" w:styleId="MacroText">
     <w:name w:val="macro"/>
@@ -5664,7 +2351,7 @@
     </w:pPr>
     <w:rPr>
       <w:rFonts w:ascii="Courier" w:hAnsi="Courier"/>
-      <w:sz w:val="28"/>
+      <w:sz w:val="20"/>
       <w:szCs w:val="20"/>
     </w:rPr>
   </w:style>
@@ -5692,7 +2379,6 @@
       <w:i/>
       <w:iCs/>
       <w:color w:val="000000" w:themeColor="text1"/>
-      <w:sz w:val="28"/>
     </w:rPr>
   </w:style>
   <w:style w:type="character" w:customStyle="1" w:styleId="QuoteChar">
@@ -5809,7 +2495,7 @@
       <w:b/>
       <w:bCs/>
       <w:color w:val="4F81BD" w:themeColor="accent1"/>
-      <w:sz w:val="28"/>
+      <w:sz w:val="18"/>
       <w:szCs w:val="18"/>
     </w:rPr>
   </w:style>
@@ -5856,7 +2542,6 @@
       <w:i/>
       <w:iCs/>
       <w:color w:val="4F81BD" w:themeColor="accent1"/>
-      <w:sz w:val="28"/>
     </w:rPr>
   </w:style>
   <w:style w:type="character" w:customStyle="1" w:styleId="IntenseQuoteChar">
@@ -5951,9 +2636,6 @@
     <w:pPr>
       <w:outlineLvl w:val="9"/>
     </w:pPr>
-    <w:rPr>
-      <w:sz w:val="28"/>
-    </w:rPr>
   </w:style>
   <w:style w:type="table" w:styleId="TableGrid">
     <w:name w:val="Table Grid"/>
